--- a/FinRadar_Proje_Dokumani.docx
+++ b/FinRadar_Proje_Dokumani.docx
@@ -15,8 +15,20 @@
           <w:sz w:val="64"/>
           <w:szCs w:val="64"/>
         </w:rPr>
-        <w:t>💸 FinRadar</w:t>
-      </w:r>
+        <w:t xml:space="preserve">💸 </w:t>
+      </w:r>
+      <w:proofErr w:type="spellStart"/>
+      <w:r>
+        <w:rPr>
+          <w:b/>
+          <w:bCs/>
+          <w:color w:val="1A56DB"/>
+          <w:sz w:val="64"/>
+          <w:szCs w:val="64"/>
+        </w:rPr>
+        <w:t>FinRadar</w:t>
+      </w:r>
+      <w:proofErr w:type="spellEnd"/>
     </w:p>
     <w:p>
       <w:pPr>
@@ -68,12 +80,6 @@
         <w:gridCol w:w="4680"/>
       </w:tblGrid>
       <w:tr>
-        <w:tblPrEx>
-          <w:tblCellMar>
-            <w:top w:w="0" w:type="dxa"/>
-            <w:bottom w:w="0" w:type="dxa"/>
-          </w:tblCellMar>
-        </w:tblPrEx>
         <w:tc>
           <w:tcPr>
             <w:tcW w:w="4680" w:type="dxa"/>
@@ -144,24 +150,56 @@
             </w:r>
           </w:p>
           <w:p>
-            <w:r>
-              <w:rPr>
-                <w:color w:val="1E293B"/>
-                <w:sz w:val="20"/>
-                <w:szCs w:val="20"/>
-              </w:rPr>
-              <w:t>Kotlin + Jetpack Compose</w:t>
-            </w:r>
+            <w:proofErr w:type="spellStart"/>
+            <w:r>
+              <w:rPr>
+                <w:color w:val="1E293B"/>
+                <w:sz w:val="20"/>
+                <w:szCs w:val="20"/>
+              </w:rPr>
+              <w:t>Kotlin</w:t>
+            </w:r>
+            <w:proofErr w:type="spellEnd"/>
+            <w:r>
+              <w:rPr>
+                <w:color w:val="1E293B"/>
+                <w:sz w:val="20"/>
+                <w:szCs w:val="20"/>
+              </w:rPr>
+              <w:t xml:space="preserve"> + </w:t>
+            </w:r>
+            <w:proofErr w:type="spellStart"/>
+            <w:r>
+              <w:rPr>
+                <w:color w:val="1E293B"/>
+                <w:sz w:val="20"/>
+                <w:szCs w:val="20"/>
+              </w:rPr>
+              <w:t>Jetpack</w:t>
+            </w:r>
+            <w:proofErr w:type="spellEnd"/>
+            <w:r>
+              <w:rPr>
+                <w:color w:val="1E293B"/>
+                <w:sz w:val="20"/>
+                <w:szCs w:val="20"/>
+              </w:rPr>
+              <w:t xml:space="preserve"> </w:t>
+            </w:r>
+            <w:proofErr w:type="spellStart"/>
+            <w:r>
+              <w:rPr>
+                <w:color w:val="1E293B"/>
+                <w:sz w:val="20"/>
+                <w:szCs w:val="20"/>
+              </w:rPr>
+              <w:t>Compose</w:t>
+            </w:r>
+            <w:proofErr w:type="spellEnd"/>
           </w:p>
         </w:tc>
       </w:tr>
       <w:tr>
-        <w:tblPrEx>
-          <w:tblCellMar>
-            <w:top w:w="0" w:type="dxa"/>
-            <w:bottom w:w="0" w:type="dxa"/>
-          </w:tblCellMar>
-        </w:tblPrEx>
         <w:tc>
           <w:tcPr>
             <w:tcW w:w="4680" w:type="dxa"/>
@@ -238,7 +276,25 @@
                 <w:sz w:val="20"/>
                 <w:szCs w:val="20"/>
               </w:rPr>
-              <w:t>Yalnızca cihazda (offline-first)</w:t>
+              <w:t>Yalnızca cihazda (offline-</w:t>
+            </w:r>
+            <w:proofErr w:type="spellStart"/>
+            <w:r>
+              <w:rPr>
+                <w:color w:val="1E293B"/>
+                <w:sz w:val="20"/>
+                <w:szCs w:val="20"/>
+              </w:rPr>
+              <w:t>first</w:t>
+            </w:r>
+            <w:proofErr w:type="spellEnd"/>
+            <w:r>
+              <w:rPr>
+                <w:color w:val="1E293B"/>
+                <w:sz w:val="20"/>
+                <w:szCs w:val="20"/>
+              </w:rPr>
+              <w:t>)</w:t>
             </w:r>
           </w:p>
         </w:tc>
@@ -270,11 +326,33 @@
       <w:pPr>
         <w:spacing w:before="80" w:after="80"/>
       </w:pPr>
-      <w:r>
-        <w:rPr>
-          <w:color w:val="1E293B"/>
-        </w:rPr>
-        <w:t>FinRadar, kullanıcıların banka SMS'lerini ve bildirimlerini yerel olarak (cihaz içinde) tarayarak tüm sabit abonelik giderlerini otomatik tespit eden, kategorize eden ve zam uyarısı veren bir Android uygulamasıdır.</w:t>
+      <w:proofErr w:type="spellStart"/>
+      <w:r>
+        <w:rPr>
+          <w:color w:val="1E293B"/>
+        </w:rPr>
+        <w:t>FinRadar</w:t>
+      </w:r>
+      <w:proofErr w:type="spellEnd"/>
+      <w:r>
+        <w:rPr>
+          <w:color w:val="1E293B"/>
+        </w:rPr>
+        <w:t xml:space="preserve">, kullanıcıların banka </w:t>
+      </w:r>
+      <w:proofErr w:type="spellStart"/>
+      <w:r>
+        <w:rPr>
+          <w:color w:val="1E293B"/>
+        </w:rPr>
+        <w:t>SMS'lerini</w:t>
+      </w:r>
+      <w:proofErr w:type="spellEnd"/>
+      <w:r>
+        <w:rPr>
+          <w:color w:val="1E293B"/>
+        </w:rPr>
+        <w:t xml:space="preserve"> ve bildirimlerini yerel olarak (cihaz içinde) tarayarak tüm sabit abonelik giderlerini otomatik tespit eden, kategorize eden ve zam uyarısı veren bir Android uygulamasıdır.</w:t>
       </w:r>
     </w:p>
     <w:p>
@@ -318,11 +396,19 @@
       <w:pPr>
         <w:spacing w:before="80" w:after="80"/>
       </w:pPr>
-      <w:r>
-        <w:rPr>
-          <w:color w:val="1E293B"/>
-        </w:rPr>
-        <w:t>FinRadar üç temel katmandan oluşur:</w:t>
+      <w:proofErr w:type="spellStart"/>
+      <w:r>
+        <w:rPr>
+          <w:color w:val="1E293B"/>
+        </w:rPr>
+        <w:t>FinRadar</w:t>
+      </w:r>
+      <w:proofErr w:type="spellEnd"/>
+      <w:r>
+        <w:rPr>
+          <w:color w:val="1E293B"/>
+        </w:rPr>
+        <w:t xml:space="preserve"> üç temel katmandan oluşur:</w:t>
       </w:r>
     </w:p>
     <w:p>
@@ -419,12 +505,6 @@
         <w:gridCol w:w="6360"/>
       </w:tblGrid>
       <w:tr>
-        <w:tblPrEx>
-          <w:tblCellMar>
-            <w:top w:w="0" w:type="dxa"/>
-            <w:bottom w:w="0" w:type="dxa"/>
-          </w:tblCellMar>
-        </w:tblPrEx>
         <w:trPr>
           <w:tblHeader/>
         </w:trPr>
@@ -490,12 +570,6 @@
         </w:tc>
       </w:tr>
       <w:tr>
-        <w:tblPrEx>
-          <w:tblCellMar>
-            <w:top w:w="0" w:type="dxa"/>
-            <w:bottom w:w="0" w:type="dxa"/>
-          </w:tblCellMar>
-        </w:tblPrEx>
         <w:tc>
           <w:tcPr>
             <w:tcW w:w="3000" w:type="dxa"/>
@@ -544,24 +618,28 @@
             </w:tcMar>
           </w:tcPr>
           <w:p>
-            <w:r>
-              <w:rPr>
-                <w:color w:val="1E293B"/>
-                <w:sz w:val="20"/>
-                <w:szCs w:val="20"/>
-              </w:rPr>
-              <w:t>Kotlin (JVM 17+)</w:t>
+            <w:proofErr w:type="spellStart"/>
+            <w:r>
+              <w:rPr>
+                <w:color w:val="1E293B"/>
+                <w:sz w:val="20"/>
+                <w:szCs w:val="20"/>
+              </w:rPr>
+              <w:t>Kotlin</w:t>
+            </w:r>
+            <w:proofErr w:type="spellEnd"/>
+            <w:r>
+              <w:rPr>
+                <w:color w:val="1E293B"/>
+                <w:sz w:val="20"/>
+                <w:szCs w:val="20"/>
+              </w:rPr>
+              <w:t xml:space="preserve"> (JVM 17+)</w:t>
             </w:r>
           </w:p>
         </w:tc>
       </w:tr>
       <w:tr>
-        <w:tblPrEx>
-          <w:tblCellMar>
-            <w:top w:w="0" w:type="dxa"/>
-            <w:bottom w:w="0" w:type="dxa"/>
-          </w:tblCellMar>
-        </w:tblPrEx>
         <w:tc>
           <w:tcPr>
             <w:tcW w:w="3000" w:type="dxa"/>
@@ -610,24 +688,64 @@
             </w:tcMar>
           </w:tcPr>
           <w:p>
-            <w:r>
-              <w:rPr>
-                <w:color w:val="1E293B"/>
-                <w:sz w:val="20"/>
-                <w:szCs w:val="20"/>
-              </w:rPr>
-              <w:t>Jetpack Compose (Material 3)</w:t>
+            <w:proofErr w:type="spellStart"/>
+            <w:r>
+              <w:rPr>
+                <w:color w:val="1E293B"/>
+                <w:sz w:val="20"/>
+                <w:szCs w:val="20"/>
+              </w:rPr>
+              <w:t>Jetpack</w:t>
+            </w:r>
+            <w:proofErr w:type="spellEnd"/>
+            <w:r>
+              <w:rPr>
+                <w:color w:val="1E293B"/>
+                <w:sz w:val="20"/>
+                <w:szCs w:val="20"/>
+              </w:rPr>
+              <w:t xml:space="preserve"> </w:t>
+            </w:r>
+            <w:proofErr w:type="spellStart"/>
+            <w:r>
+              <w:rPr>
+                <w:color w:val="1E293B"/>
+                <w:sz w:val="20"/>
+                <w:szCs w:val="20"/>
+              </w:rPr>
+              <w:t>Compose</w:t>
+            </w:r>
+            <w:proofErr w:type="spellEnd"/>
+            <w:r>
+              <w:rPr>
+                <w:color w:val="1E293B"/>
+                <w:sz w:val="20"/>
+                <w:szCs w:val="20"/>
+              </w:rPr>
+              <w:t xml:space="preserve"> (</w:t>
+            </w:r>
+            <w:proofErr w:type="spellStart"/>
+            <w:r>
+              <w:rPr>
+                <w:color w:val="1E293B"/>
+                <w:sz w:val="20"/>
+                <w:szCs w:val="20"/>
+              </w:rPr>
+              <w:t>Material</w:t>
+            </w:r>
+            <w:proofErr w:type="spellEnd"/>
+            <w:r>
+              <w:rPr>
+                <w:color w:val="1E293B"/>
+                <w:sz w:val="20"/>
+                <w:szCs w:val="20"/>
+              </w:rPr>
+              <w:t xml:space="preserve"> 3)</w:t>
             </w:r>
           </w:p>
         </w:tc>
       </w:tr>
       <w:tr>
-        <w:tblPrEx>
-          <w:tblCellMar>
-            <w:top w:w="0" w:type="dxa"/>
-            <w:bottom w:w="0" w:type="dxa"/>
-          </w:tblCellMar>
-        </w:tblPrEx>
         <w:tc>
           <w:tcPr>
             <w:tcW w:w="3000" w:type="dxa"/>
@@ -682,18 +800,30 @@
                 <w:sz w:val="20"/>
                 <w:szCs w:val="20"/>
               </w:rPr>
-              <w:t>MVVM + Clean Architecture</w:t>
+              <w:t xml:space="preserve">MVVM + </w:t>
+            </w:r>
+            <w:proofErr w:type="spellStart"/>
+            <w:r>
+              <w:rPr>
+                <w:color w:val="1E293B"/>
+                <w:sz w:val="20"/>
+                <w:szCs w:val="20"/>
+              </w:rPr>
+              <w:t>Clean</w:t>
+            </w:r>
+            <w:proofErr w:type="spellEnd"/>
+            <w:r>
+              <w:rPr>
+                <w:color w:val="1E293B"/>
+                <w:sz w:val="20"/>
+                <w:szCs w:val="20"/>
+              </w:rPr>
+              <w:t xml:space="preserve"> Architecture</w:t>
             </w:r>
           </w:p>
         </w:tc>
       </w:tr>
       <w:tr>
-        <w:tblPrEx>
-          <w:tblCellMar>
-            <w:top w:w="0" w:type="dxa"/>
-            <w:bottom w:w="0" w:type="dxa"/>
-          </w:tblCellMar>
-        </w:tblPrEx>
         <w:tc>
           <w:tcPr>
             <w:tcW w:w="3000" w:type="dxa"/>
@@ -742,24 +872,46 @@
             </w:tcMar>
           </w:tcPr>
           <w:p>
-            <w:r>
-              <w:rPr>
-                <w:color w:val="1E293B"/>
-                <w:sz w:val="20"/>
-                <w:szCs w:val="20"/>
-              </w:rPr>
-              <w:t>Hilt (Dagger tabanlı)</w:t>
+            <w:proofErr w:type="spellStart"/>
+            <w:r>
+              <w:rPr>
+                <w:color w:val="1E293B"/>
+                <w:sz w:val="20"/>
+                <w:szCs w:val="20"/>
+              </w:rPr>
+              <w:t>Hilt</w:t>
+            </w:r>
+            <w:proofErr w:type="spellEnd"/>
+            <w:r>
+              <w:rPr>
+                <w:color w:val="1E293B"/>
+                <w:sz w:val="20"/>
+                <w:szCs w:val="20"/>
+              </w:rPr>
+              <w:t xml:space="preserve"> (</w:t>
+            </w:r>
+            <w:proofErr w:type="spellStart"/>
+            <w:r>
+              <w:rPr>
+                <w:color w:val="1E293B"/>
+                <w:sz w:val="20"/>
+                <w:szCs w:val="20"/>
+              </w:rPr>
+              <w:t>Dagger</w:t>
+            </w:r>
+            <w:proofErr w:type="spellEnd"/>
+            <w:r>
+              <w:rPr>
+                <w:color w:val="1E293B"/>
+                <w:sz w:val="20"/>
+                <w:szCs w:val="20"/>
+              </w:rPr>
+              <w:t xml:space="preserve"> tabanlı)</w:t>
             </w:r>
           </w:p>
         </w:tc>
       </w:tr>
       <w:tr>
-        <w:tblPrEx>
-          <w:tblCellMar>
-            <w:top w:w="0" w:type="dxa"/>
-            <w:bottom w:w="0" w:type="dxa"/>
-          </w:tblCellMar>
-        </w:tblPrEx>
         <w:tc>
           <w:tcPr>
             <w:tcW w:w="3000" w:type="dxa"/>
@@ -778,6 +930,7 @@
             </w:tcMar>
           </w:tcPr>
           <w:p>
+            <w:proofErr w:type="spellStart"/>
             <w:r>
               <w:rPr>
                 <w:b/>
@@ -788,6 +941,7 @@
               </w:rPr>
               <w:t>Veritabanı</w:t>
             </w:r>
+            <w:proofErr w:type="spellEnd"/>
           </w:p>
         </w:tc>
         <w:tc>
@@ -808,24 +962,46 @@
             </w:tcMar>
           </w:tcPr>
           <w:p>
-            <w:r>
-              <w:rPr>
-                <w:color w:val="1E293B"/>
-                <w:sz w:val="20"/>
-                <w:szCs w:val="20"/>
-              </w:rPr>
-              <w:t>Room (SQLite üzeri ORM)</w:t>
+            <w:proofErr w:type="spellStart"/>
+            <w:r>
+              <w:rPr>
+                <w:color w:val="1E293B"/>
+                <w:sz w:val="20"/>
+                <w:szCs w:val="20"/>
+              </w:rPr>
+              <w:t>Room</w:t>
+            </w:r>
+            <w:proofErr w:type="spellEnd"/>
+            <w:r>
+              <w:rPr>
+                <w:color w:val="1E293B"/>
+                <w:sz w:val="20"/>
+                <w:szCs w:val="20"/>
+              </w:rPr>
+              <w:t xml:space="preserve"> (</w:t>
+            </w:r>
+            <w:proofErr w:type="spellStart"/>
+            <w:r>
+              <w:rPr>
+                <w:color w:val="1E293B"/>
+                <w:sz w:val="20"/>
+                <w:szCs w:val="20"/>
+              </w:rPr>
+              <w:t>SQLite</w:t>
+            </w:r>
+            <w:proofErr w:type="spellEnd"/>
+            <w:r>
+              <w:rPr>
+                <w:color w:val="1E293B"/>
+                <w:sz w:val="20"/>
+                <w:szCs w:val="20"/>
+              </w:rPr>
+              <w:t xml:space="preserve"> üzeri ORM)</w:t>
             </w:r>
           </w:p>
         </w:tc>
       </w:tr>
       <w:tr>
-        <w:tblPrEx>
-          <w:tblCellMar>
-            <w:top w:w="0" w:type="dxa"/>
-            <w:bottom w:w="0" w:type="dxa"/>
-          </w:tblCellMar>
-        </w:tblPrEx>
         <w:tc>
           <w:tcPr>
             <w:tcW w:w="3000" w:type="dxa"/>
@@ -874,24 +1050,56 @@
             </w:tcMar>
           </w:tcPr>
           <w:p>
-            <w:r>
-              <w:rPr>
-                <w:color w:val="1E293B"/>
-                <w:sz w:val="20"/>
-                <w:szCs w:val="20"/>
-              </w:rPr>
-              <w:t>Kotlin Coroutines + Flow</w:t>
-            </w:r>
+            <w:proofErr w:type="spellStart"/>
+            <w:r>
+              <w:rPr>
+                <w:color w:val="1E293B"/>
+                <w:sz w:val="20"/>
+                <w:szCs w:val="20"/>
+              </w:rPr>
+              <w:t>Kotlin</w:t>
+            </w:r>
+            <w:proofErr w:type="spellEnd"/>
+            <w:r>
+              <w:rPr>
+                <w:color w:val="1E293B"/>
+                <w:sz w:val="20"/>
+                <w:szCs w:val="20"/>
+              </w:rPr>
+              <w:t xml:space="preserve"> </w:t>
+            </w:r>
+            <w:proofErr w:type="spellStart"/>
+            <w:r>
+              <w:rPr>
+                <w:color w:val="1E293B"/>
+                <w:sz w:val="20"/>
+                <w:szCs w:val="20"/>
+              </w:rPr>
+              <w:t>Coroutines</w:t>
+            </w:r>
+            <w:proofErr w:type="spellEnd"/>
+            <w:r>
+              <w:rPr>
+                <w:color w:val="1E293B"/>
+                <w:sz w:val="20"/>
+                <w:szCs w:val="20"/>
+              </w:rPr>
+              <w:t xml:space="preserve"> + </w:t>
+            </w:r>
+            <w:proofErr w:type="spellStart"/>
+            <w:r>
+              <w:rPr>
+                <w:color w:val="1E293B"/>
+                <w:sz w:val="20"/>
+                <w:szCs w:val="20"/>
+              </w:rPr>
+              <w:t>Flow</w:t>
+            </w:r>
+            <w:proofErr w:type="spellEnd"/>
           </w:p>
         </w:tc>
       </w:tr>
       <w:tr>
-        <w:tblPrEx>
-          <w:tblCellMar>
-            <w:top w:w="0" w:type="dxa"/>
-            <w:bottom w:w="0" w:type="dxa"/>
-          </w:tblCellMar>
-        </w:tblPrEx>
         <w:tc>
           <w:tcPr>
             <w:tcW w:w="3000" w:type="dxa"/>
@@ -940,24 +1148,46 @@
             </w:tcMar>
           </w:tcPr>
           <w:p>
-            <w:r>
-              <w:rPr>
-                <w:color w:val="1E293B"/>
-                <w:sz w:val="20"/>
-                <w:szCs w:val="20"/>
-              </w:rPr>
-              <w:t>Jetpack Navigation Component</w:t>
+            <w:proofErr w:type="spellStart"/>
+            <w:r>
+              <w:rPr>
+                <w:color w:val="1E293B"/>
+                <w:sz w:val="20"/>
+                <w:szCs w:val="20"/>
+              </w:rPr>
+              <w:t>Jetpack</w:t>
+            </w:r>
+            <w:proofErr w:type="spellEnd"/>
+            <w:r>
+              <w:rPr>
+                <w:color w:val="1E293B"/>
+                <w:sz w:val="20"/>
+                <w:szCs w:val="20"/>
+              </w:rPr>
+              <w:t xml:space="preserve"> </w:t>
+            </w:r>
+            <w:proofErr w:type="spellStart"/>
+            <w:r>
+              <w:rPr>
+                <w:color w:val="1E293B"/>
+                <w:sz w:val="20"/>
+                <w:szCs w:val="20"/>
+              </w:rPr>
+              <w:t>Navigation</w:t>
+            </w:r>
+            <w:proofErr w:type="spellEnd"/>
+            <w:r>
+              <w:rPr>
+                <w:color w:val="1E293B"/>
+                <w:sz w:val="20"/>
+                <w:szCs w:val="20"/>
+              </w:rPr>
+              <w:t xml:space="preserve"> Component</w:t>
             </w:r>
           </w:p>
         </w:tc>
       </w:tr>
       <w:tr>
-        <w:tblPrEx>
-          <w:tblCellMar>
-            <w:top w:w="0" w:type="dxa"/>
-            <w:bottom w:w="0" w:type="dxa"/>
-          </w:tblCellMar>
-        </w:tblPrEx>
         <w:tc>
           <w:tcPr>
             <w:tcW w:w="3000" w:type="dxa"/>
@@ -1006,24 +1236,38 @@
             </w:tcMar>
           </w:tcPr>
           <w:p>
-            <w:r>
-              <w:rPr>
-                <w:color w:val="1E293B"/>
-                <w:sz w:val="20"/>
-                <w:szCs w:val="20"/>
-              </w:rPr>
-              <w:t>NotificationListenerService + SmsManager</w:t>
-            </w:r>
+            <w:proofErr w:type="spellStart"/>
+            <w:r>
+              <w:rPr>
+                <w:color w:val="1E293B"/>
+                <w:sz w:val="20"/>
+                <w:szCs w:val="20"/>
+              </w:rPr>
+              <w:t>NotificationListenerService</w:t>
+            </w:r>
+            <w:proofErr w:type="spellEnd"/>
+            <w:r>
+              <w:rPr>
+                <w:color w:val="1E293B"/>
+                <w:sz w:val="20"/>
+                <w:szCs w:val="20"/>
+              </w:rPr>
+              <w:t xml:space="preserve"> + </w:t>
+            </w:r>
+            <w:proofErr w:type="spellStart"/>
+            <w:r>
+              <w:rPr>
+                <w:color w:val="1E293B"/>
+                <w:sz w:val="20"/>
+                <w:szCs w:val="20"/>
+              </w:rPr>
+              <w:t>SmsManager</w:t>
+            </w:r>
+            <w:proofErr w:type="spellEnd"/>
           </w:p>
         </w:tc>
       </w:tr>
       <w:tr>
-        <w:tblPrEx>
-          <w:tblCellMar>
-            <w:top w:w="0" w:type="dxa"/>
-            <w:bottom w:w="0" w:type="dxa"/>
-          </w:tblCellMar>
-        </w:tblPrEx>
         <w:tc>
           <w:tcPr>
             <w:tcW w:w="3000" w:type="dxa"/>
@@ -1072,24 +1316,64 @@
             </w:tcMar>
           </w:tcPr>
           <w:p>
-            <w:r>
-              <w:rPr>
-                <w:color w:val="1E293B"/>
-                <w:sz w:val="20"/>
-                <w:szCs w:val="20"/>
-              </w:rPr>
-              <w:t>SQLCipher (Room şifrelemesi) + BiometricPrompt API</w:t>
+            <w:proofErr w:type="spellStart"/>
+            <w:r>
+              <w:rPr>
+                <w:color w:val="1E293B"/>
+                <w:sz w:val="20"/>
+                <w:szCs w:val="20"/>
+              </w:rPr>
+              <w:t>SQLCipher</w:t>
+            </w:r>
+            <w:proofErr w:type="spellEnd"/>
+            <w:r>
+              <w:rPr>
+                <w:color w:val="1E293B"/>
+                <w:sz w:val="20"/>
+                <w:szCs w:val="20"/>
+              </w:rPr>
+              <w:t xml:space="preserve"> (</w:t>
+            </w:r>
+            <w:proofErr w:type="spellStart"/>
+            <w:r>
+              <w:rPr>
+                <w:color w:val="1E293B"/>
+                <w:sz w:val="20"/>
+                <w:szCs w:val="20"/>
+              </w:rPr>
+              <w:t>Room</w:t>
+            </w:r>
+            <w:proofErr w:type="spellEnd"/>
+            <w:r>
+              <w:rPr>
+                <w:color w:val="1E293B"/>
+                <w:sz w:val="20"/>
+                <w:szCs w:val="20"/>
+              </w:rPr>
+              <w:t xml:space="preserve"> şifrelemesi) + </w:t>
+            </w:r>
+            <w:proofErr w:type="spellStart"/>
+            <w:r>
+              <w:rPr>
+                <w:color w:val="1E293B"/>
+                <w:sz w:val="20"/>
+                <w:szCs w:val="20"/>
+              </w:rPr>
+              <w:t>BiometricPrompt</w:t>
+            </w:r>
+            <w:proofErr w:type="spellEnd"/>
+            <w:r>
+              <w:rPr>
+                <w:color w:val="1E293B"/>
+                <w:sz w:val="20"/>
+                <w:szCs w:val="20"/>
+              </w:rPr>
+              <w:t xml:space="preserve"> API</w:t>
             </w:r>
           </w:p>
         </w:tc>
       </w:tr>
       <w:tr>
-        <w:tblPrEx>
-          <w:tblCellMar>
-            <w:top w:w="0" w:type="dxa"/>
-            <w:bottom w:w="0" w:type="dxa"/>
-          </w:tblCellMar>
-        </w:tblPrEx>
         <w:tc>
           <w:tcPr>
             <w:tcW w:w="3000" w:type="dxa"/>
@@ -1144,18 +1428,58 @@
                 <w:sz w:val="20"/>
                 <w:szCs w:val="20"/>
               </w:rPr>
-              <w:t>JUnit5 + MockK + Compose Testing</w:t>
-            </w:r>
+              <w:t xml:space="preserve">JUnit5 + </w:t>
+            </w:r>
+            <w:proofErr w:type="spellStart"/>
+            <w:r>
+              <w:rPr>
+                <w:color w:val="1E293B"/>
+                <w:sz w:val="20"/>
+                <w:szCs w:val="20"/>
+              </w:rPr>
+              <w:t>MockK</w:t>
+            </w:r>
+            <w:proofErr w:type="spellEnd"/>
+            <w:r>
+              <w:rPr>
+                <w:color w:val="1E293B"/>
+                <w:sz w:val="20"/>
+                <w:szCs w:val="20"/>
+              </w:rPr>
+              <w:t xml:space="preserve"> + </w:t>
+            </w:r>
+            <w:proofErr w:type="spellStart"/>
+            <w:r>
+              <w:rPr>
+                <w:color w:val="1E293B"/>
+                <w:sz w:val="20"/>
+                <w:szCs w:val="20"/>
+              </w:rPr>
+              <w:t>Compose</w:t>
+            </w:r>
+            <w:proofErr w:type="spellEnd"/>
+            <w:r>
+              <w:rPr>
+                <w:color w:val="1E293B"/>
+                <w:sz w:val="20"/>
+                <w:szCs w:val="20"/>
+              </w:rPr>
+              <w:t xml:space="preserve"> </w:t>
+            </w:r>
+            <w:proofErr w:type="spellStart"/>
+            <w:r>
+              <w:rPr>
+                <w:color w:val="1E293B"/>
+                <w:sz w:val="20"/>
+                <w:szCs w:val="20"/>
+              </w:rPr>
+              <w:t>Testing</w:t>
+            </w:r>
+            <w:proofErr w:type="spellEnd"/>
           </w:p>
         </w:tc>
       </w:tr>
       <w:tr>
-        <w:tblPrEx>
-          <w:tblCellMar>
-            <w:top w:w="0" w:type="dxa"/>
-            <w:bottom w:w="0" w:type="dxa"/>
-          </w:tblCellMar>
-        </w:tblPrEx>
         <w:tc>
           <w:tcPr>
             <w:tcW w:w="3000" w:type="dxa"/>
@@ -1174,6 +1498,7 @@
             </w:tcMar>
           </w:tcPr>
           <w:p>
+            <w:proofErr w:type="spellStart"/>
             <w:r>
               <w:rPr>
                 <w:b/>
@@ -1182,7 +1507,18 @@
                 <w:sz w:val="20"/>
                 <w:szCs w:val="20"/>
               </w:rPr>
-              <w:t>Crash Raporlama</w:t>
+              <w:t>Crash</w:t>
+            </w:r>
+            <w:proofErr w:type="spellEnd"/>
+            <w:r>
+              <w:rPr>
+                <w:b/>
+                <w:bCs/>
+                <w:color w:val="1E293B"/>
+                <w:sz w:val="20"/>
+                <w:szCs w:val="20"/>
+              </w:rPr>
+              <w:t xml:space="preserve"> Raporlama</w:t>
             </w:r>
           </w:p>
         </w:tc>
@@ -1204,13 +1540,59 @@
             </w:tcMar>
           </w:tcPr>
           <w:p>
-            <w:r>
-              <w:rPr>
-                <w:color w:val="1E293B"/>
-                <w:sz w:val="20"/>
-                <w:szCs w:val="20"/>
-              </w:rPr>
-              <w:t>Firebase Crashlytics (tek Firebase servisi)</w:t>
+            <w:proofErr w:type="spellStart"/>
+            <w:r>
+              <w:rPr>
+                <w:color w:val="1E293B"/>
+                <w:sz w:val="20"/>
+                <w:szCs w:val="20"/>
+              </w:rPr>
+              <w:t>Firebase</w:t>
+            </w:r>
+            <w:proofErr w:type="spellEnd"/>
+            <w:r>
+              <w:rPr>
+                <w:color w:val="1E293B"/>
+                <w:sz w:val="20"/>
+                <w:szCs w:val="20"/>
+              </w:rPr>
+              <w:t xml:space="preserve"> </w:t>
+            </w:r>
+            <w:proofErr w:type="spellStart"/>
+            <w:r>
+              <w:rPr>
+                <w:color w:val="1E293B"/>
+                <w:sz w:val="20"/>
+                <w:szCs w:val="20"/>
+              </w:rPr>
+              <w:t>Crashlytics</w:t>
+            </w:r>
+            <w:proofErr w:type="spellEnd"/>
+            <w:r>
+              <w:rPr>
+                <w:color w:val="1E293B"/>
+                <w:sz w:val="20"/>
+                <w:szCs w:val="20"/>
+              </w:rPr>
+              <w:t xml:space="preserve"> (tek </w:t>
+            </w:r>
+            <w:proofErr w:type="spellStart"/>
+            <w:r>
+              <w:rPr>
+                <w:color w:val="1E293B"/>
+                <w:sz w:val="20"/>
+                <w:szCs w:val="20"/>
+              </w:rPr>
+              <w:t>Firebase</w:t>
+            </w:r>
+            <w:proofErr w:type="spellEnd"/>
+            <w:r>
+              <w:rPr>
+                <w:color w:val="1E293B"/>
+                <w:sz w:val="20"/>
+                <w:szCs w:val="20"/>
+              </w:rPr>
+              <w:t xml:space="preserve"> servisi)</w:t>
             </w:r>
           </w:p>
         </w:tc>
@@ -1273,14 +1655,27 @@
             <w:pPr>
               <w:spacing w:before="20" w:after="20"/>
             </w:pPr>
-            <w:r>
-              <w:rPr>
-                <w:rFonts w:ascii="Courier New" w:eastAsia="Courier New" w:hAnsi="Courier New" w:cs="Courier New"/>
-                <w:color w:val="A5F3FC"/>
-                <w:sz w:val="18"/>
-                <w:szCs w:val="18"/>
-              </w:rPr>
-              <w:t>finradar/</w:t>
+            <w:proofErr w:type="spellStart"/>
+            <w:proofErr w:type="gramStart"/>
+            <w:r>
+              <w:rPr>
+                <w:rFonts w:ascii="Courier New" w:eastAsia="Courier New" w:hAnsi="Courier New" w:cs="Courier New"/>
+                <w:color w:val="A5F3FC"/>
+                <w:sz w:val="18"/>
+                <w:szCs w:val="18"/>
+              </w:rPr>
+              <w:t>finradar</w:t>
+            </w:r>
+            <w:proofErr w:type="spellEnd"/>
+            <w:proofErr w:type="gramEnd"/>
+            <w:r>
+              <w:rPr>
+                <w:rFonts w:ascii="Courier New" w:eastAsia="Courier New" w:hAnsi="Courier New" w:cs="Courier New"/>
+                <w:color w:val="A5F3FC"/>
+                <w:sz w:val="18"/>
+                <w:szCs w:val="18"/>
+              </w:rPr>
+              <w:t>/</w:t>
             </w:r>
           </w:p>
         </w:tc>
@@ -1314,7 +1709,27 @@
                 <w:sz w:val="18"/>
                 <w:szCs w:val="18"/>
               </w:rPr>
-              <w:t>├── data/</w:t>
+              <w:t xml:space="preserve">├── </w:t>
+            </w:r>
+            <w:proofErr w:type="gramStart"/>
+            <w:r>
+              <w:rPr>
+                <w:rFonts w:ascii="Courier New" w:eastAsia="Courier New" w:hAnsi="Courier New" w:cs="Courier New"/>
+                <w:color w:val="A5F3FC"/>
+                <w:sz w:val="18"/>
+                <w:szCs w:val="18"/>
+              </w:rPr>
+              <w:t>data</w:t>
+            </w:r>
+            <w:proofErr w:type="gramEnd"/>
+            <w:r>
+              <w:rPr>
+                <w:rFonts w:ascii="Courier New" w:eastAsia="Courier New" w:hAnsi="Courier New" w:cs="Courier New"/>
+                <w:color w:val="A5F3FC"/>
+                <w:sz w:val="18"/>
+                <w:szCs w:val="18"/>
+              </w:rPr>
+              <w:t>/</w:t>
             </w:r>
           </w:p>
         </w:tc>
@@ -1348,7 +1763,27 @@
                 <w:sz w:val="18"/>
                 <w:szCs w:val="18"/>
               </w:rPr>
-              <w:t>│   ├── local/</w:t>
+              <w:t xml:space="preserve">│   ├── </w:t>
+            </w:r>
+            <w:proofErr w:type="spellStart"/>
+            <w:r>
+              <w:rPr>
+                <w:rFonts w:ascii="Courier New" w:eastAsia="Courier New" w:hAnsi="Courier New" w:cs="Courier New"/>
+                <w:color w:val="A5F3FC"/>
+                <w:sz w:val="18"/>
+                <w:szCs w:val="18"/>
+              </w:rPr>
+              <w:t>local</w:t>
+            </w:r>
+            <w:proofErr w:type="spellEnd"/>
+            <w:r>
+              <w:rPr>
+                <w:rFonts w:ascii="Courier New" w:eastAsia="Courier New" w:hAnsi="Courier New" w:cs="Courier New"/>
+                <w:color w:val="A5F3FC"/>
+                <w:sz w:val="18"/>
+                <w:szCs w:val="18"/>
+              </w:rPr>
+              <w:t>/</w:t>
             </w:r>
           </w:p>
         </w:tc>
@@ -1382,7 +1817,47 @@
                 <w:sz w:val="18"/>
                 <w:szCs w:val="18"/>
               </w:rPr>
-              <w:t>│   │   ├── dao/          # Room DAO arayüzleri</w:t>
+              <w:t xml:space="preserve">│   │   ├── </w:t>
+            </w:r>
+            <w:proofErr w:type="spellStart"/>
+            <w:r>
+              <w:rPr>
+                <w:rFonts w:ascii="Courier New" w:eastAsia="Courier New" w:hAnsi="Courier New" w:cs="Courier New"/>
+                <w:color w:val="A5F3FC"/>
+                <w:sz w:val="18"/>
+                <w:szCs w:val="18"/>
+              </w:rPr>
+              <w:t>dao</w:t>
+            </w:r>
+            <w:proofErr w:type="spellEnd"/>
+            <w:r>
+              <w:rPr>
+                <w:rFonts w:ascii="Courier New" w:eastAsia="Courier New" w:hAnsi="Courier New" w:cs="Courier New"/>
+                <w:color w:val="A5F3FC"/>
+                <w:sz w:val="18"/>
+                <w:szCs w:val="18"/>
+              </w:rPr>
+              <w:t xml:space="preserve">/          # </w:t>
+            </w:r>
+            <w:proofErr w:type="spellStart"/>
+            <w:r>
+              <w:rPr>
+                <w:rFonts w:ascii="Courier New" w:eastAsia="Courier New" w:hAnsi="Courier New" w:cs="Courier New"/>
+                <w:color w:val="A5F3FC"/>
+                <w:sz w:val="18"/>
+                <w:szCs w:val="18"/>
+              </w:rPr>
+              <w:t>Room</w:t>
+            </w:r>
+            <w:proofErr w:type="spellEnd"/>
+            <w:r>
+              <w:rPr>
+                <w:rFonts w:ascii="Courier New" w:eastAsia="Courier New" w:hAnsi="Courier New" w:cs="Courier New"/>
+                <w:color w:val="A5F3FC"/>
+                <w:sz w:val="18"/>
+                <w:szCs w:val="18"/>
+              </w:rPr>
+              <w:t xml:space="preserve"> DAO arayüzleri</w:t>
             </w:r>
           </w:p>
         </w:tc>
@@ -1416,7 +1891,67 @@
                 <w:sz w:val="18"/>
                 <w:szCs w:val="18"/>
               </w:rPr>
-              <w:t>│   │   ├── entity/       # Room Entity sınıfları</w:t>
+              <w:t xml:space="preserve">│   │   ├── </w:t>
+            </w:r>
+            <w:proofErr w:type="spellStart"/>
+            <w:r>
+              <w:rPr>
+                <w:rFonts w:ascii="Courier New" w:eastAsia="Courier New" w:hAnsi="Courier New" w:cs="Courier New"/>
+                <w:color w:val="A5F3FC"/>
+                <w:sz w:val="18"/>
+                <w:szCs w:val="18"/>
+              </w:rPr>
+              <w:t>entity</w:t>
+            </w:r>
+            <w:proofErr w:type="spellEnd"/>
+            <w:r>
+              <w:rPr>
+                <w:rFonts w:ascii="Courier New" w:eastAsia="Courier New" w:hAnsi="Courier New" w:cs="Courier New"/>
+                <w:color w:val="A5F3FC"/>
+                <w:sz w:val="18"/>
+                <w:szCs w:val="18"/>
+              </w:rPr>
+              <w:t xml:space="preserve">/       # </w:t>
+            </w:r>
+            <w:proofErr w:type="spellStart"/>
+            <w:r>
+              <w:rPr>
+                <w:rFonts w:ascii="Courier New" w:eastAsia="Courier New" w:hAnsi="Courier New" w:cs="Courier New"/>
+                <w:color w:val="A5F3FC"/>
+                <w:sz w:val="18"/>
+                <w:szCs w:val="18"/>
+              </w:rPr>
+              <w:t>Room</w:t>
+            </w:r>
+            <w:proofErr w:type="spellEnd"/>
+            <w:r>
+              <w:rPr>
+                <w:rFonts w:ascii="Courier New" w:eastAsia="Courier New" w:hAnsi="Courier New" w:cs="Courier New"/>
+                <w:color w:val="A5F3FC"/>
+                <w:sz w:val="18"/>
+                <w:szCs w:val="18"/>
+              </w:rPr>
+              <w:t xml:space="preserve"> </w:t>
+            </w:r>
+            <w:proofErr w:type="spellStart"/>
+            <w:r>
+              <w:rPr>
+                <w:rFonts w:ascii="Courier New" w:eastAsia="Courier New" w:hAnsi="Courier New" w:cs="Courier New"/>
+                <w:color w:val="A5F3FC"/>
+                <w:sz w:val="18"/>
+                <w:szCs w:val="18"/>
+              </w:rPr>
+              <w:t>Entity</w:t>
+            </w:r>
+            <w:proofErr w:type="spellEnd"/>
+            <w:r>
+              <w:rPr>
+                <w:rFonts w:ascii="Courier New" w:eastAsia="Courier New" w:hAnsi="Courier New" w:cs="Courier New"/>
+                <w:color w:val="A5F3FC"/>
+                <w:sz w:val="18"/>
+                <w:szCs w:val="18"/>
+              </w:rPr>
+              <w:t xml:space="preserve"> sınıfları</w:t>
             </w:r>
           </w:p>
         </w:tc>
@@ -1450,8 +1985,19 @@
                 <w:sz w:val="18"/>
                 <w:szCs w:val="18"/>
               </w:rPr>
-              <w:t>│   │   └── AppDatabase.kt</w:t>
-            </w:r>
+              <w:t xml:space="preserve">│   │   └── </w:t>
+            </w:r>
+            <w:proofErr w:type="spellStart"/>
+            <w:r>
+              <w:rPr>
+                <w:rFonts w:ascii="Courier New" w:eastAsia="Courier New" w:hAnsi="Courier New" w:cs="Courier New"/>
+                <w:color w:val="A5F3FC"/>
+                <w:sz w:val="18"/>
+                <w:szCs w:val="18"/>
+              </w:rPr>
+              <w:t>AppDatabase.kt</w:t>
+            </w:r>
+            <w:proofErr w:type="spellEnd"/>
           </w:p>
         </w:tc>
       </w:tr>
@@ -1484,7 +2030,47 @@
                 <w:sz w:val="18"/>
                 <w:szCs w:val="18"/>
               </w:rPr>
-              <w:t>│   ├── repository/       # Repository implementasyonları</w:t>
+              <w:t xml:space="preserve">│   ├── </w:t>
+            </w:r>
+            <w:proofErr w:type="spellStart"/>
+            <w:r>
+              <w:rPr>
+                <w:rFonts w:ascii="Courier New" w:eastAsia="Courier New" w:hAnsi="Courier New" w:cs="Courier New"/>
+                <w:color w:val="A5F3FC"/>
+                <w:sz w:val="18"/>
+                <w:szCs w:val="18"/>
+              </w:rPr>
+              <w:t>repository</w:t>
+            </w:r>
+            <w:proofErr w:type="spellEnd"/>
+            <w:r>
+              <w:rPr>
+                <w:rFonts w:ascii="Courier New" w:eastAsia="Courier New" w:hAnsi="Courier New" w:cs="Courier New"/>
+                <w:color w:val="A5F3FC"/>
+                <w:sz w:val="18"/>
+                <w:szCs w:val="18"/>
+              </w:rPr>
+              <w:t xml:space="preserve">/       # </w:t>
+            </w:r>
+            <w:proofErr w:type="spellStart"/>
+            <w:r>
+              <w:rPr>
+                <w:rFonts w:ascii="Courier New" w:eastAsia="Courier New" w:hAnsi="Courier New" w:cs="Courier New"/>
+                <w:color w:val="A5F3FC"/>
+                <w:sz w:val="18"/>
+                <w:szCs w:val="18"/>
+              </w:rPr>
+              <w:t>Repository</w:t>
+            </w:r>
+            <w:proofErr w:type="spellEnd"/>
+            <w:r>
+              <w:rPr>
+                <w:rFonts w:ascii="Courier New" w:eastAsia="Courier New" w:hAnsi="Courier New" w:cs="Courier New"/>
+                <w:color w:val="A5F3FC"/>
+                <w:sz w:val="18"/>
+                <w:szCs w:val="18"/>
+              </w:rPr>
+              <w:t xml:space="preserve"> implementasyonları</w:t>
             </w:r>
           </w:p>
         </w:tc>
@@ -1518,7 +2104,47 @@
                 <w:sz w:val="18"/>
                 <w:szCs w:val="18"/>
               </w:rPr>
-              <w:t>│   └── parser/           # SMS &amp; bildirim parse motoru</w:t>
+              <w:t xml:space="preserve">│   └── </w:t>
+            </w:r>
+            <w:proofErr w:type="spellStart"/>
+            <w:r>
+              <w:rPr>
+                <w:rFonts w:ascii="Courier New" w:eastAsia="Courier New" w:hAnsi="Courier New" w:cs="Courier New"/>
+                <w:color w:val="A5F3FC"/>
+                <w:sz w:val="18"/>
+                <w:szCs w:val="18"/>
+              </w:rPr>
+              <w:t>parser</w:t>
+            </w:r>
+            <w:proofErr w:type="spellEnd"/>
+            <w:r>
+              <w:rPr>
+                <w:rFonts w:ascii="Courier New" w:eastAsia="Courier New" w:hAnsi="Courier New" w:cs="Courier New"/>
+                <w:color w:val="A5F3FC"/>
+                <w:sz w:val="18"/>
+                <w:szCs w:val="18"/>
+              </w:rPr>
+              <w:t xml:space="preserve">/           # SMS &amp; bildirim </w:t>
+            </w:r>
+            <w:proofErr w:type="spellStart"/>
+            <w:r>
+              <w:rPr>
+                <w:rFonts w:ascii="Courier New" w:eastAsia="Courier New" w:hAnsi="Courier New" w:cs="Courier New"/>
+                <w:color w:val="A5F3FC"/>
+                <w:sz w:val="18"/>
+                <w:szCs w:val="18"/>
+              </w:rPr>
+              <w:t>parse</w:t>
+            </w:r>
+            <w:proofErr w:type="spellEnd"/>
+            <w:r>
+              <w:rPr>
+                <w:rFonts w:ascii="Courier New" w:eastAsia="Courier New" w:hAnsi="Courier New" w:cs="Courier New"/>
+                <w:color w:val="A5F3FC"/>
+                <w:sz w:val="18"/>
+                <w:szCs w:val="18"/>
+              </w:rPr>
+              <w:t xml:space="preserve"> motoru</w:t>
             </w:r>
           </w:p>
         </w:tc>
@@ -1620,7 +2246,67 @@
                 <w:sz w:val="18"/>
                 <w:szCs w:val="18"/>
               </w:rPr>
-              <w:t>│   └── usecase/          # Use case sınıfları</w:t>
+              <w:t xml:space="preserve">│   └── </w:t>
+            </w:r>
+            <w:proofErr w:type="spellStart"/>
+            <w:r>
+              <w:rPr>
+                <w:rFonts w:ascii="Courier New" w:eastAsia="Courier New" w:hAnsi="Courier New" w:cs="Courier New"/>
+                <w:color w:val="A5F3FC"/>
+                <w:sz w:val="18"/>
+                <w:szCs w:val="18"/>
+              </w:rPr>
+              <w:t>usecase</w:t>
+            </w:r>
+            <w:proofErr w:type="spellEnd"/>
+            <w:r>
+              <w:rPr>
+                <w:rFonts w:ascii="Courier New" w:eastAsia="Courier New" w:hAnsi="Courier New" w:cs="Courier New"/>
+                <w:color w:val="A5F3FC"/>
+                <w:sz w:val="18"/>
+                <w:szCs w:val="18"/>
+              </w:rPr>
+              <w:t xml:space="preserve">/          # </w:t>
+            </w:r>
+            <w:proofErr w:type="spellStart"/>
+            <w:r>
+              <w:rPr>
+                <w:rFonts w:ascii="Courier New" w:eastAsia="Courier New" w:hAnsi="Courier New" w:cs="Courier New"/>
+                <w:color w:val="A5F3FC"/>
+                <w:sz w:val="18"/>
+                <w:szCs w:val="18"/>
+              </w:rPr>
+              <w:t>Use</w:t>
+            </w:r>
+            <w:proofErr w:type="spellEnd"/>
+            <w:r>
+              <w:rPr>
+                <w:rFonts w:ascii="Courier New" w:eastAsia="Courier New" w:hAnsi="Courier New" w:cs="Courier New"/>
+                <w:color w:val="A5F3FC"/>
+                <w:sz w:val="18"/>
+                <w:szCs w:val="18"/>
+              </w:rPr>
+              <w:t xml:space="preserve"> </w:t>
+            </w:r>
+            <w:proofErr w:type="spellStart"/>
+            <w:r>
+              <w:rPr>
+                <w:rFonts w:ascii="Courier New" w:eastAsia="Courier New" w:hAnsi="Courier New" w:cs="Courier New"/>
+                <w:color w:val="A5F3FC"/>
+                <w:sz w:val="18"/>
+                <w:szCs w:val="18"/>
+              </w:rPr>
+              <w:t>case</w:t>
+            </w:r>
+            <w:proofErr w:type="spellEnd"/>
+            <w:r>
+              <w:rPr>
+                <w:rFonts w:ascii="Courier New" w:eastAsia="Courier New" w:hAnsi="Courier New" w:cs="Courier New"/>
+                <w:color w:val="A5F3FC"/>
+                <w:sz w:val="18"/>
+                <w:szCs w:val="18"/>
+              </w:rPr>
+              <w:t xml:space="preserve"> sınıfları</w:t>
             </w:r>
           </w:p>
         </w:tc>
@@ -1654,7 +2340,27 @@
                 <w:sz w:val="18"/>
                 <w:szCs w:val="18"/>
               </w:rPr>
-              <w:t>├── presentation/</w:t>
+              <w:t xml:space="preserve">├── </w:t>
+            </w:r>
+            <w:proofErr w:type="spellStart"/>
+            <w:r>
+              <w:rPr>
+                <w:rFonts w:ascii="Courier New" w:eastAsia="Courier New" w:hAnsi="Courier New" w:cs="Courier New"/>
+                <w:color w:val="A5F3FC"/>
+                <w:sz w:val="18"/>
+                <w:szCs w:val="18"/>
+              </w:rPr>
+              <w:t>presentation</w:t>
+            </w:r>
+            <w:proofErr w:type="spellEnd"/>
+            <w:r>
+              <w:rPr>
+                <w:rFonts w:ascii="Courier New" w:eastAsia="Courier New" w:hAnsi="Courier New" w:cs="Courier New"/>
+                <w:color w:val="A5F3FC"/>
+                <w:sz w:val="18"/>
+                <w:szCs w:val="18"/>
+              </w:rPr>
+              <w:t>/</w:t>
             </w:r>
           </w:p>
         </w:tc>
@@ -1688,7 +2394,27 @@
                 <w:sz w:val="18"/>
                 <w:szCs w:val="18"/>
               </w:rPr>
-              <w:t>│   ├── dashboard/        # Ana ekran</w:t>
+              <w:t xml:space="preserve">│   ├── </w:t>
+            </w:r>
+            <w:proofErr w:type="spellStart"/>
+            <w:r>
+              <w:rPr>
+                <w:rFonts w:ascii="Courier New" w:eastAsia="Courier New" w:hAnsi="Courier New" w:cs="Courier New"/>
+                <w:color w:val="A5F3FC"/>
+                <w:sz w:val="18"/>
+                <w:szCs w:val="18"/>
+              </w:rPr>
+              <w:t>dashboard</w:t>
+            </w:r>
+            <w:proofErr w:type="spellEnd"/>
+            <w:r>
+              <w:rPr>
+                <w:rFonts w:ascii="Courier New" w:eastAsia="Courier New" w:hAnsi="Courier New" w:cs="Courier New"/>
+                <w:color w:val="A5F3FC"/>
+                <w:sz w:val="18"/>
+                <w:szCs w:val="18"/>
+              </w:rPr>
+              <w:t>/        # Ana ekran</w:t>
             </w:r>
           </w:p>
         </w:tc>
@@ -1722,7 +2448,27 @@
                 <w:sz w:val="18"/>
                 <w:szCs w:val="18"/>
               </w:rPr>
-              <w:t>│   ├── subscriptions/    # Abonelikler listesi</w:t>
+              <w:t xml:space="preserve">│   ├── </w:t>
+            </w:r>
+            <w:proofErr w:type="spellStart"/>
+            <w:r>
+              <w:rPr>
+                <w:rFonts w:ascii="Courier New" w:eastAsia="Courier New" w:hAnsi="Courier New" w:cs="Courier New"/>
+                <w:color w:val="A5F3FC"/>
+                <w:sz w:val="18"/>
+                <w:szCs w:val="18"/>
+              </w:rPr>
+              <w:t>subscriptions</w:t>
+            </w:r>
+            <w:proofErr w:type="spellEnd"/>
+            <w:r>
+              <w:rPr>
+                <w:rFonts w:ascii="Courier New" w:eastAsia="Courier New" w:hAnsi="Courier New" w:cs="Courier New"/>
+                <w:color w:val="A5F3FC"/>
+                <w:sz w:val="18"/>
+                <w:szCs w:val="18"/>
+              </w:rPr>
+              <w:t>/    # Abonelikler listesi</w:t>
             </w:r>
           </w:p>
         </w:tc>
@@ -1756,7 +2502,27 @@
                 <w:sz w:val="18"/>
                 <w:szCs w:val="18"/>
               </w:rPr>
-              <w:t>│   ├── alerts/           # Zam uyarıları</w:t>
+              <w:t xml:space="preserve">│   ├── </w:t>
+            </w:r>
+            <w:proofErr w:type="spellStart"/>
+            <w:r>
+              <w:rPr>
+                <w:rFonts w:ascii="Courier New" w:eastAsia="Courier New" w:hAnsi="Courier New" w:cs="Courier New"/>
+                <w:color w:val="A5F3FC"/>
+                <w:sz w:val="18"/>
+                <w:szCs w:val="18"/>
+              </w:rPr>
+              <w:t>alerts</w:t>
+            </w:r>
+            <w:proofErr w:type="spellEnd"/>
+            <w:r>
+              <w:rPr>
+                <w:rFonts w:ascii="Courier New" w:eastAsia="Courier New" w:hAnsi="Courier New" w:cs="Courier New"/>
+                <w:color w:val="A5F3FC"/>
+                <w:sz w:val="18"/>
+                <w:szCs w:val="18"/>
+              </w:rPr>
+              <w:t>/           # Zam uyarıları</w:t>
             </w:r>
           </w:p>
         </w:tc>
@@ -1790,7 +2556,27 @@
                 <w:sz w:val="18"/>
                 <w:szCs w:val="18"/>
               </w:rPr>
-              <w:t>│   └── onboarding/       # İzin akışı</w:t>
+              <w:t xml:space="preserve">│   └── </w:t>
+            </w:r>
+            <w:proofErr w:type="spellStart"/>
+            <w:r>
+              <w:rPr>
+                <w:rFonts w:ascii="Courier New" w:eastAsia="Courier New" w:hAnsi="Courier New" w:cs="Courier New"/>
+                <w:color w:val="A5F3FC"/>
+                <w:sz w:val="18"/>
+                <w:szCs w:val="18"/>
+              </w:rPr>
+              <w:t>onboarding</w:t>
+            </w:r>
+            <w:proofErr w:type="spellEnd"/>
+            <w:r>
+              <w:rPr>
+                <w:rFonts w:ascii="Courier New" w:eastAsia="Courier New" w:hAnsi="Courier New" w:cs="Courier New"/>
+                <w:color w:val="A5F3FC"/>
+                <w:sz w:val="18"/>
+                <w:szCs w:val="18"/>
+              </w:rPr>
+              <w:t>/       # İzin akışı</w:t>
             </w:r>
           </w:p>
         </w:tc>
@@ -1858,8 +2644,19 @@
                 <w:sz w:val="18"/>
                 <w:szCs w:val="18"/>
               </w:rPr>
-              <w:t xml:space="preserve">    └── NotificationListenerService.kt</w:t>
-            </w:r>
+              <w:t xml:space="preserve">    └── </w:t>
+            </w:r>
+            <w:proofErr w:type="spellStart"/>
+            <w:r>
+              <w:rPr>
+                <w:rFonts w:ascii="Courier New" w:eastAsia="Courier New" w:hAnsi="Courier New" w:cs="Courier New"/>
+                <w:color w:val="A5F3FC"/>
+                <w:sz w:val="18"/>
+                <w:szCs w:val="18"/>
+              </w:rPr>
+              <w:t>NotificationListenerService.kt</w:t>
+            </w:r>
+            <w:proofErr w:type="spellEnd"/>
           </w:p>
         </w:tc>
       </w:tr>
@@ -1873,8 +2670,21 @@
       <w:pPr>
         <w:pStyle w:val="Balk2"/>
       </w:pPr>
-      <w:r>
-        <w:t>Room Veritabanı Şeması</w:t>
+      <w:proofErr w:type="spellStart"/>
+      <w:r>
+        <w:t>Room</w:t>
+      </w:r>
+      <w:proofErr w:type="spellEnd"/>
+      <w:r>
+        <w:t xml:space="preserve"> </w:t>
+      </w:r>
+      <w:proofErr w:type="spellStart"/>
+      <w:r>
+        <w:t>Veritabanı</w:t>
+      </w:r>
+      <w:proofErr w:type="spellEnd"/>
+      <w:r>
+        <w:t xml:space="preserve"> Şeması</w:t>
       </w:r>
     </w:p>
     <w:p>
@@ -1897,11 +2707,21 @@
         </w:numPr>
         <w:spacing w:before="60" w:after="60"/>
       </w:pPr>
-      <w:r>
-        <w:rPr>
-          <w:color w:val="1E293B"/>
-        </w:rPr>
-        <w:t>transactions: Ham işlem kayıtları (tarih, tutar, kaynak SMS/bildirim, işyeri adı, kategori)</w:t>
+      <w:proofErr w:type="spellStart"/>
+      <w:proofErr w:type="gramStart"/>
+      <w:r>
+        <w:rPr>
+          <w:color w:val="1E293B"/>
+        </w:rPr>
+        <w:t>transactions</w:t>
+      </w:r>
+      <w:proofErr w:type="spellEnd"/>
+      <w:proofErr w:type="gramEnd"/>
+      <w:r>
+        <w:rPr>
+          <w:color w:val="1E293B"/>
+        </w:rPr>
+        <w:t>: Ham işlem kayıtları (tarih, tutar, kaynak SMS/bildirim, işyeri adı, kategori)</w:t>
       </w:r>
     </w:p>
     <w:p>
@@ -1913,11 +2733,21 @@
         </w:numPr>
         <w:spacing w:before="60" w:after="60"/>
       </w:pPr>
-      <w:r>
-        <w:rPr>
-          <w:color w:val="1E293B"/>
-        </w:rPr>
-        <w:t>subscriptions: Tespit edilmiş abonelikler (isim, ortalama tutar, son ödeme tarihi, kategori, aktif mi)</w:t>
+      <w:proofErr w:type="spellStart"/>
+      <w:proofErr w:type="gramStart"/>
+      <w:r>
+        <w:rPr>
+          <w:color w:val="1E293B"/>
+        </w:rPr>
+        <w:t>subscriptions</w:t>
+      </w:r>
+      <w:proofErr w:type="spellEnd"/>
+      <w:proofErr w:type="gramEnd"/>
+      <w:r>
+        <w:rPr>
+          <w:color w:val="1E293B"/>
+        </w:rPr>
+        <w:t>: Tespit edilmiş abonelikler (isim, ortalama tutar, son ödeme tarihi, kategori, aktif mi)</w:t>
       </w:r>
     </w:p>
     <w:p>
@@ -1929,11 +2759,21 @@
         </w:numPr>
         <w:spacing w:before="60" w:after="60"/>
       </w:pPr>
-      <w:r>
-        <w:rPr>
-          <w:color w:val="1E293B"/>
-        </w:rPr>
-        <w:t>alerts: Zam uyarıları (abonelik ID, eski tutar, yeni tutar, yüzde değişim, okundu mu)</w:t>
+      <w:proofErr w:type="spellStart"/>
+      <w:proofErr w:type="gramStart"/>
+      <w:r>
+        <w:rPr>
+          <w:color w:val="1E293B"/>
+        </w:rPr>
+        <w:t>alerts</w:t>
+      </w:r>
+      <w:proofErr w:type="spellEnd"/>
+      <w:proofErr w:type="gramEnd"/>
+      <w:r>
+        <w:rPr>
+          <w:color w:val="1E293B"/>
+        </w:rPr>
+        <w:t>: Zam uyarıları (abonelik ID, eski tutar, yeni tutar, yüzde değişim, okundu mu)</w:t>
       </w:r>
     </w:p>
     <w:p>
@@ -1946,7 +2786,15 @@
         <w:pStyle w:val="Balk2"/>
       </w:pPr>
       <w:r>
-        <w:t>SMS Parser Motoru</w:t>
+        <w:t xml:space="preserve">SMS </w:t>
+      </w:r>
+      <w:proofErr w:type="spellStart"/>
+      <w:r>
+        <w:t>Parser</w:t>
+      </w:r>
+      <w:proofErr w:type="spellEnd"/>
+      <w:r>
+        <w:t xml:space="preserve"> Motoru</w:t>
       </w:r>
     </w:p>
     <w:p>
@@ -1957,7 +2805,63 @@
         <w:rPr>
           <w:color w:val="1E293B"/>
         </w:rPr>
-        <w:t>Türkiye'deki başlıca bankalar için ayrı regex pattern'ları tanımlanır. Yeni bankalar kolayca eklenebilmesi için pattern listesi SmsPatternRegistry sınıfında merkezi olarak yönetilir.</w:t>
+        <w:t xml:space="preserve">Türkiye'deki başlıca bankalar için ayrı </w:t>
+      </w:r>
+      <w:proofErr w:type="spellStart"/>
+      <w:r>
+        <w:rPr>
+          <w:color w:val="1E293B"/>
+        </w:rPr>
+        <w:t>regex</w:t>
+      </w:r>
+      <w:proofErr w:type="spellEnd"/>
+      <w:r>
+        <w:rPr>
+          <w:color w:val="1E293B"/>
+        </w:rPr>
+        <w:t xml:space="preserve"> </w:t>
+      </w:r>
+      <w:proofErr w:type="spellStart"/>
+      <w:r>
+        <w:rPr>
+          <w:color w:val="1E293B"/>
+        </w:rPr>
+        <w:t>pattern'ları</w:t>
+      </w:r>
+      <w:proofErr w:type="spellEnd"/>
+      <w:r>
+        <w:rPr>
+          <w:color w:val="1E293B"/>
+        </w:rPr>
+        <w:t xml:space="preserve"> tanımlanır. Yeni bankalar kolayca eklenebilmesi için </w:t>
+      </w:r>
+      <w:proofErr w:type="spellStart"/>
+      <w:r>
+        <w:rPr>
+          <w:color w:val="1E293B"/>
+        </w:rPr>
+        <w:t>pattern</w:t>
+      </w:r>
+      <w:proofErr w:type="spellEnd"/>
+      <w:r>
+        <w:rPr>
+          <w:color w:val="1E293B"/>
+        </w:rPr>
+        <w:t xml:space="preserve"> listesi </w:t>
+      </w:r>
+      <w:proofErr w:type="spellStart"/>
+      <w:r>
+        <w:rPr>
+          <w:color w:val="1E293B"/>
+        </w:rPr>
+        <w:t>SmsPatternRegistry</w:t>
+      </w:r>
+      <w:proofErr w:type="spellEnd"/>
+      <w:r>
+        <w:rPr>
+          <w:color w:val="1E293B"/>
+        </w:rPr>
+        <w:t xml:space="preserve"> sınıfında merkezi olarak yönetilir.</w:t>
       </w:r>
     </w:p>
     <w:tbl>
@@ -2004,14 +2908,47 @@
             <w:pPr>
               <w:spacing w:before="20" w:after="20"/>
             </w:pPr>
-            <w:r>
-              <w:rPr>
-                <w:rFonts w:ascii="Courier New" w:eastAsia="Courier New" w:hAnsi="Courier New" w:cs="Courier New"/>
-                <w:color w:val="A5F3FC"/>
-                <w:sz w:val="18"/>
-                <w:szCs w:val="18"/>
-              </w:rPr>
-              <w:t>object SmsPatternRegistry {</w:t>
+            <w:proofErr w:type="spellStart"/>
+            <w:proofErr w:type="gramStart"/>
+            <w:r>
+              <w:rPr>
+                <w:rFonts w:ascii="Courier New" w:eastAsia="Courier New" w:hAnsi="Courier New" w:cs="Courier New"/>
+                <w:color w:val="A5F3FC"/>
+                <w:sz w:val="18"/>
+                <w:szCs w:val="18"/>
+              </w:rPr>
+              <w:t>object</w:t>
+            </w:r>
+            <w:proofErr w:type="spellEnd"/>
+            <w:proofErr w:type="gramEnd"/>
+            <w:r>
+              <w:rPr>
+                <w:rFonts w:ascii="Courier New" w:eastAsia="Courier New" w:hAnsi="Courier New" w:cs="Courier New"/>
+                <w:color w:val="A5F3FC"/>
+                <w:sz w:val="18"/>
+                <w:szCs w:val="18"/>
+              </w:rPr>
+              <w:t xml:space="preserve"> </w:t>
+            </w:r>
+            <w:proofErr w:type="spellStart"/>
+            <w:r>
+              <w:rPr>
+                <w:rFonts w:ascii="Courier New" w:eastAsia="Courier New" w:hAnsi="Courier New" w:cs="Courier New"/>
+                <w:color w:val="A5F3FC"/>
+                <w:sz w:val="18"/>
+                <w:szCs w:val="18"/>
+              </w:rPr>
+              <w:t>SmsPatternRegistry</w:t>
+            </w:r>
+            <w:proofErr w:type="spellEnd"/>
+            <w:r>
+              <w:rPr>
+                <w:rFonts w:ascii="Courier New" w:eastAsia="Courier New" w:hAnsi="Courier New" w:cs="Courier New"/>
+                <w:color w:val="A5F3FC"/>
+                <w:sz w:val="18"/>
+                <w:szCs w:val="18"/>
+              </w:rPr>
+              <w:t xml:space="preserve"> {</w:t>
             </w:r>
           </w:p>
         </w:tc>
@@ -2045,8 +2982,72 @@
                 <w:sz w:val="18"/>
                 <w:szCs w:val="18"/>
               </w:rPr>
-              <w:t xml:space="preserve">    val patterns = listOf(</w:t>
-            </w:r>
+              <w:t xml:space="preserve">    </w:t>
+            </w:r>
+            <w:proofErr w:type="spellStart"/>
+            <w:proofErr w:type="gramStart"/>
+            <w:r>
+              <w:rPr>
+                <w:rFonts w:ascii="Courier New" w:eastAsia="Courier New" w:hAnsi="Courier New" w:cs="Courier New"/>
+                <w:color w:val="A5F3FC"/>
+                <w:sz w:val="18"/>
+                <w:szCs w:val="18"/>
+              </w:rPr>
+              <w:t>val</w:t>
+            </w:r>
+            <w:proofErr w:type="spellEnd"/>
+            <w:proofErr w:type="gramEnd"/>
+            <w:r>
+              <w:rPr>
+                <w:rFonts w:ascii="Courier New" w:eastAsia="Courier New" w:hAnsi="Courier New" w:cs="Courier New"/>
+                <w:color w:val="A5F3FC"/>
+                <w:sz w:val="18"/>
+                <w:szCs w:val="18"/>
+              </w:rPr>
+              <w:t xml:space="preserve"> </w:t>
+            </w:r>
+            <w:proofErr w:type="spellStart"/>
+            <w:r>
+              <w:rPr>
+                <w:rFonts w:ascii="Courier New" w:eastAsia="Courier New" w:hAnsi="Courier New" w:cs="Courier New"/>
+                <w:color w:val="A5F3FC"/>
+                <w:sz w:val="18"/>
+                <w:szCs w:val="18"/>
+              </w:rPr>
+              <w:t>patterns</w:t>
+            </w:r>
+            <w:proofErr w:type="spellEnd"/>
+            <w:r>
+              <w:rPr>
+                <w:rFonts w:ascii="Courier New" w:eastAsia="Courier New" w:hAnsi="Courier New" w:cs="Courier New"/>
+                <w:color w:val="A5F3FC"/>
+                <w:sz w:val="18"/>
+                <w:szCs w:val="18"/>
+              </w:rPr>
+              <w:t xml:space="preserve"> = </w:t>
+            </w:r>
+            <w:proofErr w:type="spellStart"/>
+            <w:proofErr w:type="gramStart"/>
+            <w:r>
+              <w:rPr>
+                <w:rFonts w:ascii="Courier New" w:eastAsia="Courier New" w:hAnsi="Courier New" w:cs="Courier New"/>
+                <w:color w:val="A5F3FC"/>
+                <w:sz w:val="18"/>
+                <w:szCs w:val="18"/>
+              </w:rPr>
+              <w:t>listOf</w:t>
+            </w:r>
+            <w:proofErr w:type="spellEnd"/>
+            <w:r>
+              <w:rPr>
+                <w:rFonts w:ascii="Courier New" w:eastAsia="Courier New" w:hAnsi="Courier New" w:cs="Courier New"/>
+                <w:color w:val="A5F3FC"/>
+                <w:sz w:val="18"/>
+                <w:szCs w:val="18"/>
+              </w:rPr>
+              <w:t>(</w:t>
+            </w:r>
+            <w:proofErr w:type="gramEnd"/>
           </w:p>
         </w:tc>
       </w:tr>
@@ -2113,7 +3114,118 @@
                 <w:sz w:val="18"/>
                 <w:szCs w:val="18"/>
               </w:rPr>
-              <w:t xml:space="preserve">        Regex("""(\d+[\.,]\d+)\s?TL.*?(\w+)'(?:den|dan|ten|tan)"""),</w:t>
+              <w:t xml:space="preserve">        </w:t>
+            </w:r>
+            <w:proofErr w:type="spellStart"/>
+            <w:r>
+              <w:rPr>
+                <w:rFonts w:ascii="Courier New" w:eastAsia="Courier New" w:hAnsi="Courier New" w:cs="Courier New"/>
+                <w:color w:val="A5F3FC"/>
+                <w:sz w:val="18"/>
+                <w:szCs w:val="18"/>
+              </w:rPr>
+              <w:t>Regex</w:t>
+            </w:r>
+            <w:proofErr w:type="spellEnd"/>
+            <w:r>
+              <w:rPr>
+                <w:rFonts w:ascii="Courier New" w:eastAsia="Courier New" w:hAnsi="Courier New" w:cs="Courier New"/>
+                <w:color w:val="A5F3FC"/>
+                <w:sz w:val="18"/>
+                <w:szCs w:val="18"/>
+              </w:rPr>
+              <w:t>("""(\d+[\.</w:t>
+            </w:r>
+            <w:proofErr w:type="gramStart"/>
+            <w:r>
+              <w:rPr>
+                <w:rFonts w:ascii="Courier New" w:eastAsia="Courier New" w:hAnsi="Courier New" w:cs="Courier New"/>
+                <w:color w:val="A5F3FC"/>
+                <w:sz w:val="18"/>
+                <w:szCs w:val="18"/>
+              </w:rPr>
+              <w:t>,]\</w:t>
+            </w:r>
+            <w:proofErr w:type="gramEnd"/>
+            <w:r>
+              <w:rPr>
+                <w:rFonts w:ascii="Courier New" w:eastAsia="Courier New" w:hAnsi="Courier New" w:cs="Courier New"/>
+                <w:color w:val="A5F3FC"/>
+                <w:sz w:val="18"/>
+                <w:szCs w:val="18"/>
+              </w:rPr>
+              <w:t>d</w:t>
+            </w:r>
+            <w:proofErr w:type="gramStart"/>
+            <w:r>
+              <w:rPr>
+                <w:rFonts w:ascii="Courier New" w:eastAsia="Courier New" w:hAnsi="Courier New" w:cs="Courier New"/>
+                <w:color w:val="A5F3FC"/>
+                <w:sz w:val="18"/>
+                <w:szCs w:val="18"/>
+              </w:rPr>
+              <w:t>+)\</w:t>
+            </w:r>
+            <w:proofErr w:type="spellStart"/>
+            <w:r>
+              <w:rPr>
+                <w:rFonts w:ascii="Courier New" w:eastAsia="Courier New" w:hAnsi="Courier New" w:cs="Courier New"/>
+                <w:color w:val="A5F3FC"/>
+                <w:sz w:val="18"/>
+                <w:szCs w:val="18"/>
+              </w:rPr>
+              <w:t>s?TL</w:t>
+            </w:r>
+            <w:proofErr w:type="spellEnd"/>
+            <w:r>
+              <w:rPr>
+                <w:rFonts w:ascii="Courier New" w:eastAsia="Courier New" w:hAnsi="Courier New" w:cs="Courier New"/>
+                <w:color w:val="A5F3FC"/>
+                <w:sz w:val="18"/>
+                <w:szCs w:val="18"/>
+              </w:rPr>
+              <w:t>.*?(</w:t>
+            </w:r>
+            <w:proofErr w:type="gramEnd"/>
+            <w:r>
+              <w:rPr>
+                <w:rFonts w:ascii="Courier New" w:eastAsia="Courier New" w:hAnsi="Courier New" w:cs="Courier New"/>
+                <w:color w:val="A5F3FC"/>
+                <w:sz w:val="18"/>
+                <w:szCs w:val="18"/>
+              </w:rPr>
+              <w:t>\w+)'</w:t>
+            </w:r>
+            <w:proofErr w:type="gramStart"/>
+            <w:r>
+              <w:rPr>
+                <w:rFonts w:ascii="Courier New" w:eastAsia="Courier New" w:hAnsi="Courier New" w:cs="Courier New"/>
+                <w:color w:val="A5F3FC"/>
+                <w:sz w:val="18"/>
+                <w:szCs w:val="18"/>
+              </w:rPr>
+              <w:t>(?:</w:t>
+            </w:r>
+            <w:proofErr w:type="spellStart"/>
+            <w:proofErr w:type="gramEnd"/>
+            <w:r>
+              <w:rPr>
+                <w:rFonts w:ascii="Courier New" w:eastAsia="Courier New" w:hAnsi="Courier New" w:cs="Courier New"/>
+                <w:color w:val="A5F3FC"/>
+                <w:sz w:val="18"/>
+                <w:szCs w:val="18"/>
+              </w:rPr>
+              <w:t>den|dan|ten|tan</w:t>
+            </w:r>
+            <w:proofErr w:type="spellEnd"/>
+            <w:r>
+              <w:rPr>
+                <w:rFonts w:ascii="Courier New" w:eastAsia="Courier New" w:hAnsi="Courier New" w:cs="Courier New"/>
+                <w:color w:val="A5F3FC"/>
+                <w:sz w:val="18"/>
+                <w:szCs w:val="18"/>
+              </w:rPr>
+              <w:t>)"""),</w:t>
             </w:r>
           </w:p>
         </w:tc>
@@ -2181,7 +3293,98 @@
                 <w:sz w:val="18"/>
                 <w:szCs w:val="18"/>
               </w:rPr>
-              <w:t xml:space="preserve">        Regex("""Harcama:\s*(\d+[\.,]\d+)\s?TL\s+(\w[\w\s]+)"""),</w:t>
+              <w:t xml:space="preserve">        </w:t>
+            </w:r>
+            <w:proofErr w:type="spellStart"/>
+            <w:r>
+              <w:rPr>
+                <w:rFonts w:ascii="Courier New" w:eastAsia="Courier New" w:hAnsi="Courier New" w:cs="Courier New"/>
+                <w:color w:val="A5F3FC"/>
+                <w:sz w:val="18"/>
+                <w:szCs w:val="18"/>
+              </w:rPr>
+              <w:t>Regex</w:t>
+            </w:r>
+            <w:proofErr w:type="spellEnd"/>
+            <w:r>
+              <w:rPr>
+                <w:rFonts w:ascii="Courier New" w:eastAsia="Courier New" w:hAnsi="Courier New" w:cs="Courier New"/>
+                <w:color w:val="A5F3FC"/>
+                <w:sz w:val="18"/>
+                <w:szCs w:val="18"/>
+              </w:rPr>
+              <w:t>("""Harcama:\s*(\d+[\.</w:t>
+            </w:r>
+            <w:proofErr w:type="gramStart"/>
+            <w:r>
+              <w:rPr>
+                <w:rFonts w:ascii="Courier New" w:eastAsia="Courier New" w:hAnsi="Courier New" w:cs="Courier New"/>
+                <w:color w:val="A5F3FC"/>
+                <w:sz w:val="18"/>
+                <w:szCs w:val="18"/>
+              </w:rPr>
+              <w:t>,]\</w:t>
+            </w:r>
+            <w:proofErr w:type="gramEnd"/>
+            <w:r>
+              <w:rPr>
+                <w:rFonts w:ascii="Courier New" w:eastAsia="Courier New" w:hAnsi="Courier New" w:cs="Courier New"/>
+                <w:color w:val="A5F3FC"/>
+                <w:sz w:val="18"/>
+                <w:szCs w:val="18"/>
+              </w:rPr>
+              <w:t>d</w:t>
+            </w:r>
+            <w:proofErr w:type="gramStart"/>
+            <w:r>
+              <w:rPr>
+                <w:rFonts w:ascii="Courier New" w:eastAsia="Courier New" w:hAnsi="Courier New" w:cs="Courier New"/>
+                <w:color w:val="A5F3FC"/>
+                <w:sz w:val="18"/>
+                <w:szCs w:val="18"/>
+              </w:rPr>
+              <w:t>+)\</w:t>
+            </w:r>
+            <w:proofErr w:type="spellStart"/>
+            <w:r>
+              <w:rPr>
+                <w:rFonts w:ascii="Courier New" w:eastAsia="Courier New" w:hAnsi="Courier New" w:cs="Courier New"/>
+                <w:color w:val="A5F3FC"/>
+                <w:sz w:val="18"/>
+                <w:szCs w:val="18"/>
+              </w:rPr>
+              <w:t>s?TL</w:t>
+            </w:r>
+            <w:proofErr w:type="spellEnd"/>
+            <w:proofErr w:type="gramEnd"/>
+            <w:r>
+              <w:rPr>
+                <w:rFonts w:ascii="Courier New" w:eastAsia="Courier New" w:hAnsi="Courier New" w:cs="Courier New"/>
+                <w:color w:val="A5F3FC"/>
+                <w:sz w:val="18"/>
+                <w:szCs w:val="18"/>
+              </w:rPr>
+              <w:t>\s+(\w[</w:t>
+            </w:r>
+            <w:proofErr w:type="gramStart"/>
+            <w:r>
+              <w:rPr>
+                <w:rFonts w:ascii="Courier New" w:eastAsia="Courier New" w:hAnsi="Courier New" w:cs="Courier New"/>
+                <w:color w:val="A5F3FC"/>
+                <w:sz w:val="18"/>
+                <w:szCs w:val="18"/>
+              </w:rPr>
+              <w:t>\w\s]+</w:t>
+            </w:r>
+            <w:proofErr w:type="gramEnd"/>
+            <w:r>
+              <w:rPr>
+                <w:rFonts w:ascii="Courier New" w:eastAsia="Courier New" w:hAnsi="Courier New" w:cs="Courier New"/>
+                <w:color w:val="A5F3FC"/>
+                <w:sz w:val="18"/>
+                <w:szCs w:val="18"/>
+              </w:rPr>
+              <w:t>)"""),</w:t>
             </w:r>
           </w:p>
         </w:tc>
@@ -2249,7 +3452,129 @@
                 <w:sz w:val="18"/>
                 <w:szCs w:val="18"/>
               </w:rPr>
-              <w:t xml:space="preserve">        Regex("""(\d+[\.,]\d+)TL tutarinda.*?(\w+)'(?:a|e|ye|ya)"""),</w:t>
+              <w:t xml:space="preserve">        </w:t>
+            </w:r>
+            <w:proofErr w:type="spellStart"/>
+            <w:r>
+              <w:rPr>
+                <w:rFonts w:ascii="Courier New" w:eastAsia="Courier New" w:hAnsi="Courier New" w:cs="Courier New"/>
+                <w:color w:val="A5F3FC"/>
+                <w:sz w:val="18"/>
+                <w:szCs w:val="18"/>
+              </w:rPr>
+              <w:t>Regex</w:t>
+            </w:r>
+            <w:proofErr w:type="spellEnd"/>
+            <w:r>
+              <w:rPr>
+                <w:rFonts w:ascii="Courier New" w:eastAsia="Courier New" w:hAnsi="Courier New" w:cs="Courier New"/>
+                <w:color w:val="A5F3FC"/>
+                <w:sz w:val="18"/>
+                <w:szCs w:val="18"/>
+              </w:rPr>
+              <w:t>("""(\d+[\.</w:t>
+            </w:r>
+            <w:proofErr w:type="gramStart"/>
+            <w:r>
+              <w:rPr>
+                <w:rFonts w:ascii="Courier New" w:eastAsia="Courier New" w:hAnsi="Courier New" w:cs="Courier New"/>
+                <w:color w:val="A5F3FC"/>
+                <w:sz w:val="18"/>
+                <w:szCs w:val="18"/>
+              </w:rPr>
+              <w:t>,]\</w:t>
+            </w:r>
+            <w:proofErr w:type="gramEnd"/>
+            <w:r>
+              <w:rPr>
+                <w:rFonts w:ascii="Courier New" w:eastAsia="Courier New" w:hAnsi="Courier New" w:cs="Courier New"/>
+                <w:color w:val="A5F3FC"/>
+                <w:sz w:val="18"/>
+                <w:szCs w:val="18"/>
+              </w:rPr>
+              <w:t>d</w:t>
+            </w:r>
+            <w:proofErr w:type="gramStart"/>
+            <w:r>
+              <w:rPr>
+                <w:rFonts w:ascii="Courier New" w:eastAsia="Courier New" w:hAnsi="Courier New" w:cs="Courier New"/>
+                <w:color w:val="A5F3FC"/>
+                <w:sz w:val="18"/>
+                <w:szCs w:val="18"/>
+              </w:rPr>
+              <w:t>+)TL</w:t>
+            </w:r>
+            <w:proofErr w:type="gramEnd"/>
+            <w:r>
+              <w:rPr>
+                <w:rFonts w:ascii="Courier New" w:eastAsia="Courier New" w:hAnsi="Courier New" w:cs="Courier New"/>
+                <w:color w:val="A5F3FC"/>
+                <w:sz w:val="18"/>
+                <w:szCs w:val="18"/>
+              </w:rPr>
+              <w:t xml:space="preserve"> </w:t>
+            </w:r>
+            <w:proofErr w:type="spellStart"/>
+            <w:proofErr w:type="gramStart"/>
+            <w:r>
+              <w:rPr>
+                <w:rFonts w:ascii="Courier New" w:eastAsia="Courier New" w:hAnsi="Courier New" w:cs="Courier New"/>
+                <w:color w:val="A5F3FC"/>
+                <w:sz w:val="18"/>
+                <w:szCs w:val="18"/>
+              </w:rPr>
+              <w:t>tutarinda</w:t>
+            </w:r>
+            <w:proofErr w:type="spellEnd"/>
+            <w:r>
+              <w:rPr>
+                <w:rFonts w:ascii="Courier New" w:eastAsia="Courier New" w:hAnsi="Courier New" w:cs="Courier New"/>
+                <w:color w:val="A5F3FC"/>
+                <w:sz w:val="18"/>
+                <w:szCs w:val="18"/>
+              </w:rPr>
+              <w:t>.*</w:t>
+            </w:r>
+            <w:proofErr w:type="gramEnd"/>
+            <w:r>
+              <w:rPr>
+                <w:rFonts w:ascii="Courier New" w:eastAsia="Courier New" w:hAnsi="Courier New" w:cs="Courier New"/>
+                <w:color w:val="A5F3FC"/>
+                <w:sz w:val="18"/>
+                <w:szCs w:val="18"/>
+              </w:rPr>
+              <w:t>?(\w+)'</w:t>
+            </w:r>
+            <w:proofErr w:type="gramStart"/>
+            <w:r>
+              <w:rPr>
+                <w:rFonts w:ascii="Courier New" w:eastAsia="Courier New" w:hAnsi="Courier New" w:cs="Courier New"/>
+                <w:color w:val="A5F3FC"/>
+                <w:sz w:val="18"/>
+                <w:szCs w:val="18"/>
+              </w:rPr>
+              <w:t>(?:</w:t>
+            </w:r>
+            <w:proofErr w:type="spellStart"/>
+            <w:proofErr w:type="gramEnd"/>
+            <w:r>
+              <w:rPr>
+                <w:rFonts w:ascii="Courier New" w:eastAsia="Courier New" w:hAnsi="Courier New" w:cs="Courier New"/>
+                <w:color w:val="A5F3FC"/>
+                <w:sz w:val="18"/>
+                <w:szCs w:val="18"/>
+              </w:rPr>
+              <w:t>a|e|ye|ya</w:t>
+            </w:r>
+            <w:proofErr w:type="spellEnd"/>
+            <w:r>
+              <w:rPr>
+                <w:rFonts w:ascii="Courier New" w:eastAsia="Courier New" w:hAnsi="Courier New" w:cs="Courier New"/>
+                <w:color w:val="A5F3FC"/>
+                <w:sz w:val="18"/>
+                <w:szCs w:val="18"/>
+              </w:rPr>
+              <w:t>)"""),</w:t>
             </w:r>
           </w:p>
         </w:tc>
@@ -2317,7 +3642,87 @@
                 <w:sz w:val="18"/>
                 <w:szCs w:val="18"/>
               </w:rPr>
-              <w:t xml:space="preserve">        Regex("""(\d+[\.,]\d+) TL.*?\.(\w[\w\s]+)\.""")</w:t>
+              <w:t xml:space="preserve">        </w:t>
+            </w:r>
+            <w:proofErr w:type="spellStart"/>
+            <w:r>
+              <w:rPr>
+                <w:rFonts w:ascii="Courier New" w:eastAsia="Courier New" w:hAnsi="Courier New" w:cs="Courier New"/>
+                <w:color w:val="A5F3FC"/>
+                <w:sz w:val="18"/>
+                <w:szCs w:val="18"/>
+              </w:rPr>
+              <w:t>Regex</w:t>
+            </w:r>
+            <w:proofErr w:type="spellEnd"/>
+            <w:r>
+              <w:rPr>
+                <w:rFonts w:ascii="Courier New" w:eastAsia="Courier New" w:hAnsi="Courier New" w:cs="Courier New"/>
+                <w:color w:val="A5F3FC"/>
+                <w:sz w:val="18"/>
+                <w:szCs w:val="18"/>
+              </w:rPr>
+              <w:t>("""(\d+[\.</w:t>
+            </w:r>
+            <w:proofErr w:type="gramStart"/>
+            <w:r>
+              <w:rPr>
+                <w:rFonts w:ascii="Courier New" w:eastAsia="Courier New" w:hAnsi="Courier New" w:cs="Courier New"/>
+                <w:color w:val="A5F3FC"/>
+                <w:sz w:val="18"/>
+                <w:szCs w:val="18"/>
+              </w:rPr>
+              <w:t>,]\</w:t>
+            </w:r>
+            <w:proofErr w:type="gramEnd"/>
+            <w:r>
+              <w:rPr>
+                <w:rFonts w:ascii="Courier New" w:eastAsia="Courier New" w:hAnsi="Courier New" w:cs="Courier New"/>
+                <w:color w:val="A5F3FC"/>
+                <w:sz w:val="18"/>
+                <w:szCs w:val="18"/>
+              </w:rPr>
+              <w:t>d+) TL.</w:t>
+            </w:r>
+            <w:proofErr w:type="gramStart"/>
+            <w:r>
+              <w:rPr>
+                <w:rFonts w:ascii="Courier New" w:eastAsia="Courier New" w:hAnsi="Courier New" w:cs="Courier New"/>
+                <w:color w:val="A5F3FC"/>
+                <w:sz w:val="18"/>
+                <w:szCs w:val="18"/>
+              </w:rPr>
+              <w:t>*?\</w:t>
+            </w:r>
+            <w:proofErr w:type="gramEnd"/>
+            <w:r>
+              <w:rPr>
+                <w:rFonts w:ascii="Courier New" w:eastAsia="Courier New" w:hAnsi="Courier New" w:cs="Courier New"/>
+                <w:color w:val="A5F3FC"/>
+                <w:sz w:val="18"/>
+                <w:szCs w:val="18"/>
+              </w:rPr>
+              <w:t>.(\w[</w:t>
+            </w:r>
+            <w:proofErr w:type="gramStart"/>
+            <w:r>
+              <w:rPr>
+                <w:rFonts w:ascii="Courier New" w:eastAsia="Courier New" w:hAnsi="Courier New" w:cs="Courier New"/>
+                <w:color w:val="A5F3FC"/>
+                <w:sz w:val="18"/>
+                <w:szCs w:val="18"/>
+              </w:rPr>
+              <w:t>\w\s]+</w:t>
+            </w:r>
+            <w:proofErr w:type="gramEnd"/>
+            <w:r>
+              <w:rPr>
+                <w:rFonts w:ascii="Courier New" w:eastAsia="Courier New" w:hAnsi="Courier New" w:cs="Courier New"/>
+                <w:color w:val="A5F3FC"/>
+                <w:sz w:val="18"/>
+                <w:szCs w:val="18"/>
+              </w:rPr>
+              <w:t>)\.""")</w:t>
             </w:r>
           </w:p>
         </w:tc>
@@ -2428,7 +3833,21 @@
         <w:rPr>
           <w:color w:val="1E293B"/>
         </w:rPr>
-        <w:t>Banka SMS'lerini izin dahilinde yerel okuma</w:t>
+        <w:t xml:space="preserve">Banka </w:t>
+      </w:r>
+      <w:proofErr w:type="spellStart"/>
+      <w:r>
+        <w:rPr>
+          <w:color w:val="1E293B"/>
+        </w:rPr>
+        <w:t>SMS'lerini</w:t>
+      </w:r>
+      <w:proofErr w:type="spellEnd"/>
+      <w:r>
+        <w:rPr>
+          <w:color w:val="1E293B"/>
+        </w:rPr>
+        <w:t xml:space="preserve"> izin dahilinde yerel okuma</w:t>
       </w:r>
     </w:p>
     <w:p>
@@ -2524,8 +3943,30 @@
         <w:rPr>
           <w:color w:val="1E293B"/>
         </w:rPr>
-        <w:t>Bildirim sistemi: zam uyarısı push notification</w:t>
-      </w:r>
+        <w:t xml:space="preserve">Bildirim sistemi: zam uyarısı </w:t>
+      </w:r>
+      <w:proofErr w:type="spellStart"/>
+      <w:r>
+        <w:rPr>
+          <w:color w:val="1E293B"/>
+        </w:rPr>
+        <w:t>push</w:t>
+      </w:r>
+      <w:proofErr w:type="spellEnd"/>
+      <w:r>
+        <w:rPr>
+          <w:color w:val="1E293B"/>
+        </w:rPr>
+        <w:t xml:space="preserve"> </w:t>
+      </w:r>
+      <w:proofErr w:type="spellStart"/>
+      <w:r>
+        <w:rPr>
+          <w:color w:val="1E293B"/>
+        </w:rPr>
+        <w:t>notification</w:t>
+      </w:r>
+      <w:proofErr w:type="spellEnd"/>
     </w:p>
     <w:p>
       <w:pPr>
@@ -2556,7 +3997,21 @@
         <w:rPr>
           <w:color w:val="1E293B"/>
         </w:rPr>
-        <w:t>Offline-first: sıfır sunucu bağlantısı</w:t>
+        <w:t>Offline-</w:t>
+      </w:r>
+      <w:proofErr w:type="spellStart"/>
+      <w:r>
+        <w:rPr>
+          <w:color w:val="1E293B"/>
+        </w:rPr>
+        <w:t>first</w:t>
+      </w:r>
+      <w:proofErr w:type="spellEnd"/>
+      <w:r>
+        <w:rPr>
+          <w:color w:val="1E293B"/>
+        </w:rPr>
+        <w:t>: sıfır sunucu bağlantısı</w:t>
       </w:r>
     </w:p>
     <w:p>
@@ -2585,7 +4040,35 @@
         <w:rPr>
           <w:color w:val="1E293B"/>
         </w:rPr>
-        <w:t>Aylık trend grafiği (Compose Canvas ile)</w:t>
+        <w:t>Aylık trend grafiği (</w:t>
+      </w:r>
+      <w:proofErr w:type="spellStart"/>
+      <w:r>
+        <w:rPr>
+          <w:color w:val="1E293B"/>
+        </w:rPr>
+        <w:t>Compose</w:t>
+      </w:r>
+      <w:proofErr w:type="spellEnd"/>
+      <w:r>
+        <w:rPr>
+          <w:color w:val="1E293B"/>
+        </w:rPr>
+        <w:t xml:space="preserve"> </w:t>
+      </w:r>
+      <w:proofErr w:type="spellStart"/>
+      <w:r>
+        <w:rPr>
+          <w:color w:val="1E293B"/>
+        </w:rPr>
+        <w:t>Canvas</w:t>
+      </w:r>
+      <w:proofErr w:type="spellEnd"/>
+      <w:r>
+        <w:rPr>
+          <w:color w:val="1E293B"/>
+        </w:rPr>
+        <w:t xml:space="preserve"> ile)</w:t>
       </w:r>
     </w:p>
     <w:p>
@@ -2633,7 +4116,21 @@
         <w:rPr>
           <w:color w:val="1E293B"/>
         </w:rPr>
-        <w:t>Ana ekran widget (4x2, bu ayki abonelik özeti)</w:t>
+        <w:t xml:space="preserve">Ana ekran </w:t>
+      </w:r>
+      <w:proofErr w:type="spellStart"/>
+      <w:r>
+        <w:rPr>
+          <w:color w:val="1E293B"/>
+        </w:rPr>
+        <w:t>widget</w:t>
+      </w:r>
+      <w:proofErr w:type="spellEnd"/>
+      <w:r>
+        <w:rPr>
+          <w:color w:val="1E293B"/>
+        </w:rPr>
+        <w:t xml:space="preserve"> (4x2, bu ayki abonelik özeti)</w:t>
       </w:r>
     </w:p>
     <w:p>
@@ -2649,8 +4146,16 @@
         <w:rPr>
           <w:color w:val="1E293B"/>
         </w:rPr>
-        <w:t>Dark mode</w:t>
-      </w:r>
+        <w:t xml:space="preserve">Dark </w:t>
+      </w:r>
+      <w:proofErr w:type="spellStart"/>
+      <w:r>
+        <w:rPr>
+          <w:color w:val="1E293B"/>
+        </w:rPr>
+        <w:t>mode</w:t>
+      </w:r>
+      <w:proofErr w:type="spellEnd"/>
     </w:p>
     <w:p>
       <w:pPr>
@@ -2716,12 +4221,6 @@
         <w:gridCol w:w="1500"/>
       </w:tblGrid>
       <w:tr>
-        <w:tblPrEx>
-          <w:tblCellMar>
-            <w:top w:w="0" w:type="dxa"/>
-            <w:bottom w:w="0" w:type="dxa"/>
-          </w:tblCellMar>
-        </w:tblPrEx>
         <w:trPr>
           <w:tblHeader/>
         </w:trPr>
@@ -2859,12 +4358,6 @@
         </w:tc>
       </w:tr>
       <w:tr>
-        <w:tblPrEx>
-          <w:tblCellMar>
-            <w:top w:w="0" w:type="dxa"/>
-            <w:bottom w:w="0" w:type="dxa"/>
-          </w:tblCellMar>
-        </w:tblPrEx>
         <w:tc>
           <w:tcPr>
             <w:tcW w:w="2000" w:type="dxa"/>
@@ -2950,7 +4443,43 @@
                 <w:sz w:val="20"/>
                 <w:szCs w:val="20"/>
               </w:rPr>
-              <w:t>PRD belgesi + Wireframe (Figma)</w:t>
+              <w:t xml:space="preserve">PRD belgesi + </w:t>
+            </w:r>
+            <w:proofErr w:type="spellStart"/>
+            <w:r>
+              <w:rPr>
+                <w:color w:val="1E293B"/>
+                <w:sz w:val="20"/>
+                <w:szCs w:val="20"/>
+              </w:rPr>
+              <w:t>Wireframe</w:t>
+            </w:r>
+            <w:proofErr w:type="spellEnd"/>
+            <w:r>
+              <w:rPr>
+                <w:color w:val="1E293B"/>
+                <w:sz w:val="20"/>
+                <w:szCs w:val="20"/>
+              </w:rPr>
+              <w:t xml:space="preserve"> (</w:t>
+            </w:r>
+            <w:proofErr w:type="spellStart"/>
+            <w:r>
+              <w:rPr>
+                <w:color w:val="1E293B"/>
+                <w:sz w:val="20"/>
+                <w:szCs w:val="20"/>
+              </w:rPr>
+              <w:t>Figma</w:t>
+            </w:r>
+            <w:proofErr w:type="spellEnd"/>
+            <w:r>
+              <w:rPr>
+                <w:color w:val="1E293B"/>
+                <w:sz w:val="20"/>
+                <w:szCs w:val="20"/>
+              </w:rPr>
+              <w:t>)</w:t>
             </w:r>
           </w:p>
         </w:tc>
@@ -2984,12 +4513,6 @@
         </w:tc>
       </w:tr>
       <w:tr>
-        <w:tblPrEx>
-          <w:tblCellMar>
-            <w:top w:w="0" w:type="dxa"/>
-            <w:bottom w:w="0" w:type="dxa"/>
-          </w:tblCellMar>
-        </w:tblPrEx>
         <w:tc>
           <w:tcPr>
             <w:tcW w:w="2000" w:type="dxa"/>
@@ -3109,12 +4632,6 @@
         </w:tc>
       </w:tr>
       <w:tr>
-        <w:tblPrEx>
-          <w:tblCellMar>
-            <w:top w:w="0" w:type="dxa"/>
-            <w:bottom w:w="0" w:type="dxa"/>
-          </w:tblCellMar>
-        </w:tblPrEx>
         <w:tc>
           <w:tcPr>
             <w:tcW w:w="2000" w:type="dxa"/>
@@ -3141,8 +4658,20 @@
                 <w:sz w:val="20"/>
                 <w:szCs w:val="20"/>
               </w:rPr>
-              <w:t>Faz 2.1 — SMS Parser</w:t>
-            </w:r>
+              <w:t xml:space="preserve">Faz 2.1 — SMS </w:t>
+            </w:r>
+            <w:proofErr w:type="spellStart"/>
+            <w:r>
+              <w:rPr>
+                <w:b/>
+                <w:bCs/>
+                <w:color w:val="1E293B"/>
+                <w:sz w:val="20"/>
+                <w:szCs w:val="20"/>
+              </w:rPr>
+              <w:t>Parser</w:t>
+            </w:r>
+            <w:proofErr w:type="spellEnd"/>
           </w:p>
         </w:tc>
         <w:tc>
@@ -3194,13 +4723,41 @@
             </w:tcMar>
           </w:tcPr>
           <w:p>
-            <w:r>
-              <w:rPr>
-                <w:color w:val="1E293B"/>
-                <w:sz w:val="20"/>
-                <w:szCs w:val="20"/>
-              </w:rPr>
-              <w:t>Parse motoru + Room entegrasyonu</w:t>
+            <w:proofErr w:type="spellStart"/>
+            <w:r>
+              <w:rPr>
+                <w:color w:val="1E293B"/>
+                <w:sz w:val="20"/>
+                <w:szCs w:val="20"/>
+              </w:rPr>
+              <w:t>Parse</w:t>
+            </w:r>
+            <w:proofErr w:type="spellEnd"/>
+            <w:r>
+              <w:rPr>
+                <w:color w:val="1E293B"/>
+                <w:sz w:val="20"/>
+                <w:szCs w:val="20"/>
+              </w:rPr>
+              <w:t xml:space="preserve"> motoru + </w:t>
+            </w:r>
+            <w:proofErr w:type="spellStart"/>
+            <w:r>
+              <w:rPr>
+                <w:color w:val="1E293B"/>
+                <w:sz w:val="20"/>
+                <w:szCs w:val="20"/>
+              </w:rPr>
+              <w:t>Room</w:t>
+            </w:r>
+            <w:proofErr w:type="spellEnd"/>
+            <w:r>
+              <w:rPr>
+                <w:color w:val="1E293B"/>
+                <w:sz w:val="20"/>
+                <w:szCs w:val="20"/>
+              </w:rPr>
+              <w:t xml:space="preserve"> entegrasyonu</w:t>
             </w:r>
           </w:p>
         </w:tc>
@@ -3234,12 +4791,6 @@
         </w:tc>
       </w:tr>
       <w:tr>
-        <w:tblPrEx>
-          <w:tblCellMar>
-            <w:top w:w="0" w:type="dxa"/>
-            <w:bottom w:w="0" w:type="dxa"/>
-          </w:tblCellMar>
-        </w:tblPrEx>
         <w:tc>
           <w:tcPr>
             <w:tcW w:w="2000" w:type="dxa"/>
@@ -3359,12 +4910,6 @@
         </w:tc>
       </w:tr>
       <w:tr>
-        <w:tblPrEx>
-          <w:tblCellMar>
-            <w:top w:w="0" w:type="dxa"/>
-            <w:bottom w:w="0" w:type="dxa"/>
-          </w:tblCellMar>
-        </w:tblPrEx>
         <w:tc>
           <w:tcPr>
             <w:tcW w:w="2000" w:type="dxa"/>
@@ -3485,12 +5030,6 @@
         </w:tc>
       </w:tr>
       <w:tr>
-        <w:tblPrEx>
-          <w:tblCellMar>
-            <w:top w:w="0" w:type="dxa"/>
-            <w:bottom w:w="0" w:type="dxa"/>
-          </w:tblCellMar>
-        </w:tblPrEx>
         <w:tc>
           <w:tcPr>
             <w:tcW w:w="2000" w:type="dxa"/>
@@ -3576,7 +5115,25 @@
                 <w:sz w:val="20"/>
                 <w:szCs w:val="20"/>
               </w:rPr>
-              <w:t>Grafikler + polished UI</w:t>
+              <w:t xml:space="preserve">Grafikler + </w:t>
+            </w:r>
+            <w:proofErr w:type="spellStart"/>
+            <w:r>
+              <w:rPr>
+                <w:color w:val="1E293B"/>
+                <w:sz w:val="20"/>
+                <w:szCs w:val="20"/>
+              </w:rPr>
+              <w:t>polished</w:t>
+            </w:r>
+            <w:proofErr w:type="spellEnd"/>
+            <w:r>
+              <w:rPr>
+                <w:color w:val="1E293B"/>
+                <w:sz w:val="20"/>
+                <w:szCs w:val="20"/>
+              </w:rPr>
+              <w:t xml:space="preserve"> UI</w:t>
             </w:r>
           </w:p>
         </w:tc>
@@ -3610,12 +5167,6 @@
         </w:tc>
       </w:tr>
       <w:tr>
-        <w:tblPrEx>
-          <w:tblCellMar>
-            <w:top w:w="0" w:type="dxa"/>
-            <w:bottom w:w="0" w:type="dxa"/>
-          </w:tblCellMar>
-        </w:tblPrEx>
         <w:tc>
           <w:tcPr>
             <w:tcW w:w="2000" w:type="dxa"/>
@@ -3695,13 +5246,23 @@
             </w:tcMar>
           </w:tcPr>
           <w:p>
-            <w:r>
-              <w:rPr>
-                <w:color w:val="1E293B"/>
-                <w:sz w:val="20"/>
-                <w:szCs w:val="20"/>
-              </w:rPr>
-              <w:t>SQLCipher + biyometrik kilit</w:t>
+            <w:proofErr w:type="spellStart"/>
+            <w:r>
+              <w:rPr>
+                <w:color w:val="1E293B"/>
+                <w:sz w:val="20"/>
+                <w:szCs w:val="20"/>
+              </w:rPr>
+              <w:t>SQLCipher</w:t>
+            </w:r>
+            <w:proofErr w:type="spellEnd"/>
+            <w:r>
+              <w:rPr>
+                <w:color w:val="1E293B"/>
+                <w:sz w:val="20"/>
+                <w:szCs w:val="20"/>
+              </w:rPr>
+              <w:t xml:space="preserve"> + biyometrik kilit</w:t>
             </w:r>
           </w:p>
         </w:tc>
@@ -3735,12 +5296,6 @@
         </w:tc>
       </w:tr>
       <w:tr>
-        <w:tblPrEx>
-          <w:tblCellMar>
-            <w:top w:w="0" w:type="dxa"/>
-            <w:bottom w:w="0" w:type="dxa"/>
-          </w:tblCellMar>
-        </w:tblPrEx>
         <w:tc>
           <w:tcPr>
             <w:tcW w:w="2000" w:type="dxa"/>
@@ -3820,13 +5375,23 @@
             </w:tcMar>
           </w:tcPr>
           <w:p>
-            <w:r>
-              <w:rPr>
-                <w:color w:val="1E293B"/>
-                <w:sz w:val="20"/>
-                <w:szCs w:val="20"/>
-              </w:rPr>
-              <w:t>Unit/UI test + %80 kod kapsamı</w:t>
+            <w:proofErr w:type="spellStart"/>
+            <w:r>
+              <w:rPr>
+                <w:color w:val="1E293B"/>
+                <w:sz w:val="20"/>
+                <w:szCs w:val="20"/>
+              </w:rPr>
+              <w:t>Unit</w:t>
+            </w:r>
+            <w:proofErr w:type="spellEnd"/>
+            <w:r>
+              <w:rPr>
+                <w:color w:val="1E293B"/>
+                <w:sz w:val="20"/>
+                <w:szCs w:val="20"/>
+              </w:rPr>
+              <w:t>/UI test + %80 kod kapsamı</w:t>
             </w:r>
           </w:p>
         </w:tc>
@@ -3860,12 +5425,6 @@
         </w:tc>
       </w:tr>
       <w:tr>
-        <w:tblPrEx>
-          <w:tblCellMar>
-            <w:top w:w="0" w:type="dxa"/>
-            <w:bottom w:w="0" w:type="dxa"/>
-          </w:tblCellMar>
-        </w:tblPrEx>
         <w:tc>
           <w:tcPr>
             <w:tcW w:w="2000" w:type="dxa"/>
@@ -3892,7 +5451,29 @@
                 <w:sz w:val="20"/>
                 <w:szCs w:val="20"/>
               </w:rPr>
-              <w:t>Faz 6 — Play Store Lansmanı</w:t>
+              <w:t xml:space="preserve">Faz 6 — Play </w:t>
+            </w:r>
+            <w:proofErr w:type="spellStart"/>
+            <w:r>
+              <w:rPr>
+                <w:b/>
+                <w:bCs/>
+                <w:color w:val="1E293B"/>
+                <w:sz w:val="20"/>
+                <w:szCs w:val="20"/>
+              </w:rPr>
+              <w:t>Store</w:t>
+            </w:r>
+            <w:proofErr w:type="spellEnd"/>
+            <w:r>
+              <w:rPr>
+                <w:b/>
+                <w:bCs/>
+                <w:color w:val="1E293B"/>
+                <w:sz w:val="20"/>
+                <w:szCs w:val="20"/>
+              </w:rPr>
+              <w:t xml:space="preserve"> Lansmanı</w:t>
             </w:r>
           </w:p>
         </w:tc>
@@ -3985,12 +5566,6 @@
         </w:tc>
       </w:tr>
       <w:tr>
-        <w:tblPrEx>
-          <w:tblCellMar>
-            <w:top w:w="0" w:type="dxa"/>
-            <w:bottom w:w="0" w:type="dxa"/>
-          </w:tblCellMar>
-        </w:tblPrEx>
         <w:tc>
           <w:tcPr>
             <w:tcW w:w="2000" w:type="dxa"/>
@@ -4076,7 +5651,25 @@
                 <w:sz w:val="20"/>
                 <w:szCs w:val="20"/>
               </w:rPr>
-              <w:t>Play Store'da canlı uygulama</w:t>
+              <w:t xml:space="preserve">Play </w:t>
+            </w:r>
+            <w:proofErr w:type="spellStart"/>
+            <w:r>
+              <w:rPr>
+                <w:color w:val="1E293B"/>
+                <w:sz w:val="20"/>
+                <w:szCs w:val="20"/>
+              </w:rPr>
+              <w:t>Store'da</w:t>
+            </w:r>
+            <w:proofErr w:type="spellEnd"/>
+            <w:r>
+              <w:rPr>
+                <w:color w:val="1E293B"/>
+                <w:sz w:val="20"/>
+                <w:szCs w:val="20"/>
+              </w:rPr>
+              <w:t xml:space="preserve"> canlı uygulama</w:t>
             </w:r>
           </w:p>
         </w:tc>
@@ -4163,7 +5756,49 @@
         <w:rPr>
           <w:color w:val="1E293B"/>
         </w:rPr>
-        <w:t>Rakip analizi yap: Toshl, Spendee, MoneyLover uygulamalarının eksiklerini listele.</w:t>
+        <w:t xml:space="preserve">Rakip analizi yap: </w:t>
+      </w:r>
+      <w:proofErr w:type="spellStart"/>
+      <w:r>
+        <w:rPr>
+          <w:color w:val="1E293B"/>
+        </w:rPr>
+        <w:t>Toshl</w:t>
+      </w:r>
+      <w:proofErr w:type="spellEnd"/>
+      <w:r>
+        <w:rPr>
+          <w:color w:val="1E293B"/>
+        </w:rPr>
+        <w:t xml:space="preserve">, </w:t>
+      </w:r>
+      <w:proofErr w:type="spellStart"/>
+      <w:r>
+        <w:rPr>
+          <w:color w:val="1E293B"/>
+        </w:rPr>
+        <w:t>Spendee</w:t>
+      </w:r>
+      <w:proofErr w:type="spellEnd"/>
+      <w:r>
+        <w:rPr>
+          <w:color w:val="1E293B"/>
+        </w:rPr>
+        <w:t xml:space="preserve">, </w:t>
+      </w:r>
+      <w:proofErr w:type="spellStart"/>
+      <w:r>
+        <w:rPr>
+          <w:color w:val="1E293B"/>
+        </w:rPr>
+        <w:t>MoneyLover</w:t>
+      </w:r>
+      <w:proofErr w:type="spellEnd"/>
+      <w:r>
+        <w:rPr>
+          <w:color w:val="1E293B"/>
+        </w:rPr>
+        <w:t xml:space="preserve"> uygulamalarının eksiklerini listele.</w:t>
       </w:r>
     </w:p>
     <w:p>
@@ -4179,7 +5814,35 @@
         <w:rPr>
           <w:color w:val="1E293B"/>
         </w:rPr>
-        <w:t>MVP kapsamını netleştir ve PRD (Product Requirements Document) hazırla.</w:t>
+        <w:t xml:space="preserve">MVP kapsamını netleştir ve PRD (Product </w:t>
+      </w:r>
+      <w:proofErr w:type="spellStart"/>
+      <w:r>
+        <w:rPr>
+          <w:color w:val="1E293B"/>
+        </w:rPr>
+        <w:t>Requirements</w:t>
+      </w:r>
+      <w:proofErr w:type="spellEnd"/>
+      <w:r>
+        <w:rPr>
+          <w:color w:val="1E293B"/>
+        </w:rPr>
+        <w:t xml:space="preserve"> </w:t>
+      </w:r>
+      <w:proofErr w:type="spellStart"/>
+      <w:r>
+        <w:rPr>
+          <w:color w:val="1E293B"/>
+        </w:rPr>
+        <w:t>Document</w:t>
+      </w:r>
+      <w:proofErr w:type="spellEnd"/>
+      <w:r>
+        <w:rPr>
+          <w:color w:val="1E293B"/>
+        </w:rPr>
+        <w:t>) hazırla.</w:t>
       </w:r>
     </w:p>
     <w:p>
@@ -4191,11 +5854,61 @@
         </w:numPr>
         <w:spacing w:before="60" w:after="60"/>
       </w:pPr>
-      <w:r>
-        <w:rPr>
-          <w:color w:val="1E293B"/>
-        </w:rPr>
-        <w:t>Figma'da temel ekran akışını wireframe olarak çiz (onboarding, dashboard, abonelikler, uyarılar).</w:t>
+      <w:proofErr w:type="spellStart"/>
+      <w:r>
+        <w:rPr>
+          <w:color w:val="1E293B"/>
+        </w:rPr>
+        <w:t>Figma'da</w:t>
+      </w:r>
+      <w:proofErr w:type="spellEnd"/>
+      <w:r>
+        <w:rPr>
+          <w:color w:val="1E293B"/>
+        </w:rPr>
+        <w:t xml:space="preserve"> temel ekran akışını </w:t>
+      </w:r>
+      <w:proofErr w:type="spellStart"/>
+      <w:r>
+        <w:rPr>
+          <w:color w:val="1E293B"/>
+        </w:rPr>
+        <w:t>wireframe</w:t>
+      </w:r>
+      <w:proofErr w:type="spellEnd"/>
+      <w:r>
+        <w:rPr>
+          <w:color w:val="1E293B"/>
+        </w:rPr>
+        <w:t xml:space="preserve"> olarak çiz (</w:t>
+      </w:r>
+      <w:proofErr w:type="spellStart"/>
+      <w:r>
+        <w:rPr>
+          <w:color w:val="1E293B"/>
+        </w:rPr>
+        <w:t>onboarding</w:t>
+      </w:r>
+      <w:proofErr w:type="spellEnd"/>
+      <w:r>
+        <w:rPr>
+          <w:color w:val="1E293B"/>
+        </w:rPr>
+        <w:t xml:space="preserve">, </w:t>
+      </w:r>
+      <w:proofErr w:type="spellStart"/>
+      <w:r>
+        <w:rPr>
+          <w:color w:val="1E293B"/>
+        </w:rPr>
+        <w:t>dashboard</w:t>
+      </w:r>
+      <w:proofErr w:type="spellEnd"/>
+      <w:r>
+        <w:rPr>
+          <w:color w:val="1E293B"/>
+        </w:rPr>
+        <w:t>, abonelikler, uyarılar).</w:t>
       </w:r>
     </w:p>
     <w:p>
@@ -4211,7 +5924,21 @@
         <w:rPr>
           <w:color w:val="1E293B"/>
         </w:rPr>
-        <w:t>Teknik stack kararlarını belgele ve onaya sun.</w:t>
+        <w:t xml:space="preserve">Teknik </w:t>
+      </w:r>
+      <w:proofErr w:type="spellStart"/>
+      <w:r>
+        <w:rPr>
+          <w:color w:val="1E293B"/>
+        </w:rPr>
+        <w:t>stack</w:t>
+      </w:r>
+      <w:proofErr w:type="spellEnd"/>
+      <w:r>
+        <w:rPr>
+          <w:color w:val="1E293B"/>
+        </w:rPr>
+        <w:t xml:space="preserve"> kararlarını belgele ve onaya sun.</w:t>
       </w:r>
     </w:p>
     <w:tbl>
@@ -4272,8 +5999,44 @@
               <w:rPr>
                 <w:color w:val="1E293B"/>
               </w:rPr>
-              <w:t>PRD belgesi + Figma wireframe + onaylı teknik stack</w:t>
-            </w:r>
+              <w:t xml:space="preserve">PRD belgesi + </w:t>
+            </w:r>
+            <w:proofErr w:type="spellStart"/>
+            <w:r>
+              <w:rPr>
+                <w:color w:val="1E293B"/>
+              </w:rPr>
+              <w:t>Figma</w:t>
+            </w:r>
+            <w:proofErr w:type="spellEnd"/>
+            <w:r>
+              <w:rPr>
+                <w:color w:val="1E293B"/>
+              </w:rPr>
+              <w:t xml:space="preserve"> </w:t>
+            </w:r>
+            <w:proofErr w:type="spellStart"/>
+            <w:r>
+              <w:rPr>
+                <w:color w:val="1E293B"/>
+              </w:rPr>
+              <w:t>wireframe</w:t>
+            </w:r>
+            <w:proofErr w:type="spellEnd"/>
+            <w:r>
+              <w:rPr>
+                <w:color w:val="1E293B"/>
+              </w:rPr>
+              <w:t xml:space="preserve"> + onaylı teknik </w:t>
+            </w:r>
+            <w:proofErr w:type="spellStart"/>
+            <w:r>
+              <w:rPr>
+                <w:color w:val="1E293B"/>
+              </w:rPr>
+              <w:t>stack</w:t>
+            </w:r>
+            <w:proofErr w:type="spellEnd"/>
           </w:p>
         </w:tc>
       </w:tr>
@@ -4304,7 +6067,35 @@
         <w:rPr>
           <w:color w:val="1E293B"/>
         </w:rPr>
-        <w:t>Android Studio'da yeni Kotlin projesi oluştur.</w:t>
+        <w:t xml:space="preserve">Android </w:t>
+      </w:r>
+      <w:proofErr w:type="spellStart"/>
+      <w:r>
+        <w:rPr>
+          <w:color w:val="1E293B"/>
+        </w:rPr>
+        <w:t>Studio'da</w:t>
+      </w:r>
+      <w:proofErr w:type="spellEnd"/>
+      <w:r>
+        <w:rPr>
+          <w:color w:val="1E293B"/>
+        </w:rPr>
+        <w:t xml:space="preserve"> yeni </w:t>
+      </w:r>
+      <w:proofErr w:type="spellStart"/>
+      <w:r>
+        <w:rPr>
+          <w:color w:val="1E293B"/>
+        </w:rPr>
+        <w:t>Kotlin</w:t>
+      </w:r>
+      <w:proofErr w:type="spellEnd"/>
+      <w:r>
+        <w:rPr>
+          <w:color w:val="1E293B"/>
+        </w:rPr>
+        <w:t xml:space="preserve"> projesi oluştur.</w:t>
       </w:r>
     </w:p>
     <w:p>
@@ -4320,7 +6111,49 @@
         <w:rPr>
           <w:color w:val="1E293B"/>
         </w:rPr>
-        <w:t>MVVM + Clean Architecture katmanlarını (data / domain / presentation) yapılandır.</w:t>
+        <w:t xml:space="preserve">MVVM + </w:t>
+      </w:r>
+      <w:proofErr w:type="spellStart"/>
+      <w:r>
+        <w:rPr>
+          <w:color w:val="1E293B"/>
+        </w:rPr>
+        <w:t>Clean</w:t>
+      </w:r>
+      <w:proofErr w:type="spellEnd"/>
+      <w:r>
+        <w:rPr>
+          <w:color w:val="1E293B"/>
+        </w:rPr>
+        <w:t xml:space="preserve"> Architecture katmanlarını (</w:t>
+      </w:r>
+      <w:proofErr w:type="gramStart"/>
+      <w:r>
+        <w:rPr>
+          <w:color w:val="1E293B"/>
+        </w:rPr>
+        <w:t>data</w:t>
+      </w:r>
+      <w:proofErr w:type="gramEnd"/>
+      <w:r>
+        <w:rPr>
+          <w:color w:val="1E293B"/>
+        </w:rPr>
+        <w:t xml:space="preserve"> / domain / </w:t>
+      </w:r>
+      <w:proofErr w:type="spellStart"/>
+      <w:r>
+        <w:rPr>
+          <w:color w:val="1E293B"/>
+        </w:rPr>
+        <w:t>presentation</w:t>
+      </w:r>
+      <w:proofErr w:type="spellEnd"/>
+      <w:r>
+        <w:rPr>
+          <w:color w:val="1E293B"/>
+        </w:rPr>
+        <w:t>) yapılandır.</w:t>
       </w:r>
     </w:p>
     <w:p>
@@ -4332,11 +6165,47 @@
         </w:numPr>
         <w:spacing w:before="60" w:after="60"/>
       </w:pPr>
-      <w:r>
-        <w:rPr>
-          <w:color w:val="1E293B"/>
-        </w:rPr>
-        <w:t>Hilt ile dependency injection kurulumu yap.</w:t>
+      <w:proofErr w:type="spellStart"/>
+      <w:r>
+        <w:rPr>
+          <w:color w:val="1E293B"/>
+        </w:rPr>
+        <w:t>Hilt</w:t>
+      </w:r>
+      <w:proofErr w:type="spellEnd"/>
+      <w:r>
+        <w:rPr>
+          <w:color w:val="1E293B"/>
+        </w:rPr>
+        <w:t xml:space="preserve"> ile </w:t>
+      </w:r>
+      <w:proofErr w:type="spellStart"/>
+      <w:r>
+        <w:rPr>
+          <w:color w:val="1E293B"/>
+        </w:rPr>
+        <w:t>dependency</w:t>
+      </w:r>
+      <w:proofErr w:type="spellEnd"/>
+      <w:r>
+        <w:rPr>
+          <w:color w:val="1E293B"/>
+        </w:rPr>
+        <w:t xml:space="preserve"> </w:t>
+      </w:r>
+      <w:proofErr w:type="spellStart"/>
+      <w:r>
+        <w:rPr>
+          <w:color w:val="1E293B"/>
+        </w:rPr>
+        <w:t>injection</w:t>
+      </w:r>
+      <w:proofErr w:type="spellEnd"/>
+      <w:r>
+        <w:rPr>
+          <w:color w:val="1E293B"/>
+        </w:rPr>
+        <w:t xml:space="preserve"> kurulumu yap.</w:t>
       </w:r>
     </w:p>
     <w:p>
@@ -4348,11 +6217,47 @@
         </w:numPr>
         <w:spacing w:before="60" w:after="60"/>
       </w:pPr>
-      <w:r>
-        <w:rPr>
-          <w:color w:val="1E293B"/>
-        </w:rPr>
-        <w:t>Room veritabanı şemasını (3 tablo) oluştur ve DAO'ları yaz.</w:t>
+      <w:proofErr w:type="spellStart"/>
+      <w:r>
+        <w:rPr>
+          <w:color w:val="1E293B"/>
+        </w:rPr>
+        <w:t>Room</w:t>
+      </w:r>
+      <w:proofErr w:type="spellEnd"/>
+      <w:r>
+        <w:rPr>
+          <w:color w:val="1E293B"/>
+        </w:rPr>
+        <w:t xml:space="preserve"> </w:t>
+      </w:r>
+      <w:proofErr w:type="spellStart"/>
+      <w:r>
+        <w:rPr>
+          <w:color w:val="1E293B"/>
+        </w:rPr>
+        <w:t>veritabanı</w:t>
+      </w:r>
+      <w:proofErr w:type="spellEnd"/>
+      <w:r>
+        <w:rPr>
+          <w:color w:val="1E293B"/>
+        </w:rPr>
+        <w:t xml:space="preserve"> şemasını (3 tablo) oluştur ve </w:t>
+      </w:r>
+      <w:proofErr w:type="spellStart"/>
+      <w:r>
+        <w:rPr>
+          <w:color w:val="1E293B"/>
+        </w:rPr>
+        <w:t>DAO'ları</w:t>
+      </w:r>
+      <w:proofErr w:type="spellEnd"/>
+      <w:r>
+        <w:rPr>
+          <w:color w:val="1E293B"/>
+        </w:rPr>
+        <w:t xml:space="preserve"> yaz.</w:t>
       </w:r>
     </w:p>
     <w:p>
@@ -4364,11 +6269,89 @@
         </w:numPr>
         <w:spacing w:before="60" w:after="60"/>
       </w:pPr>
-      <w:r>
-        <w:rPr>
-          <w:color w:val="1E293B"/>
-        </w:rPr>
-        <w:t>GitHub Actions ile CI/CD pipeline kur (build + lint + unit test).</w:t>
+      <w:proofErr w:type="spellStart"/>
+      <w:r>
+        <w:rPr>
+          <w:color w:val="1E293B"/>
+        </w:rPr>
+        <w:t>GitHub</w:t>
+      </w:r>
+      <w:proofErr w:type="spellEnd"/>
+      <w:r>
+        <w:rPr>
+          <w:color w:val="1E293B"/>
+        </w:rPr>
+        <w:t xml:space="preserve"> </w:t>
+      </w:r>
+      <w:proofErr w:type="spellStart"/>
+      <w:r>
+        <w:rPr>
+          <w:color w:val="1E293B"/>
+        </w:rPr>
+        <w:t>Actions</w:t>
+      </w:r>
+      <w:proofErr w:type="spellEnd"/>
+      <w:r>
+        <w:rPr>
+          <w:color w:val="1E293B"/>
+        </w:rPr>
+        <w:t xml:space="preserve"> ile CI/CD </w:t>
+      </w:r>
+      <w:proofErr w:type="spellStart"/>
+      <w:r>
+        <w:rPr>
+          <w:color w:val="1E293B"/>
+        </w:rPr>
+        <w:t>pipeline</w:t>
+      </w:r>
+      <w:proofErr w:type="spellEnd"/>
+      <w:r>
+        <w:rPr>
+          <w:color w:val="1E293B"/>
+        </w:rPr>
+        <w:t xml:space="preserve"> kur (</w:t>
+      </w:r>
+      <w:proofErr w:type="spellStart"/>
+      <w:r>
+        <w:rPr>
+          <w:color w:val="1E293B"/>
+        </w:rPr>
+        <w:t>build</w:t>
+      </w:r>
+      <w:proofErr w:type="spellEnd"/>
+      <w:r>
+        <w:rPr>
+          <w:color w:val="1E293B"/>
+        </w:rPr>
+        <w:t xml:space="preserve"> + </w:t>
+      </w:r>
+      <w:proofErr w:type="spellStart"/>
+      <w:r>
+        <w:rPr>
+          <w:color w:val="1E293B"/>
+        </w:rPr>
+        <w:t>lint</w:t>
+      </w:r>
+      <w:proofErr w:type="spellEnd"/>
+      <w:r>
+        <w:rPr>
+          <w:color w:val="1E293B"/>
+        </w:rPr>
+        <w:t xml:space="preserve"> + </w:t>
+      </w:r>
+      <w:proofErr w:type="spellStart"/>
+      <w:r>
+        <w:rPr>
+          <w:color w:val="1E293B"/>
+        </w:rPr>
+        <w:t>unit</w:t>
+      </w:r>
+      <w:proofErr w:type="spellEnd"/>
+      <w:r>
+        <w:rPr>
+          <w:color w:val="1E293B"/>
+        </w:rPr>
+        <w:t xml:space="preserve"> test).</w:t>
       </w:r>
     </w:p>
     <w:p>
@@ -4445,7 +6428,21 @@
               <w:rPr>
                 <w:color w:val="1E293B"/>
               </w:rPr>
-              <w:t>Çalışan boş uygulama + CI/CD pipeline aktif</w:t>
+              <w:t xml:space="preserve">Çalışan boş uygulama + CI/CD </w:t>
+            </w:r>
+            <w:proofErr w:type="spellStart"/>
+            <w:r>
+              <w:rPr>
+                <w:color w:val="1E293B"/>
+              </w:rPr>
+              <w:t>pipeline</w:t>
+            </w:r>
+            <w:proofErr w:type="spellEnd"/>
+            <w:r>
+              <w:rPr>
+                <w:color w:val="1E293B"/>
+              </w:rPr>
+              <w:t xml:space="preserve"> aktif</w:t>
             </w:r>
           </w:p>
         </w:tc>
@@ -4462,7 +6459,15 @@
       </w:pPr>
       <w:r>
         <w:lastRenderedPageBreak/>
-        <w:t>Faz 2.1 — SMS Parser Motoru (Hafta 3)</w:t>
+        <w:t xml:space="preserve">Faz 2.1 — SMS </w:t>
+      </w:r>
+      <w:proofErr w:type="spellStart"/>
+      <w:r>
+        <w:t>Parser</w:t>
+      </w:r>
+      <w:proofErr w:type="spellEnd"/>
+      <w:r>
+        <w:t xml:space="preserve"> Motoru (Hafta 3)</w:t>
       </w:r>
     </w:p>
     <w:p>
@@ -4474,11 +6479,33 @@
         </w:numPr>
         <w:spacing w:before="60" w:after="60"/>
       </w:pPr>
-      <w:r>
-        <w:rPr>
-          <w:color w:val="1E293B"/>
-        </w:rPr>
-        <w:t>NotificationListenerService kur ve gerekli Android izin akışını (onboarding) yaz.</w:t>
+      <w:proofErr w:type="spellStart"/>
+      <w:r>
+        <w:rPr>
+          <w:color w:val="1E293B"/>
+        </w:rPr>
+        <w:t>NotificationListenerService</w:t>
+      </w:r>
+      <w:proofErr w:type="spellEnd"/>
+      <w:r>
+        <w:rPr>
+          <w:color w:val="1E293B"/>
+        </w:rPr>
+        <w:t xml:space="preserve"> kur ve gerekli Android izin akışını (</w:t>
+      </w:r>
+      <w:proofErr w:type="spellStart"/>
+      <w:r>
+        <w:rPr>
+          <w:color w:val="1E293B"/>
+        </w:rPr>
+        <w:t>onboarding</w:t>
+      </w:r>
+      <w:proofErr w:type="spellEnd"/>
+      <w:r>
+        <w:rPr>
+          <w:color w:val="1E293B"/>
+        </w:rPr>
+        <w:t>) yaz.</w:t>
       </w:r>
     </w:p>
     <w:p>
@@ -4490,11 +6517,47 @@
         </w:numPr>
         <w:spacing w:before="60" w:after="60"/>
       </w:pPr>
-      <w:r>
-        <w:rPr>
-          <w:color w:val="1E293B"/>
-        </w:rPr>
-        <w:t>SmsPatternRegistry ile Türk bankalarının regex pattern'larını tanımla: Garanti, İş Bankası, Yapı Kredi, Akbank, Ziraat.</w:t>
+      <w:proofErr w:type="spellStart"/>
+      <w:r>
+        <w:rPr>
+          <w:color w:val="1E293B"/>
+        </w:rPr>
+        <w:t>SmsPatternRegistry</w:t>
+      </w:r>
+      <w:proofErr w:type="spellEnd"/>
+      <w:r>
+        <w:rPr>
+          <w:color w:val="1E293B"/>
+        </w:rPr>
+        <w:t xml:space="preserve"> ile Türk bankalarının </w:t>
+      </w:r>
+      <w:proofErr w:type="spellStart"/>
+      <w:r>
+        <w:rPr>
+          <w:color w:val="1E293B"/>
+        </w:rPr>
+        <w:t>regex</w:t>
+      </w:r>
+      <w:proofErr w:type="spellEnd"/>
+      <w:r>
+        <w:rPr>
+          <w:color w:val="1E293B"/>
+        </w:rPr>
+        <w:t xml:space="preserve"> </w:t>
+      </w:r>
+      <w:proofErr w:type="spellStart"/>
+      <w:r>
+        <w:rPr>
+          <w:color w:val="1E293B"/>
+        </w:rPr>
+        <w:t>pattern'larını</w:t>
+      </w:r>
+      <w:proofErr w:type="spellEnd"/>
+      <w:r>
+        <w:rPr>
+          <w:color w:val="1E293B"/>
+        </w:rPr>
+        <w:t xml:space="preserve"> tanımla: Garanti, İş Bankası, Yapı Kredi, Akbank, Ziraat.</w:t>
       </w:r>
     </w:p>
     <w:p>
@@ -4506,11 +6569,47 @@
         </w:numPr>
         <w:spacing w:before="60" w:after="60"/>
       </w:pPr>
-      <w:r>
-        <w:rPr>
-          <w:color w:val="1E293B"/>
-        </w:rPr>
-        <w:t>SmsParser sınıfını yaz: SMS gövdesini alır, eşleşen pattern'ı uygular, Transaction nesnesini döner.</w:t>
+      <w:proofErr w:type="spellStart"/>
+      <w:r>
+        <w:rPr>
+          <w:color w:val="1E293B"/>
+        </w:rPr>
+        <w:t>SmsParser</w:t>
+      </w:r>
+      <w:proofErr w:type="spellEnd"/>
+      <w:r>
+        <w:rPr>
+          <w:color w:val="1E293B"/>
+        </w:rPr>
+        <w:t xml:space="preserve"> sınıfını yaz: SMS gövdesini alır, eşleşen </w:t>
+      </w:r>
+      <w:proofErr w:type="spellStart"/>
+      <w:r>
+        <w:rPr>
+          <w:color w:val="1E293B"/>
+        </w:rPr>
+        <w:t>pattern'ı</w:t>
+      </w:r>
+      <w:proofErr w:type="spellEnd"/>
+      <w:r>
+        <w:rPr>
+          <w:color w:val="1E293B"/>
+        </w:rPr>
+        <w:t xml:space="preserve"> uygular, </w:t>
+      </w:r>
+      <w:proofErr w:type="spellStart"/>
+      <w:r>
+        <w:rPr>
+          <w:color w:val="1E293B"/>
+        </w:rPr>
+        <w:t>Transaction</w:t>
+      </w:r>
+      <w:proofErr w:type="spellEnd"/>
+      <w:r>
+        <w:rPr>
+          <w:color w:val="1E293B"/>
+        </w:rPr>
+        <w:t xml:space="preserve"> nesnesini döner.</w:t>
       </w:r>
     </w:p>
     <w:p>
@@ -4522,11 +6621,47 @@
         </w:numPr>
         <w:spacing w:before="60" w:after="60"/>
       </w:pPr>
-      <w:r>
-        <w:rPr>
-          <w:color w:val="1E293B"/>
-        </w:rPr>
-        <w:t>Parse edilen işlemleri Room'daki transactions tablosuna kaydet.</w:t>
+      <w:proofErr w:type="spellStart"/>
+      <w:r>
+        <w:rPr>
+          <w:color w:val="1E293B"/>
+        </w:rPr>
+        <w:t>Parse</w:t>
+      </w:r>
+      <w:proofErr w:type="spellEnd"/>
+      <w:r>
+        <w:rPr>
+          <w:color w:val="1E293B"/>
+        </w:rPr>
+        <w:t xml:space="preserve"> edilen işlemleri </w:t>
+      </w:r>
+      <w:proofErr w:type="spellStart"/>
+      <w:r>
+        <w:rPr>
+          <w:color w:val="1E293B"/>
+        </w:rPr>
+        <w:t>Room'daki</w:t>
+      </w:r>
+      <w:proofErr w:type="spellEnd"/>
+      <w:r>
+        <w:rPr>
+          <w:color w:val="1E293B"/>
+        </w:rPr>
+        <w:t xml:space="preserve"> </w:t>
+      </w:r>
+      <w:proofErr w:type="spellStart"/>
+      <w:r>
+        <w:rPr>
+          <w:color w:val="1E293B"/>
+        </w:rPr>
+        <w:t>transactions</w:t>
+      </w:r>
+      <w:proofErr w:type="spellEnd"/>
+      <w:r>
+        <w:rPr>
+          <w:color w:val="1E293B"/>
+        </w:rPr>
+        <w:t xml:space="preserve"> tablosuna kaydet.</w:t>
       </w:r>
     </w:p>
     <w:p>
@@ -4603,7 +6738,49 @@
               <w:rPr>
                 <w:color w:val="1E293B"/>
               </w:rPr>
-              <w:t>5 banka destekli parse motoru + Room entegrasyonu + unit testler</w:t>
+              <w:t xml:space="preserve">5 banka destekli </w:t>
+            </w:r>
+            <w:proofErr w:type="spellStart"/>
+            <w:r>
+              <w:rPr>
+                <w:color w:val="1E293B"/>
+              </w:rPr>
+              <w:t>parse</w:t>
+            </w:r>
+            <w:proofErr w:type="spellEnd"/>
+            <w:r>
+              <w:rPr>
+                <w:color w:val="1E293B"/>
+              </w:rPr>
+              <w:t xml:space="preserve"> motoru + </w:t>
+            </w:r>
+            <w:proofErr w:type="spellStart"/>
+            <w:r>
+              <w:rPr>
+                <w:color w:val="1E293B"/>
+              </w:rPr>
+              <w:t>Room</w:t>
+            </w:r>
+            <w:proofErr w:type="spellEnd"/>
+            <w:r>
+              <w:rPr>
+                <w:color w:val="1E293B"/>
+              </w:rPr>
+              <w:t xml:space="preserve"> entegrasyonu + </w:t>
+            </w:r>
+            <w:proofErr w:type="spellStart"/>
+            <w:r>
+              <w:rPr>
+                <w:color w:val="1E293B"/>
+              </w:rPr>
+              <w:t>unit</w:t>
+            </w:r>
+            <w:proofErr w:type="spellEnd"/>
+            <w:r>
+              <w:rPr>
+                <w:color w:val="1E293B"/>
+              </w:rPr>
+              <w:t xml:space="preserve"> testler</w:t>
             </w:r>
           </w:p>
         </w:tc>
@@ -4635,7 +6812,49 @@
         <w:rPr>
           <w:color w:val="1E293B"/>
         </w:rPr>
-        <w:t>Bilinen abonelik isimlerinin whitelist'ini oluştur: Netflix, Spotify, YouTube Premium, AWS, Adobe, Apple, Microsoft 365, Exxen, BluTV vb.</w:t>
+        <w:t xml:space="preserve">Bilinen abonelik isimlerinin </w:t>
+      </w:r>
+      <w:proofErr w:type="spellStart"/>
+      <w:r>
+        <w:rPr>
+          <w:color w:val="1E293B"/>
+        </w:rPr>
+        <w:t>whitelist'ini</w:t>
+      </w:r>
+      <w:proofErr w:type="spellEnd"/>
+      <w:r>
+        <w:rPr>
+          <w:color w:val="1E293B"/>
+        </w:rPr>
+        <w:t xml:space="preserve"> oluştur: Netflix, Spotify, YouTube Premium, AWS, Adobe, Apple, Microsoft 365, </w:t>
+      </w:r>
+      <w:proofErr w:type="spellStart"/>
+      <w:r>
+        <w:rPr>
+          <w:color w:val="1E293B"/>
+        </w:rPr>
+        <w:t>Exxen</w:t>
+      </w:r>
+      <w:proofErr w:type="spellEnd"/>
+      <w:r>
+        <w:rPr>
+          <w:color w:val="1E293B"/>
+        </w:rPr>
+        <w:t xml:space="preserve">, </w:t>
+      </w:r>
+      <w:proofErr w:type="spellStart"/>
+      <w:r>
+        <w:rPr>
+          <w:color w:val="1E293B"/>
+        </w:rPr>
+        <w:t>BluTV</w:t>
+      </w:r>
+      <w:proofErr w:type="spellEnd"/>
+      <w:r>
+        <w:rPr>
+          <w:color w:val="1E293B"/>
+        </w:rPr>
+        <w:t xml:space="preserve"> vb.</w:t>
       </w:r>
     </w:p>
     <w:p>
@@ -4683,7 +6902,49 @@
         <w:rPr>
           <w:color w:val="1E293B"/>
         </w:rPr>
-        <w:t>Zam tespit motorunu yaz: subscription tablosunda önceki ay tutarıyla karşılaştır, fark &gt;%5 ise alerts tablosuna kaydet.</w:t>
+        <w:t xml:space="preserve">Zam tespit motorunu yaz: </w:t>
+      </w:r>
+      <w:proofErr w:type="spellStart"/>
+      <w:r>
+        <w:rPr>
+          <w:color w:val="1E293B"/>
+        </w:rPr>
+        <w:t>subscription</w:t>
+      </w:r>
+      <w:proofErr w:type="spellEnd"/>
+      <w:r>
+        <w:rPr>
+          <w:color w:val="1E293B"/>
+        </w:rPr>
+        <w:t xml:space="preserve"> tablosunda önceki ay tutarıyla karşılaştır, </w:t>
+      </w:r>
+      <w:proofErr w:type="gramStart"/>
+      <w:r>
+        <w:rPr>
+          <w:color w:val="1E293B"/>
+        </w:rPr>
+        <w:t>fark &gt;</w:t>
+      </w:r>
+      <w:proofErr w:type="gramEnd"/>
+      <w:r>
+        <w:rPr>
+          <w:color w:val="1E293B"/>
+        </w:rPr>
+        <w:t xml:space="preserve">%5 ise </w:t>
+      </w:r>
+      <w:proofErr w:type="spellStart"/>
+      <w:r>
+        <w:rPr>
+          <w:color w:val="1E293B"/>
+        </w:rPr>
+        <w:t>alerts</w:t>
+      </w:r>
+      <w:proofErr w:type="spellEnd"/>
+      <w:r>
+        <w:rPr>
+          <w:color w:val="1E293B"/>
+        </w:rPr>
+        <w:t xml:space="preserve"> tablosuna kaydet.</w:t>
       </w:r>
     </w:p>
     <w:tbl>
@@ -4776,7 +7037,35 @@
         <w:rPr>
           <w:color w:val="1E293B"/>
         </w:rPr>
-        <w:t>Dashboard ekranını Jetpack Compose ile geliştir.</w:t>
+        <w:t xml:space="preserve">Dashboard ekranını </w:t>
+      </w:r>
+      <w:proofErr w:type="spellStart"/>
+      <w:r>
+        <w:rPr>
+          <w:color w:val="1E293B"/>
+        </w:rPr>
+        <w:t>Jetpack</w:t>
+      </w:r>
+      <w:proofErr w:type="spellEnd"/>
+      <w:r>
+        <w:rPr>
+          <w:color w:val="1E293B"/>
+        </w:rPr>
+        <w:t xml:space="preserve"> </w:t>
+      </w:r>
+      <w:proofErr w:type="spellStart"/>
+      <w:r>
+        <w:rPr>
+          <w:color w:val="1E293B"/>
+        </w:rPr>
+        <w:t>Compose</w:t>
+      </w:r>
+      <w:proofErr w:type="spellEnd"/>
+      <w:r>
+        <w:rPr>
+          <w:color w:val="1E293B"/>
+        </w:rPr>
+        <w:t xml:space="preserve"> ile geliştir.</w:t>
       </w:r>
     </w:p>
     <w:p>
@@ -4842,11 +7131,33 @@
         </w:numPr>
         <w:spacing w:before="60" w:after="60"/>
       </w:pPr>
-      <w:r>
-        <w:rPr>
-          <w:color w:val="1E293B"/>
-        </w:rPr>
-        <w:t>Push notification sistemini kur: zam tespit edildiğinde kullanıcıya bildirim gönder.</w:t>
+      <w:proofErr w:type="spellStart"/>
+      <w:r>
+        <w:rPr>
+          <w:color w:val="1E293B"/>
+        </w:rPr>
+        <w:t>Push</w:t>
+      </w:r>
+      <w:proofErr w:type="spellEnd"/>
+      <w:r>
+        <w:rPr>
+          <w:color w:val="1E293B"/>
+        </w:rPr>
+        <w:t xml:space="preserve"> </w:t>
+      </w:r>
+      <w:proofErr w:type="spellStart"/>
+      <w:r>
+        <w:rPr>
+          <w:color w:val="1E293B"/>
+        </w:rPr>
+        <w:t>notification</w:t>
+      </w:r>
+      <w:proofErr w:type="spellEnd"/>
+      <w:r>
+        <w:rPr>
+          <w:color w:val="1E293B"/>
+        </w:rPr>
+        <w:t xml:space="preserve"> sistemini kur: zam tespit edildiğinde kullanıcıya bildirim gönder.</w:t>
       </w:r>
     </w:p>
     <w:p>
@@ -4939,7 +7250,21 @@
               <w:rPr>
                 <w:color w:val="1E293B"/>
               </w:rPr>
-              <w:t>Tam çalışan MVP — dashboard + bildirimler + ekran akışı</w:t>
+              <w:t xml:space="preserve">Tam çalışan MVP — </w:t>
+            </w:r>
+            <w:proofErr w:type="spellStart"/>
+            <w:r>
+              <w:rPr>
+                <w:color w:val="1E293B"/>
+              </w:rPr>
+              <w:t>dashboard</w:t>
+            </w:r>
+            <w:proofErr w:type="spellEnd"/>
+            <w:r>
+              <w:rPr>
+                <w:color w:val="1E293B"/>
+              </w:rPr>
+              <w:t xml:space="preserve"> + bildirimler + ekran akışı</w:t>
             </w:r>
           </w:p>
         </w:tc>
@@ -4972,7 +7297,35 @@
           <w:color w:val="1E293B"/>
         </w:rPr>
         <w:lastRenderedPageBreak/>
-        <w:t>Aylık trend grafiği: Compose Canvas kullanarak abonelik harcamasının aylık değişimini çiz.</w:t>
+        <w:t xml:space="preserve">Aylık trend grafiği: </w:t>
+      </w:r>
+      <w:proofErr w:type="spellStart"/>
+      <w:r>
+        <w:rPr>
+          <w:color w:val="1E293B"/>
+        </w:rPr>
+        <w:t>Compose</w:t>
+      </w:r>
+      <w:proofErr w:type="spellEnd"/>
+      <w:r>
+        <w:rPr>
+          <w:color w:val="1E293B"/>
+        </w:rPr>
+        <w:t xml:space="preserve"> </w:t>
+      </w:r>
+      <w:proofErr w:type="spellStart"/>
+      <w:r>
+        <w:rPr>
+          <w:color w:val="1E293B"/>
+        </w:rPr>
+        <w:t>Canvas</w:t>
+      </w:r>
+      <w:proofErr w:type="spellEnd"/>
+      <w:r>
+        <w:rPr>
+          <w:color w:val="1E293B"/>
+        </w:rPr>
+        <w:t xml:space="preserve"> kullanarak abonelik harcamasının aylık değişimini çiz.</w:t>
       </w:r>
     </w:p>
     <w:p>
@@ -5000,11 +7353,33 @@
         </w:numPr>
         <w:spacing w:before="60" w:after="60"/>
       </w:pPr>
-      <w:r>
-        <w:rPr>
-          <w:color w:val="1E293B"/>
-        </w:rPr>
-        <w:t>Onboarding akışını polish et: izin isteme ekranı net ve güven verici olmalı.</w:t>
+      <w:proofErr w:type="spellStart"/>
+      <w:r>
+        <w:rPr>
+          <w:color w:val="1E293B"/>
+        </w:rPr>
+        <w:t>Onboarding</w:t>
+      </w:r>
+      <w:proofErr w:type="spellEnd"/>
+      <w:r>
+        <w:rPr>
+          <w:color w:val="1E293B"/>
+        </w:rPr>
+        <w:t xml:space="preserve"> akışını </w:t>
+      </w:r>
+      <w:proofErr w:type="spellStart"/>
+      <w:r>
+        <w:rPr>
+          <w:color w:val="1E293B"/>
+        </w:rPr>
+        <w:t>polish</w:t>
+      </w:r>
+      <w:proofErr w:type="spellEnd"/>
+      <w:r>
+        <w:rPr>
+          <w:color w:val="1E293B"/>
+        </w:rPr>
+        <w:t xml:space="preserve"> et: izin isteme ekranı net ve güven verici olmalı.</w:t>
       </w:r>
     </w:p>
     <w:p>
@@ -5020,7 +7395,35 @@
         <w:rPr>
           <w:color w:val="1E293B"/>
         </w:rPr>
-        <w:t>Home screen widget geliştir: 4x2, bu ayki abonelik özeti.</w:t>
+        <w:t xml:space="preserve">Home </w:t>
+      </w:r>
+      <w:proofErr w:type="spellStart"/>
+      <w:r>
+        <w:rPr>
+          <w:color w:val="1E293B"/>
+        </w:rPr>
+        <w:t>screen</w:t>
+      </w:r>
+      <w:proofErr w:type="spellEnd"/>
+      <w:r>
+        <w:rPr>
+          <w:color w:val="1E293B"/>
+        </w:rPr>
+        <w:t xml:space="preserve"> </w:t>
+      </w:r>
+      <w:proofErr w:type="spellStart"/>
+      <w:r>
+        <w:rPr>
+          <w:color w:val="1E293B"/>
+        </w:rPr>
+        <w:t>widget</w:t>
+      </w:r>
+      <w:proofErr w:type="spellEnd"/>
+      <w:r>
+        <w:rPr>
+          <w:color w:val="1E293B"/>
+        </w:rPr>
+        <w:t xml:space="preserve"> geliştir: 4x2, bu ayki abonelik özeti.</w:t>
       </w:r>
     </w:p>
     <w:p>
@@ -5036,7 +7439,35 @@
         <w:rPr>
           <w:color w:val="1E293B"/>
         </w:rPr>
-        <w:t>Tüm ekranlarda dark mode desteği ekle.</w:t>
+        <w:t xml:space="preserve">Tüm ekranlarda </w:t>
+      </w:r>
+      <w:proofErr w:type="spellStart"/>
+      <w:r>
+        <w:rPr>
+          <w:color w:val="1E293B"/>
+        </w:rPr>
+        <w:t>dark</w:t>
+      </w:r>
+      <w:proofErr w:type="spellEnd"/>
+      <w:r>
+        <w:rPr>
+          <w:color w:val="1E293B"/>
+        </w:rPr>
+        <w:t xml:space="preserve"> </w:t>
+      </w:r>
+      <w:proofErr w:type="spellStart"/>
+      <w:r>
+        <w:rPr>
+          <w:color w:val="1E293B"/>
+        </w:rPr>
+        <w:t>mode</w:t>
+      </w:r>
+      <w:proofErr w:type="spellEnd"/>
+      <w:r>
+        <w:rPr>
+          <w:color w:val="1E293B"/>
+        </w:rPr>
+        <w:t xml:space="preserve"> desteği ekle.</w:t>
       </w:r>
     </w:p>
     <w:p>
@@ -5052,7 +7483,35 @@
         <w:rPr>
           <w:color w:val="1E293B"/>
         </w:rPr>
-        <w:t>Animasyonlar ve geçişler ekle (Compose animasyon API'si).</w:t>
+        <w:t>Animasyonlar ve geçişler ekle (</w:t>
+      </w:r>
+      <w:proofErr w:type="spellStart"/>
+      <w:r>
+        <w:rPr>
+          <w:color w:val="1E293B"/>
+        </w:rPr>
+        <w:t>Compose</w:t>
+      </w:r>
+      <w:proofErr w:type="spellEnd"/>
+      <w:r>
+        <w:rPr>
+          <w:color w:val="1E293B"/>
+        </w:rPr>
+        <w:t xml:space="preserve"> animasyon </w:t>
+      </w:r>
+      <w:proofErr w:type="spellStart"/>
+      <w:r>
+        <w:rPr>
+          <w:color w:val="1E293B"/>
+        </w:rPr>
+        <w:t>API'si</w:t>
+      </w:r>
+      <w:proofErr w:type="spellEnd"/>
+      <w:r>
+        <w:rPr>
+          <w:color w:val="1E293B"/>
+        </w:rPr>
+        <w:t>).</w:t>
       </w:r>
     </w:p>
     <w:tbl>
@@ -5109,12 +7568,56 @@
             </w:r>
           </w:p>
           <w:p>
-            <w:r>
-              <w:rPr>
-                <w:color w:val="1E293B"/>
-              </w:rPr>
-              <w:t>Polished UI + grafikler + widget + dark mode</w:t>
-            </w:r>
+            <w:proofErr w:type="spellStart"/>
+            <w:r>
+              <w:rPr>
+                <w:color w:val="1E293B"/>
+              </w:rPr>
+              <w:t>Polished</w:t>
+            </w:r>
+            <w:proofErr w:type="spellEnd"/>
+            <w:r>
+              <w:rPr>
+                <w:color w:val="1E293B"/>
+              </w:rPr>
+              <w:t xml:space="preserve"> UI + grafikler + </w:t>
+            </w:r>
+            <w:proofErr w:type="spellStart"/>
+            <w:r>
+              <w:rPr>
+                <w:color w:val="1E293B"/>
+              </w:rPr>
+              <w:t>widget</w:t>
+            </w:r>
+            <w:proofErr w:type="spellEnd"/>
+            <w:r>
+              <w:rPr>
+                <w:color w:val="1E293B"/>
+              </w:rPr>
+              <w:t xml:space="preserve"> + </w:t>
+            </w:r>
+            <w:proofErr w:type="spellStart"/>
+            <w:r>
+              <w:rPr>
+                <w:color w:val="1E293B"/>
+              </w:rPr>
+              <w:t>dark</w:t>
+            </w:r>
+            <w:proofErr w:type="spellEnd"/>
+            <w:r>
+              <w:rPr>
+                <w:color w:val="1E293B"/>
+              </w:rPr>
+              <w:t xml:space="preserve"> </w:t>
+            </w:r>
+            <w:proofErr w:type="spellStart"/>
+            <w:r>
+              <w:rPr>
+                <w:color w:val="1E293B"/>
+              </w:rPr>
+              <w:t>mode</w:t>
+            </w:r>
+            <w:proofErr w:type="spellEnd"/>
           </w:p>
         </w:tc>
       </w:tr>
@@ -5152,11 +7655,47 @@
         </w:numPr>
         <w:spacing w:before="60" w:after="60"/>
       </w:pPr>
-      <w:r>
-        <w:rPr>
-          <w:color w:val="1E293B"/>
-        </w:rPr>
-        <w:t>SQLCipher entegrasyonu ile Room veritabanını şifrele.</w:t>
+      <w:proofErr w:type="spellStart"/>
+      <w:r>
+        <w:rPr>
+          <w:color w:val="1E293B"/>
+        </w:rPr>
+        <w:t>SQLCipher</w:t>
+      </w:r>
+      <w:proofErr w:type="spellEnd"/>
+      <w:r>
+        <w:rPr>
+          <w:color w:val="1E293B"/>
+        </w:rPr>
+        <w:t xml:space="preserve"> entegrasyonu ile </w:t>
+      </w:r>
+      <w:proofErr w:type="spellStart"/>
+      <w:r>
+        <w:rPr>
+          <w:color w:val="1E293B"/>
+        </w:rPr>
+        <w:t>Room</w:t>
+      </w:r>
+      <w:proofErr w:type="spellEnd"/>
+      <w:r>
+        <w:rPr>
+          <w:color w:val="1E293B"/>
+        </w:rPr>
+        <w:t xml:space="preserve"> </w:t>
+      </w:r>
+      <w:proofErr w:type="spellStart"/>
+      <w:r>
+        <w:rPr>
+          <w:color w:val="1E293B"/>
+        </w:rPr>
+        <w:t>veritabanını</w:t>
+      </w:r>
+      <w:proofErr w:type="spellEnd"/>
+      <w:r>
+        <w:rPr>
+          <w:color w:val="1E293B"/>
+        </w:rPr>
+        <w:t xml:space="preserve"> şifrele.</w:t>
       </w:r>
     </w:p>
     <w:p>
@@ -5168,11 +7707,19 @@
         </w:numPr>
         <w:spacing w:before="60" w:after="60"/>
       </w:pPr>
-      <w:r>
-        <w:rPr>
-          <w:color w:val="1E293B"/>
-        </w:rPr>
-        <w:t>Onboarding ekranına "Tüm veriler yalnızca cihazınızda işlenir, hiçbir yere gönderilmez" ifadesini açıkça ekle.</w:t>
+      <w:proofErr w:type="spellStart"/>
+      <w:r>
+        <w:rPr>
+          <w:color w:val="1E293B"/>
+        </w:rPr>
+        <w:t>Onboarding</w:t>
+      </w:r>
+      <w:proofErr w:type="spellEnd"/>
+      <w:r>
+        <w:rPr>
+          <w:color w:val="1E293B"/>
+        </w:rPr>
+        <w:t xml:space="preserve"> ekranına "Tüm veriler yalnızca cihazınızda işlenir, hiçbir yere gönderilmez" ifadesini açıkça ekle.</w:t>
       </w:r>
     </w:p>
     <w:p>
@@ -5184,11 +7731,47 @@
         </w:numPr>
         <w:spacing w:before="60" w:after="60"/>
       </w:pPr>
-      <w:r>
-        <w:rPr>
-          <w:color w:val="1E293B"/>
-        </w:rPr>
-        <w:t>Privacy Policy sayfası oluştur (Play Store için zorunlu).</w:t>
+      <w:proofErr w:type="spellStart"/>
+      <w:r>
+        <w:rPr>
+          <w:color w:val="1E293B"/>
+        </w:rPr>
+        <w:t>Privacy</w:t>
+      </w:r>
+      <w:proofErr w:type="spellEnd"/>
+      <w:r>
+        <w:rPr>
+          <w:color w:val="1E293B"/>
+        </w:rPr>
+        <w:t xml:space="preserve"> </w:t>
+      </w:r>
+      <w:proofErr w:type="spellStart"/>
+      <w:r>
+        <w:rPr>
+          <w:color w:val="1E293B"/>
+        </w:rPr>
+        <w:t>Policy</w:t>
+      </w:r>
+      <w:proofErr w:type="spellEnd"/>
+      <w:r>
+        <w:rPr>
+          <w:color w:val="1E293B"/>
+        </w:rPr>
+        <w:t xml:space="preserve"> sayfası oluştur (Play </w:t>
+      </w:r>
+      <w:proofErr w:type="spellStart"/>
+      <w:r>
+        <w:rPr>
+          <w:color w:val="1E293B"/>
+        </w:rPr>
+        <w:t>Store</w:t>
+      </w:r>
+      <w:proofErr w:type="spellEnd"/>
+      <w:r>
+        <w:rPr>
+          <w:color w:val="1E293B"/>
+        </w:rPr>
+        <w:t xml:space="preserve"> için zorunlu).</w:t>
       </w:r>
     </w:p>
     <w:tbl>
@@ -5249,7 +7832,21 @@
               <w:rPr>
                 <w:color w:val="1E293B"/>
               </w:rPr>
-              <w:t>Şifreli veritabanı + gizlilik politikası</w:t>
+              <w:t xml:space="preserve">Şifreli </w:t>
+            </w:r>
+            <w:proofErr w:type="spellStart"/>
+            <w:r>
+              <w:rPr>
+                <w:color w:val="1E293B"/>
+              </w:rPr>
+              <w:t>veritabanı</w:t>
+            </w:r>
+            <w:proofErr w:type="spellEnd"/>
+            <w:r>
+              <w:rPr>
+                <w:color w:val="1E293B"/>
+              </w:rPr>
+              <w:t xml:space="preserve"> + gizlilik politikası</w:t>
             </w:r>
           </w:p>
         </w:tc>
@@ -5277,11 +7874,75 @@
         </w:numPr>
         <w:spacing w:before="60" w:after="60"/>
       </w:pPr>
-      <w:r>
-        <w:rPr>
-          <w:color w:val="1E293B"/>
-        </w:rPr>
-        <w:t>Unit Test: SmsParser, zam tespit algoritması, tüm use case'ler. Araç: JUnit5 + MockK.</w:t>
+      <w:proofErr w:type="spellStart"/>
+      <w:r>
+        <w:rPr>
+          <w:color w:val="1E293B"/>
+        </w:rPr>
+        <w:t>Unit</w:t>
+      </w:r>
+      <w:proofErr w:type="spellEnd"/>
+      <w:r>
+        <w:rPr>
+          <w:color w:val="1E293B"/>
+        </w:rPr>
+        <w:t xml:space="preserve"> Test: </w:t>
+      </w:r>
+      <w:proofErr w:type="spellStart"/>
+      <w:r>
+        <w:rPr>
+          <w:color w:val="1E293B"/>
+        </w:rPr>
+        <w:t>SmsParser</w:t>
+      </w:r>
+      <w:proofErr w:type="spellEnd"/>
+      <w:r>
+        <w:rPr>
+          <w:color w:val="1E293B"/>
+        </w:rPr>
+        <w:t xml:space="preserve">, zam tespit algoritması, tüm </w:t>
+      </w:r>
+      <w:proofErr w:type="spellStart"/>
+      <w:r>
+        <w:rPr>
+          <w:color w:val="1E293B"/>
+        </w:rPr>
+        <w:t>use</w:t>
+      </w:r>
+      <w:proofErr w:type="spellEnd"/>
+      <w:r>
+        <w:rPr>
+          <w:color w:val="1E293B"/>
+        </w:rPr>
+        <w:t xml:space="preserve"> </w:t>
+      </w:r>
+      <w:proofErr w:type="spellStart"/>
+      <w:r>
+        <w:rPr>
+          <w:color w:val="1E293B"/>
+        </w:rPr>
+        <w:t>case'ler</w:t>
+      </w:r>
+      <w:proofErr w:type="spellEnd"/>
+      <w:r>
+        <w:rPr>
+          <w:color w:val="1E293B"/>
+        </w:rPr>
+        <w:t xml:space="preserve">. Araç: JUnit5 + </w:t>
+      </w:r>
+      <w:proofErr w:type="spellStart"/>
+      <w:r>
+        <w:rPr>
+          <w:color w:val="1E293B"/>
+        </w:rPr>
+        <w:t>MockK</w:t>
+      </w:r>
+      <w:proofErr w:type="spellEnd"/>
+      <w:r>
+        <w:rPr>
+          <w:color w:val="1E293B"/>
+        </w:rPr>
+        <w:t>.</w:t>
       </w:r>
     </w:p>
     <w:p>
@@ -5297,7 +7958,49 @@
         <w:rPr>
           <w:color w:val="1E293B"/>
         </w:rPr>
-        <w:t>Integration Test: Room DAO testleri gerçek in-memory veritabanıyla.</w:t>
+        <w:t xml:space="preserve">Integration Test: </w:t>
+      </w:r>
+      <w:proofErr w:type="spellStart"/>
+      <w:r>
+        <w:rPr>
+          <w:color w:val="1E293B"/>
+        </w:rPr>
+        <w:t>Room</w:t>
+      </w:r>
+      <w:proofErr w:type="spellEnd"/>
+      <w:r>
+        <w:rPr>
+          <w:color w:val="1E293B"/>
+        </w:rPr>
+        <w:t xml:space="preserve"> DAO testleri gerçek in-</w:t>
+      </w:r>
+      <w:proofErr w:type="spellStart"/>
+      <w:r>
+        <w:rPr>
+          <w:color w:val="1E293B"/>
+        </w:rPr>
+        <w:t>memory</w:t>
+      </w:r>
+      <w:proofErr w:type="spellEnd"/>
+      <w:r>
+        <w:rPr>
+          <w:color w:val="1E293B"/>
+        </w:rPr>
+        <w:t xml:space="preserve"> </w:t>
+      </w:r>
+      <w:proofErr w:type="spellStart"/>
+      <w:r>
+        <w:rPr>
+          <w:color w:val="1E293B"/>
+        </w:rPr>
+        <w:t>veritabanıyla</w:t>
+      </w:r>
+      <w:proofErr w:type="spellEnd"/>
+      <w:r>
+        <w:rPr>
+          <w:color w:val="1E293B"/>
+        </w:rPr>
+        <w:t>.</w:t>
       </w:r>
     </w:p>
     <w:p>
@@ -5313,7 +8016,77 @@
         <w:rPr>
           <w:color w:val="1E293B"/>
         </w:rPr>
-        <w:t>UI Test: Onboarding akışı, dashboard render, bildirim görünümü. Araç: Compose Testing.</w:t>
+        <w:t xml:space="preserve">UI Test: </w:t>
+      </w:r>
+      <w:proofErr w:type="spellStart"/>
+      <w:r>
+        <w:rPr>
+          <w:color w:val="1E293B"/>
+        </w:rPr>
+        <w:t>Onboarding</w:t>
+      </w:r>
+      <w:proofErr w:type="spellEnd"/>
+      <w:r>
+        <w:rPr>
+          <w:color w:val="1E293B"/>
+        </w:rPr>
+        <w:t xml:space="preserve"> akışı, </w:t>
+      </w:r>
+      <w:proofErr w:type="spellStart"/>
+      <w:r>
+        <w:rPr>
+          <w:color w:val="1E293B"/>
+        </w:rPr>
+        <w:t>dashboard</w:t>
+      </w:r>
+      <w:proofErr w:type="spellEnd"/>
+      <w:r>
+        <w:rPr>
+          <w:color w:val="1E293B"/>
+        </w:rPr>
+        <w:t xml:space="preserve"> </w:t>
+      </w:r>
+      <w:proofErr w:type="spellStart"/>
+      <w:r>
+        <w:rPr>
+          <w:color w:val="1E293B"/>
+        </w:rPr>
+        <w:t>render</w:t>
+      </w:r>
+      <w:proofErr w:type="spellEnd"/>
+      <w:r>
+        <w:rPr>
+          <w:color w:val="1E293B"/>
+        </w:rPr>
+        <w:t xml:space="preserve">, bildirim görünümü. Araç: </w:t>
+      </w:r>
+      <w:proofErr w:type="spellStart"/>
+      <w:r>
+        <w:rPr>
+          <w:color w:val="1E293B"/>
+        </w:rPr>
+        <w:t>Compose</w:t>
+      </w:r>
+      <w:proofErr w:type="spellEnd"/>
+      <w:r>
+        <w:rPr>
+          <w:color w:val="1E293B"/>
+        </w:rPr>
+        <w:t xml:space="preserve"> </w:t>
+      </w:r>
+      <w:proofErr w:type="spellStart"/>
+      <w:r>
+        <w:rPr>
+          <w:color w:val="1E293B"/>
+        </w:rPr>
+        <w:t>Testing</w:t>
+      </w:r>
+      <w:proofErr w:type="spellEnd"/>
+      <w:r>
+        <w:rPr>
+          <w:color w:val="1E293B"/>
+        </w:rPr>
+        <w:t>.</w:t>
       </w:r>
     </w:p>
     <w:p>
@@ -5357,11 +8130,47 @@
         </w:numPr>
         <w:spacing w:before="60" w:after="60"/>
       </w:pPr>
-      <w:r>
-        <w:rPr>
-          <w:color w:val="1E293B"/>
-        </w:rPr>
-        <w:t>Firebase Crashlytics entegre et ve test cihazlarında crash olmayana kadar düzelt.</w:t>
+      <w:proofErr w:type="spellStart"/>
+      <w:r>
+        <w:rPr>
+          <w:color w:val="1E293B"/>
+        </w:rPr>
+        <w:t>Firebase</w:t>
+      </w:r>
+      <w:proofErr w:type="spellEnd"/>
+      <w:r>
+        <w:rPr>
+          <w:color w:val="1E293B"/>
+        </w:rPr>
+        <w:t xml:space="preserve"> </w:t>
+      </w:r>
+      <w:proofErr w:type="spellStart"/>
+      <w:r>
+        <w:rPr>
+          <w:color w:val="1E293B"/>
+        </w:rPr>
+        <w:t>Crashlytics</w:t>
+      </w:r>
+      <w:proofErr w:type="spellEnd"/>
+      <w:r>
+        <w:rPr>
+          <w:color w:val="1E293B"/>
+        </w:rPr>
+        <w:t xml:space="preserve"> entegre et ve test cihazlarında </w:t>
+      </w:r>
+      <w:proofErr w:type="spellStart"/>
+      <w:r>
+        <w:rPr>
+          <w:color w:val="1E293B"/>
+        </w:rPr>
+        <w:t>crash</w:t>
+      </w:r>
+      <w:proofErr w:type="spellEnd"/>
+      <w:r>
+        <w:rPr>
+          <w:color w:val="1E293B"/>
+        </w:rPr>
+        <w:t xml:space="preserve"> olmayana kadar düzelt.</w:t>
       </w:r>
     </w:p>
     <w:tbl>
@@ -5438,7 +8247,15 @@
         <w:pStyle w:val="Balk2"/>
       </w:pPr>
       <w:r>
-        <w:t>Faz 6 — Play Store Lansmanı (Hafta 10)</w:t>
+        <w:t xml:space="preserve">Faz 6 — Play </w:t>
+      </w:r>
+      <w:proofErr w:type="spellStart"/>
+      <w:r>
+        <w:t>Store</w:t>
+      </w:r>
+      <w:proofErr w:type="spellEnd"/>
+      <w:r>
+        <w:t xml:space="preserve"> Lansmanı (Hafta 10)</w:t>
       </w:r>
     </w:p>
     <w:p>
@@ -5454,7 +8271,21 @@
         <w:rPr>
           <w:color w:val="1E293B"/>
         </w:rPr>
-        <w:t>Play Store'da finansal uygulama politikalarını incele ve uyumluluk belgesini hazırla.</w:t>
+        <w:t xml:space="preserve">Play </w:t>
+      </w:r>
+      <w:proofErr w:type="spellStart"/>
+      <w:r>
+        <w:rPr>
+          <w:color w:val="1E293B"/>
+        </w:rPr>
+        <w:t>Store'da</w:t>
+      </w:r>
+      <w:proofErr w:type="spellEnd"/>
+      <w:r>
+        <w:rPr>
+          <w:color w:val="1E293B"/>
+        </w:rPr>
+        <w:t xml:space="preserve"> finansal uygulama politikalarını incele ve uyumluluk belgesini hazırla.</w:t>
       </w:r>
     </w:p>
     <w:p>
@@ -5466,11 +8297,61 @@
         </w:numPr>
         <w:spacing w:before="60" w:after="60"/>
       </w:pPr>
-      <w:r>
-        <w:rPr>
-          <w:color w:val="1E293B"/>
-        </w:rPr>
-        <w:t>Store listing hazırla: uygulama açıklaması (TR/EN), ekran görüntüleri, feature graphic.</w:t>
+      <w:proofErr w:type="spellStart"/>
+      <w:r>
+        <w:rPr>
+          <w:color w:val="1E293B"/>
+        </w:rPr>
+        <w:t>Store</w:t>
+      </w:r>
+      <w:proofErr w:type="spellEnd"/>
+      <w:r>
+        <w:rPr>
+          <w:color w:val="1E293B"/>
+        </w:rPr>
+        <w:t xml:space="preserve"> </w:t>
+      </w:r>
+      <w:proofErr w:type="spellStart"/>
+      <w:r>
+        <w:rPr>
+          <w:color w:val="1E293B"/>
+        </w:rPr>
+        <w:t>listing</w:t>
+      </w:r>
+      <w:proofErr w:type="spellEnd"/>
+      <w:r>
+        <w:rPr>
+          <w:color w:val="1E293B"/>
+        </w:rPr>
+        <w:t xml:space="preserve"> hazırla: uygulama açıklaması (TR/EN), ekran görüntüleri, </w:t>
+      </w:r>
+      <w:proofErr w:type="spellStart"/>
+      <w:r>
+        <w:rPr>
+          <w:color w:val="1E293B"/>
+        </w:rPr>
+        <w:t>feature</w:t>
+      </w:r>
+      <w:proofErr w:type="spellEnd"/>
+      <w:r>
+        <w:rPr>
+          <w:color w:val="1E293B"/>
+        </w:rPr>
+        <w:t xml:space="preserve"> </w:t>
+      </w:r>
+      <w:proofErr w:type="spellStart"/>
+      <w:r>
+        <w:rPr>
+          <w:color w:val="1E293B"/>
+        </w:rPr>
+        <w:t>graphic</w:t>
+      </w:r>
+      <w:proofErr w:type="spellEnd"/>
+      <w:r>
+        <w:rPr>
+          <w:color w:val="1E293B"/>
+        </w:rPr>
+        <w:t>.</w:t>
       </w:r>
     </w:p>
     <w:p>
@@ -5514,11 +8395,33 @@
         </w:numPr>
         <w:spacing w:before="60" w:after="60"/>
       </w:pPr>
-      <w:r>
-        <w:rPr>
-          <w:color w:val="1E293B"/>
-        </w:rPr>
-        <w:t>Production release için imzalı APK/AAB hazırla.</w:t>
+      <w:proofErr w:type="spellStart"/>
+      <w:r>
+        <w:rPr>
+          <w:color w:val="1E293B"/>
+        </w:rPr>
+        <w:t>Production</w:t>
+      </w:r>
+      <w:proofErr w:type="spellEnd"/>
+      <w:r>
+        <w:rPr>
+          <w:color w:val="1E293B"/>
+        </w:rPr>
+        <w:t xml:space="preserve"> </w:t>
+      </w:r>
+      <w:proofErr w:type="spellStart"/>
+      <w:r>
+        <w:rPr>
+          <w:color w:val="1E293B"/>
+        </w:rPr>
+        <w:t>release</w:t>
+      </w:r>
+      <w:proofErr w:type="spellEnd"/>
+      <w:r>
+        <w:rPr>
+          <w:color w:val="1E293B"/>
+        </w:rPr>
+        <w:t xml:space="preserve"> için imzalı APK/AAB hazırla.</w:t>
       </w:r>
     </w:p>
     <w:p>
@@ -5535,7 +8438,21 @@
           <w:color w:val="1E293B"/>
         </w:rPr>
         <w:lastRenderedPageBreak/>
-        <w:t>Play Store'a gönder, inceleme sürecini takip et.</w:t>
+        <w:t xml:space="preserve">Play </w:t>
+      </w:r>
+      <w:proofErr w:type="spellStart"/>
+      <w:r>
+        <w:rPr>
+          <w:color w:val="1E293B"/>
+        </w:rPr>
+        <w:t>Store'a</w:t>
+      </w:r>
+      <w:proofErr w:type="spellEnd"/>
+      <w:r>
+        <w:rPr>
+          <w:color w:val="1E293B"/>
+        </w:rPr>
+        <w:t xml:space="preserve"> gönder, inceleme sürecini takip et.</w:t>
       </w:r>
     </w:p>
     <w:tbl>
@@ -5596,7 +8513,21 @@
               <w:rPr>
                 <w:color w:val="1E293B"/>
               </w:rPr>
-              <w:t>Kapalı beta + Play Store başvurusu</w:t>
+              <w:t xml:space="preserve">Kapalı beta + Play </w:t>
+            </w:r>
+            <w:proofErr w:type="spellStart"/>
+            <w:r>
+              <w:rPr>
+                <w:color w:val="1E293B"/>
+              </w:rPr>
+              <w:t>Store</w:t>
+            </w:r>
+            <w:proofErr w:type="spellEnd"/>
+            <w:r>
+              <w:rPr>
+                <w:color w:val="1E293B"/>
+              </w:rPr>
+              <w:t xml:space="preserve"> başvurusu</w:t>
             </w:r>
           </w:p>
         </w:tc>
@@ -5676,7 +8607,21 @@
               <w:rPr>
                 <w:color w:val="1E293B"/>
               </w:rPr>
-              <w:t>Kullanıcının finansal verileri hiçbir koşulda sunucuya gönderilmez. Tüm işleme cihaz içinde (on-device) gerçekleşir. Bu prensip uygulamanın her kararında öncelikli kriter olmalıdır.</w:t>
+              <w:t>Kullanıcının finansal verileri hiçbir koşulda sunucuya gönderilmez. Tüm işleme cihaz içinde (on-</w:t>
+            </w:r>
+            <w:proofErr w:type="spellStart"/>
+            <w:r>
+              <w:rPr>
+                <w:color w:val="1E293B"/>
+              </w:rPr>
+              <w:t>device</w:t>
+            </w:r>
+            <w:proofErr w:type="spellEnd"/>
+            <w:r>
+              <w:rPr>
+                <w:color w:val="1E293B"/>
+              </w:rPr>
+              <w:t>) gerçekleşir. Bu prensip uygulamanın her kararında öncelikli kriter olmalıdır.</w:t>
             </w:r>
           </w:p>
         </w:tc>
@@ -5707,11 +8652,47 @@
         </w:numPr>
         <w:spacing w:before="60" w:after="60"/>
       </w:pPr>
-      <w:r>
-        <w:rPr>
-          <w:color w:val="1E293B"/>
-        </w:rPr>
-        <w:t>Room veritabanı SQLCipher ile şifrelenir.</w:t>
+      <w:proofErr w:type="spellStart"/>
+      <w:r>
+        <w:rPr>
+          <w:color w:val="1E293B"/>
+        </w:rPr>
+        <w:t>Room</w:t>
+      </w:r>
+      <w:proofErr w:type="spellEnd"/>
+      <w:r>
+        <w:rPr>
+          <w:color w:val="1E293B"/>
+        </w:rPr>
+        <w:t xml:space="preserve"> </w:t>
+      </w:r>
+      <w:proofErr w:type="spellStart"/>
+      <w:r>
+        <w:rPr>
+          <w:color w:val="1E293B"/>
+        </w:rPr>
+        <w:t>veritabanı</w:t>
+      </w:r>
+      <w:proofErr w:type="spellEnd"/>
+      <w:r>
+        <w:rPr>
+          <w:color w:val="1E293B"/>
+        </w:rPr>
+        <w:t xml:space="preserve"> </w:t>
+      </w:r>
+      <w:proofErr w:type="spellStart"/>
+      <w:r>
+        <w:rPr>
+          <w:color w:val="1E293B"/>
+        </w:rPr>
+        <w:t>SQLCipher</w:t>
+      </w:r>
+      <w:proofErr w:type="spellEnd"/>
+      <w:r>
+        <w:rPr>
+          <w:color w:val="1E293B"/>
+        </w:rPr>
+        <w:t xml:space="preserve"> ile şifrelenir.</w:t>
       </w:r>
     </w:p>
     <w:p>
@@ -5727,7 +8708,35 @@
         <w:rPr>
           <w:color w:val="1E293B"/>
         </w:rPr>
-        <w:t>Şifreleme anahtarı Android Keystore'da saklanır, asla plaintext olarak tutulmaz.</w:t>
+        <w:t xml:space="preserve">Şifreleme anahtarı Android </w:t>
+      </w:r>
+      <w:proofErr w:type="spellStart"/>
+      <w:r>
+        <w:rPr>
+          <w:color w:val="1E293B"/>
+        </w:rPr>
+        <w:t>Keystore'da</w:t>
+      </w:r>
+      <w:proofErr w:type="spellEnd"/>
+      <w:r>
+        <w:rPr>
+          <w:color w:val="1E293B"/>
+        </w:rPr>
+        <w:t xml:space="preserve"> saklanır, asla </w:t>
+      </w:r>
+      <w:proofErr w:type="spellStart"/>
+      <w:r>
+        <w:rPr>
+          <w:color w:val="1E293B"/>
+        </w:rPr>
+        <w:t>plaintext</w:t>
+      </w:r>
+      <w:proofErr w:type="spellEnd"/>
+      <w:r>
+        <w:rPr>
+          <w:color w:val="1E293B"/>
+        </w:rPr>
+        <w:t xml:space="preserve"> olarak tutulmaz.</w:t>
       </w:r>
     </w:p>
     <w:p>
@@ -5755,11 +8764,19 @@
         </w:numPr>
         <w:spacing w:before="60" w:after="60"/>
       </w:pPr>
-      <w:r>
-        <w:rPr>
-          <w:color w:val="1E293B"/>
-        </w:rPr>
-        <w:t>BiometricPrompt API ile biyometrik doğrulama zorunlu tutulur (şifreli cihazlarda).</w:t>
+      <w:proofErr w:type="spellStart"/>
+      <w:r>
+        <w:rPr>
+          <w:color w:val="1E293B"/>
+        </w:rPr>
+        <w:t>BiometricPrompt</w:t>
+      </w:r>
+      <w:proofErr w:type="spellEnd"/>
+      <w:r>
+        <w:rPr>
+          <w:color w:val="1E293B"/>
+        </w:rPr>
+        <w:t xml:space="preserve"> API ile biyometrik doğrulama zorunlu tutulur (şifreli cihazlarda).</w:t>
       </w:r>
     </w:p>
     <w:p>
@@ -5771,11 +8788,19 @@
         </w:numPr>
         <w:spacing w:before="60" w:after="60"/>
       </w:pPr>
-      <w:r>
-        <w:rPr>
-          <w:color w:val="1E293B"/>
-        </w:rPr>
-        <w:t>NotificationListenerService yalnızca kullanıcı açıkça izin verdiğinde aktif olur.</w:t>
+      <w:proofErr w:type="spellStart"/>
+      <w:r>
+        <w:rPr>
+          <w:color w:val="1E293B"/>
+        </w:rPr>
+        <w:t>NotificationListenerService</w:t>
+      </w:r>
+      <w:proofErr w:type="spellEnd"/>
+      <w:r>
+        <w:rPr>
+          <w:color w:val="1E293B"/>
+        </w:rPr>
+        <w:t xml:space="preserve"> yalnızca kullanıcı açıkça izin verdiğinde aktif olur.</w:t>
       </w:r>
     </w:p>
     <w:p>
@@ -5787,11 +8812,75 @@
         </w:numPr>
         <w:spacing w:before="60" w:after="60"/>
       </w:pPr>
-      <w:r>
-        <w:rPr>
-          <w:color w:val="1E293B"/>
-        </w:rPr>
-        <w:t>Firebase Crashlytics tek kullanılan Firebase servisidir; Analytics, Remote Config gibi servisler kullanılmaz.</w:t>
+      <w:proofErr w:type="spellStart"/>
+      <w:r>
+        <w:rPr>
+          <w:color w:val="1E293B"/>
+        </w:rPr>
+        <w:t>Firebase</w:t>
+      </w:r>
+      <w:proofErr w:type="spellEnd"/>
+      <w:r>
+        <w:rPr>
+          <w:color w:val="1E293B"/>
+        </w:rPr>
+        <w:t xml:space="preserve"> </w:t>
+      </w:r>
+      <w:proofErr w:type="spellStart"/>
+      <w:r>
+        <w:rPr>
+          <w:color w:val="1E293B"/>
+        </w:rPr>
+        <w:t>Crashlytics</w:t>
+      </w:r>
+      <w:proofErr w:type="spellEnd"/>
+      <w:r>
+        <w:rPr>
+          <w:color w:val="1E293B"/>
+        </w:rPr>
+        <w:t xml:space="preserve"> tek kullanılan </w:t>
+      </w:r>
+      <w:proofErr w:type="spellStart"/>
+      <w:r>
+        <w:rPr>
+          <w:color w:val="1E293B"/>
+        </w:rPr>
+        <w:t>Firebase</w:t>
+      </w:r>
+      <w:proofErr w:type="spellEnd"/>
+      <w:r>
+        <w:rPr>
+          <w:color w:val="1E293B"/>
+        </w:rPr>
+        <w:t xml:space="preserve"> servisidir; </w:t>
+      </w:r>
+      <w:proofErr w:type="spellStart"/>
+      <w:r>
+        <w:rPr>
+          <w:color w:val="1E293B"/>
+        </w:rPr>
+        <w:t>Analytics</w:t>
+      </w:r>
+      <w:proofErr w:type="spellEnd"/>
+      <w:r>
+        <w:rPr>
+          <w:color w:val="1E293B"/>
+        </w:rPr>
+        <w:t xml:space="preserve">, Remote </w:t>
+      </w:r>
+      <w:proofErr w:type="spellStart"/>
+      <w:r>
+        <w:rPr>
+          <w:color w:val="1E293B"/>
+        </w:rPr>
+        <w:t>Config</w:t>
+      </w:r>
+      <w:proofErr w:type="spellEnd"/>
+      <w:r>
+        <w:rPr>
+          <w:color w:val="1E293B"/>
+        </w:rPr>
+        <w:t xml:space="preserve"> gibi servisler kullanılmaz.</w:t>
       </w:r>
     </w:p>
     <w:p>
@@ -5818,7 +8907,63 @@
         <w:rPr>
           <w:color w:val="1E293B"/>
         </w:rPr>
-        <w:t>Aşağıdaki bankalar için regex pattern'ları MVP kapsamındadır. Yeni bankalar SmsPatternRegistry dosyasına pattern eklenerek kolayca entegre edilebilir.</w:t>
+        <w:t xml:space="preserve">Aşağıdaki bankalar için </w:t>
+      </w:r>
+      <w:proofErr w:type="spellStart"/>
+      <w:r>
+        <w:rPr>
+          <w:color w:val="1E293B"/>
+        </w:rPr>
+        <w:t>regex</w:t>
+      </w:r>
+      <w:proofErr w:type="spellEnd"/>
+      <w:r>
+        <w:rPr>
+          <w:color w:val="1E293B"/>
+        </w:rPr>
+        <w:t xml:space="preserve"> </w:t>
+      </w:r>
+      <w:proofErr w:type="spellStart"/>
+      <w:r>
+        <w:rPr>
+          <w:color w:val="1E293B"/>
+        </w:rPr>
+        <w:t>pattern'ları</w:t>
+      </w:r>
+      <w:proofErr w:type="spellEnd"/>
+      <w:r>
+        <w:rPr>
+          <w:color w:val="1E293B"/>
+        </w:rPr>
+        <w:t xml:space="preserve"> MVP kapsamındadır. Yeni bankalar </w:t>
+      </w:r>
+      <w:proofErr w:type="spellStart"/>
+      <w:r>
+        <w:rPr>
+          <w:color w:val="1E293B"/>
+        </w:rPr>
+        <w:t>SmsPatternRegistry</w:t>
+      </w:r>
+      <w:proofErr w:type="spellEnd"/>
+      <w:r>
+        <w:rPr>
+          <w:color w:val="1E293B"/>
+        </w:rPr>
+        <w:t xml:space="preserve"> dosyasına </w:t>
+      </w:r>
+      <w:proofErr w:type="spellStart"/>
+      <w:r>
+        <w:rPr>
+          <w:color w:val="1E293B"/>
+        </w:rPr>
+        <w:t>pattern</w:t>
+      </w:r>
+      <w:proofErr w:type="spellEnd"/>
+      <w:r>
+        <w:rPr>
+          <w:color w:val="1E293B"/>
+        </w:rPr>
+        <w:t xml:space="preserve"> eklenerek kolayca entegre edilebilir.</w:t>
       </w:r>
     </w:p>
     <w:p>
@@ -5849,12 +8994,6 @@
         <w:gridCol w:w="3120"/>
       </w:tblGrid>
       <w:tr>
-        <w:tblPrEx>
-          <w:tblCellMar>
-            <w:top w:w="0" w:type="dxa"/>
-            <w:bottom w:w="0" w:type="dxa"/>
-          </w:tblCellMar>
-        </w:tblPrEx>
         <w:trPr>
           <w:tblHeader/>
         </w:trPr>
@@ -5950,12 +9089,6 @@
         </w:tc>
       </w:tr>
       <w:tr>
-        <w:tblPrEx>
-          <w:tblCellMar>
-            <w:top w:w="0" w:type="dxa"/>
-            <w:bottom w:w="0" w:type="dxa"/>
-          </w:tblCellMar>
-        </w:tblPrEx>
         <w:tc>
           <w:tcPr>
             <w:tcW w:w="3120" w:type="dxa"/>
@@ -6044,12 +9177,6 @@
         </w:tc>
       </w:tr>
       <w:tr>
-        <w:tblPrEx>
-          <w:tblCellMar>
-            <w:top w:w="0" w:type="dxa"/>
-            <w:bottom w:w="0" w:type="dxa"/>
-          </w:tblCellMar>
-        </w:tblPrEx>
         <w:tc>
           <w:tcPr>
             <w:tcW w:w="3120" w:type="dxa"/>
@@ -6138,12 +9265,6 @@
         </w:tc>
       </w:tr>
       <w:tr>
-        <w:tblPrEx>
-          <w:tblCellMar>
-            <w:top w:w="0" w:type="dxa"/>
-            <w:bottom w:w="0" w:type="dxa"/>
-          </w:tblCellMar>
-        </w:tblPrEx>
         <w:tc>
           <w:tcPr>
             <w:tcW w:w="3120" w:type="dxa"/>
@@ -6198,8 +9319,36 @@
                 <w:sz w:val="20"/>
                 <w:szCs w:val="20"/>
               </w:rPr>
-              <w:t>199,00TL tutarinda Adobe'ye</w:t>
-            </w:r>
+              <w:t xml:space="preserve">199,00TL </w:t>
+            </w:r>
+            <w:proofErr w:type="spellStart"/>
+            <w:r>
+              <w:rPr>
+                <w:color w:val="1E293B"/>
+                <w:sz w:val="20"/>
+                <w:szCs w:val="20"/>
+              </w:rPr>
+              <w:t>tutarinda</w:t>
+            </w:r>
+            <w:proofErr w:type="spellEnd"/>
+            <w:r>
+              <w:rPr>
+                <w:color w:val="1E293B"/>
+                <w:sz w:val="20"/>
+                <w:szCs w:val="20"/>
+              </w:rPr>
+              <w:t xml:space="preserve"> </w:t>
+            </w:r>
+            <w:proofErr w:type="spellStart"/>
+            <w:r>
+              <w:rPr>
+                <w:color w:val="1E293B"/>
+                <w:sz w:val="20"/>
+                <w:szCs w:val="20"/>
+              </w:rPr>
+              <w:t>Adobe'ye</w:t>
+            </w:r>
+            <w:proofErr w:type="spellEnd"/>
           </w:p>
         </w:tc>
         <w:tc>
@@ -6232,12 +9381,6 @@
         </w:tc>
       </w:tr>
       <w:tr>
-        <w:tblPrEx>
-          <w:tblCellMar>
-            <w:top w:w="0" w:type="dxa"/>
-            <w:bottom w:w="0" w:type="dxa"/>
-          </w:tblCellMar>
-        </w:tblPrEx>
         <w:tc>
           <w:tcPr>
             <w:tcW w:w="3120" w:type="dxa"/>
@@ -6326,12 +9469,9 @@
         </w:tc>
       </w:tr>
       <w:tr>
-        <w:tblPrEx>
-          <w:tblCellMar>
-            <w:top w:w="0" w:type="dxa"/>
-            <w:bottom w:w="0" w:type="dxa"/>
-          </w:tblCellMar>
-        </w:tblPrEx>
+        <w:trPr>
+          <w:trHeight w:val="22"/>
+        </w:trPr>
         <w:tc>
           <w:tcPr>
             <w:tcW w:w="3120" w:type="dxa"/>
@@ -6380,13 +9520,23 @@
             </w:tcMar>
           </w:tcPr>
           <w:p>
-            <w:r>
-              <w:rPr>
-                <w:color w:val="1E293B"/>
-                <w:sz w:val="20"/>
-                <w:szCs w:val="20"/>
-              </w:rPr>
-              <w:t>Harcamaniz: 59,90 TL</w:t>
+            <w:proofErr w:type="spellStart"/>
+            <w:r>
+              <w:rPr>
+                <w:color w:val="1E293B"/>
+                <w:sz w:val="20"/>
+                <w:szCs w:val="20"/>
+              </w:rPr>
+              <w:t>Harcamaniz</w:t>
+            </w:r>
+            <w:proofErr w:type="spellEnd"/>
+            <w:r>
+              <w:rPr>
+                <w:color w:val="1E293B"/>
+                <w:sz w:val="20"/>
+                <w:szCs w:val="20"/>
+              </w:rPr>
+              <w:t>: 59,90 TL</w:t>
             </w:r>
           </w:p>
         </w:tc>
@@ -6420,12 +9570,6 @@
         </w:tc>
       </w:tr>
       <w:tr>
-        <w:tblPrEx>
-          <w:tblCellMar>
-            <w:top w:w="0" w:type="dxa"/>
-            <w:bottom w:w="0" w:type="dxa"/>
-          </w:tblCellMar>
-        </w:tblPrEx>
         <w:tc>
           <w:tcPr>
             <w:tcW w:w="3120" w:type="dxa"/>
@@ -6480,7 +9624,25 @@
                 <w:sz w:val="20"/>
                 <w:szCs w:val="20"/>
               </w:rPr>
-              <w:t>Yeni pattern — test gerekli</w:t>
+              <w:t xml:space="preserve">Yeni </w:t>
+            </w:r>
+            <w:proofErr w:type="spellStart"/>
+            <w:r>
+              <w:rPr>
+                <w:color w:val="1E293B"/>
+                <w:sz w:val="20"/>
+                <w:szCs w:val="20"/>
+              </w:rPr>
+              <w:t>pattern</w:t>
+            </w:r>
+            <w:proofErr w:type="spellEnd"/>
+            <w:r>
+              <w:rPr>
+                <w:color w:val="1E293B"/>
+                <w:sz w:val="20"/>
+                <w:szCs w:val="20"/>
+              </w:rPr>
+              <w:t xml:space="preserve"> — test gerekli</w:t>
             </w:r>
           </w:p>
         </w:tc>
@@ -6514,12 +9676,6 @@
         </w:tc>
       </w:tr>
       <w:tr>
-        <w:tblPrEx>
-          <w:tblCellMar>
-            <w:top w:w="0" w:type="dxa"/>
-            <w:bottom w:w="0" w:type="dxa"/>
-          </w:tblCellMar>
-        </w:tblPrEx>
         <w:tc>
           <w:tcPr>
             <w:tcW w:w="3120" w:type="dxa"/>
@@ -6575,7 +9731,25 @@
                 <w:sz w:val="20"/>
                 <w:szCs w:val="20"/>
               </w:rPr>
-              <w:t>Yeni pattern — test gerekli</w:t>
+              <w:t xml:space="preserve">Yeni </w:t>
+            </w:r>
+            <w:proofErr w:type="spellStart"/>
+            <w:r>
+              <w:rPr>
+                <w:color w:val="1E293B"/>
+                <w:sz w:val="20"/>
+                <w:szCs w:val="20"/>
+              </w:rPr>
+              <w:t>pattern</w:t>
+            </w:r>
+            <w:proofErr w:type="spellEnd"/>
+            <w:r>
+              <w:rPr>
+                <w:color w:val="1E293B"/>
+                <w:sz w:val="20"/>
+                <w:szCs w:val="20"/>
+              </w:rPr>
+              <w:t xml:space="preserve"> — test gerekli</w:t>
             </w:r>
           </w:p>
         </w:tc>
@@ -6664,36 +9838,25 @@
           <w:bCs/>
           <w:color w:val="1A56DB"/>
         </w:rPr>
-        <w:t>İlk Çalıştırma Deneyimi (Onboarding)</w:t>
-      </w:r>
-    </w:p>
-    <w:p>
-      <w:pPr>
-        <w:spacing w:before="80" w:after="80"/>
-      </w:pPr>
-      <w:r>
-        <w:rPr>
-          <w:color w:val="1E293B"/>
-        </w:rPr>
-        <w:t>İzin almak için net, sade ve güven veren bir dil kullan. Kullanıcı "Bu uygulama banka bilgilerimi çalıyor mu?" diye düşünmeden önce sen ona neden güvenli olduğunu anlat. Karmaşık teknik jargondan kaçın.</w:t>
-      </w:r>
-    </w:p>
-    <w:p>
-      <w:pPr>
-        <w:spacing w:before="80"/>
-      </w:pPr>
-    </w:p>
-    <w:p>
-      <w:pPr>
-        <w:spacing w:before="240" w:after="120"/>
-      </w:pPr>
+        <w:t>İlk Çalıştırma Deneyimi (</w:t>
+      </w:r>
+      <w:proofErr w:type="spellStart"/>
       <w:r>
         <w:rPr>
           <w:b/>
           <w:bCs/>
           <w:color w:val="1A56DB"/>
         </w:rPr>
-        <w:t>SMS Parser Kalitesi</w:t>
+        <w:t>Onboarding</w:t>
+      </w:r>
+      <w:proofErr w:type="spellEnd"/>
+      <w:r>
+        <w:rPr>
+          <w:b/>
+          <w:bCs/>
+          <w:color w:val="1A56DB"/>
+        </w:rPr>
+        <w:t>)</w:t>
       </w:r>
     </w:p>
     <w:p>
@@ -6704,7 +9867,96 @@
         <w:rPr>
           <w:color w:val="1E293B"/>
         </w:rPr>
-        <w:t>Türk bankası SMS formatları çok çeşitlidir ve zaman zaman değişir. Parser motorunu esnek ve genişletilebilir yap. Yeni bir banka eklemek tek bir regex satırı eklemeye indirgenmeli. Hatalı parse, kullanıcı güvenini kalıcı olarak zedeler.</w:t>
+        <w:t>İzin almak için net, sade ve güven veren bir dil kullan. Kullanıcı "Bu uygulama banka bilgilerimi çalıyor mu?" diye düşünmeden önce sen ona neden güvenli olduğunu anlat. Karmaşık teknik jargondan kaçın.</w:t>
+      </w:r>
+    </w:p>
+    <w:p>
+      <w:pPr>
+        <w:spacing w:before="80"/>
+      </w:pPr>
+    </w:p>
+    <w:p>
+      <w:pPr>
+        <w:spacing w:before="240" w:after="120"/>
+      </w:pPr>
+      <w:r>
+        <w:rPr>
+          <w:b/>
+          <w:bCs/>
+          <w:color w:val="1A56DB"/>
+        </w:rPr>
+        <w:t xml:space="preserve">SMS </w:t>
+      </w:r>
+      <w:proofErr w:type="spellStart"/>
+      <w:r>
+        <w:rPr>
+          <w:b/>
+          <w:bCs/>
+          <w:color w:val="1A56DB"/>
+        </w:rPr>
+        <w:t>Parser</w:t>
+      </w:r>
+      <w:proofErr w:type="spellEnd"/>
+      <w:r>
+        <w:rPr>
+          <w:b/>
+          <w:bCs/>
+          <w:color w:val="1A56DB"/>
+        </w:rPr>
+        <w:t xml:space="preserve"> Kalitesi</w:t>
+      </w:r>
+    </w:p>
+    <w:p>
+      <w:pPr>
+        <w:spacing w:before="80" w:after="80"/>
+      </w:pPr>
+      <w:r>
+        <w:rPr>
+          <w:color w:val="1E293B"/>
+        </w:rPr>
+        <w:t xml:space="preserve">Türk bankası SMS formatları çok çeşitlidir ve zaman zaman değişir. </w:t>
+      </w:r>
+      <w:proofErr w:type="spellStart"/>
+      <w:r>
+        <w:rPr>
+          <w:color w:val="1E293B"/>
+        </w:rPr>
+        <w:t>Parser</w:t>
+      </w:r>
+      <w:proofErr w:type="spellEnd"/>
+      <w:r>
+        <w:rPr>
+          <w:color w:val="1E293B"/>
+        </w:rPr>
+        <w:t xml:space="preserve"> motorunu esnek ve genişletilebilir yap. Yeni bir banka eklemek tek bir </w:t>
+      </w:r>
+      <w:proofErr w:type="spellStart"/>
+      <w:r>
+        <w:rPr>
+          <w:color w:val="1E293B"/>
+        </w:rPr>
+        <w:t>regex</w:t>
+      </w:r>
+      <w:proofErr w:type="spellEnd"/>
+      <w:r>
+        <w:rPr>
+          <w:color w:val="1E293B"/>
+        </w:rPr>
+        <w:t xml:space="preserve"> satırı eklemeye indirgenmeli. Hatalı </w:t>
+      </w:r>
+      <w:proofErr w:type="spellStart"/>
+      <w:r>
+        <w:rPr>
+          <w:color w:val="1E293B"/>
+        </w:rPr>
+        <w:t>parse</w:t>
+      </w:r>
+      <w:proofErr w:type="spellEnd"/>
+      <w:r>
+        <w:rPr>
+          <w:color w:val="1E293B"/>
+        </w:rPr>
+        <w:t>, kullanıcı güvenini kalıcı olarak zedeler.</w:t>
       </w:r>
     </w:p>
     <w:p>
@@ -6749,7 +10001,15 @@
         </w:pBdr>
       </w:pPr>
       <w:r>
-        <w:t>8. Play Store Hazırlıkları</w:t>
+        <w:t xml:space="preserve">8. Play </w:t>
+      </w:r>
+      <w:proofErr w:type="spellStart"/>
+      <w:r>
+        <w:t>Store</w:t>
+      </w:r>
+      <w:proofErr w:type="spellEnd"/>
+      <w:r>
+        <w:t xml:space="preserve"> Hazırlıkları</w:t>
       </w:r>
     </w:p>
     <w:p>
@@ -6768,7 +10028,35 @@
         <w:rPr>
           <w:color w:val="1E293B"/>
         </w:rPr>
-        <w:t>Uygulama aşağıdaki Android izinlerini kullanır; her birinin Store listing'de açıklanması zorunludur:</w:t>
+        <w:t xml:space="preserve">Uygulama aşağıdaki Android izinlerini kullanır; her birinin </w:t>
+      </w:r>
+      <w:proofErr w:type="spellStart"/>
+      <w:r>
+        <w:rPr>
+          <w:color w:val="1E293B"/>
+        </w:rPr>
+        <w:t>Store</w:t>
+      </w:r>
+      <w:proofErr w:type="spellEnd"/>
+      <w:r>
+        <w:rPr>
+          <w:color w:val="1E293B"/>
+        </w:rPr>
+        <w:t xml:space="preserve"> </w:t>
+      </w:r>
+      <w:proofErr w:type="spellStart"/>
+      <w:r>
+        <w:rPr>
+          <w:color w:val="1E293B"/>
+        </w:rPr>
+        <w:t>listing'de</w:t>
+      </w:r>
+      <w:proofErr w:type="spellEnd"/>
+      <w:r>
+        <w:rPr>
+          <w:color w:val="1E293B"/>
+        </w:rPr>
+        <w:t xml:space="preserve"> açıklanması zorunludur:</w:t>
       </w:r>
     </w:p>
     <w:p>
@@ -6800,7 +10088,21 @@
         <w:rPr>
           <w:color w:val="1E293B"/>
         </w:rPr>
-        <w:t>RECEIVE_SMS / READ_SMS: Banka SMS'lerini okumak için.</w:t>
+        <w:t xml:space="preserve">RECEIVE_SMS / READ_SMS: Banka </w:t>
+      </w:r>
+      <w:proofErr w:type="spellStart"/>
+      <w:r>
+        <w:rPr>
+          <w:color w:val="1E293B"/>
+        </w:rPr>
+        <w:t>SMS'lerini</w:t>
+      </w:r>
+      <w:proofErr w:type="spellEnd"/>
+      <w:r>
+        <w:rPr>
+          <w:color w:val="1E293B"/>
+        </w:rPr>
+        <w:t xml:space="preserve"> okumak için.</w:t>
       </w:r>
     </w:p>
     <w:p>
@@ -6844,9 +10146,22 @@
       <w:pPr>
         <w:pStyle w:val="Balk2"/>
       </w:pPr>
+      <w:proofErr w:type="spellStart"/>
       <w:r>
         <w:lastRenderedPageBreak/>
-        <w:t>Store Listing İçeriği</w:t>
+        <w:t>Store</w:t>
+      </w:r>
+      <w:proofErr w:type="spellEnd"/>
+      <w:r>
+        <w:t xml:space="preserve"> </w:t>
+      </w:r>
+      <w:proofErr w:type="spellStart"/>
+      <w:r>
+        <w:t>Listing</w:t>
+      </w:r>
+      <w:proofErr w:type="spellEnd"/>
+      <w:r>
+        <w:t xml:space="preserve"> İçeriği</w:t>
       </w:r>
     </w:p>
     <w:p>
@@ -6862,7 +10177,21 @@
         <w:rPr>
           <w:color w:val="1E293B"/>
         </w:rPr>
-        <w:t>Uygulama adı: FinRadar — Abonelik Takipçisi</w:t>
+        <w:t xml:space="preserve">Uygulama adı: </w:t>
+      </w:r>
+      <w:proofErr w:type="spellStart"/>
+      <w:r>
+        <w:rPr>
+          <w:color w:val="1E293B"/>
+        </w:rPr>
+        <w:t>FinRadar</w:t>
+      </w:r>
+      <w:proofErr w:type="spellEnd"/>
+      <w:r>
+        <w:rPr>
+          <w:color w:val="1E293B"/>
+        </w:rPr>
+        <w:t xml:space="preserve"> — Abonelik Takipçisi</w:t>
       </w:r>
     </w:p>
     <w:p>
@@ -6918,11 +10247,33 @@
         </w:numPr>
         <w:spacing w:before="60" w:after="60"/>
       </w:pPr>
-      <w:r>
-        <w:rPr>
-          <w:color w:val="1E293B"/>
-        </w:rPr>
-        <w:t>Feature graphic: 1024x500px, marka renkleri kullanılarak tasarlanmış.</w:t>
+      <w:proofErr w:type="spellStart"/>
+      <w:r>
+        <w:rPr>
+          <w:color w:val="1E293B"/>
+        </w:rPr>
+        <w:t>Feature</w:t>
+      </w:r>
+      <w:proofErr w:type="spellEnd"/>
+      <w:r>
+        <w:rPr>
+          <w:color w:val="1E293B"/>
+        </w:rPr>
+        <w:t xml:space="preserve"> </w:t>
+      </w:r>
+      <w:proofErr w:type="spellStart"/>
+      <w:r>
+        <w:rPr>
+          <w:color w:val="1E293B"/>
+        </w:rPr>
+        <w:t>graphic</w:t>
+      </w:r>
+      <w:proofErr w:type="spellEnd"/>
+      <w:r>
+        <w:rPr>
+          <w:color w:val="1E293B"/>
+        </w:rPr>
+        <w:t>: 1024x500px, marka renkleri kullanılarak tasarlanmış.</w:t>
       </w:r>
     </w:p>
     <w:p>
@@ -6938,6 +10289,7 @@
         <w:spacing w:before="200" w:after="100"/>
         <w:jc w:val="center"/>
       </w:pPr>
+      <w:proofErr w:type="spellStart"/>
       <w:r>
         <w:rPr>
           <w:i/>
@@ -6946,7 +10298,18 @@
           <w:sz w:val="18"/>
           <w:szCs w:val="18"/>
         </w:rPr>
-        <w:t>FinRadar — Proje Dokümantasyonu v1.0</w:t>
+        <w:t>FinRadar</w:t>
+      </w:r>
+      <w:proofErr w:type="spellEnd"/>
+      <w:r>
+        <w:rPr>
+          <w:i/>
+          <w:iCs/>
+          <w:color w:val="94A3B8"/>
+          <w:sz w:val="18"/>
+          <w:szCs w:val="18"/>
+        </w:rPr>
+        <w:t xml:space="preserve"> — Proje Dokümantasyonu v1.0</w:t>
       </w:r>
     </w:p>
     <w:sectPr>
